--- a/output/summary/product/FederatedGqlBrakDown-product.docx
+++ b/output/summary/product/FederatedGqlBrakDown-product.docx
@@ -192,7 +192,7 @@
           <w:color w:val="444444"/>
           <w:sz w:val="18"/>
         </w:rPr>
-        <w:t xml:space="preserve">   |   Generated: 2026-07-07</w:t>
+        <w:t xml:space="preserve">   |   Generated: 2026-07-15</w:t>
       </w:r>
     </w:p>
     <w:p>
@@ -346,7 +346,7 @@
           <w:color w:val="373737"/>
           <w:sz w:val="20"/>
         </w:rPr>
-        <w:t xml:space="preserve"> query (a 17-step aggregation across 9+ services that becomes a federated composite-key entity), the </w:t>
+        <w:t xml:space="preserve"> query (a ~200-line, 14-step aggregation spanning 8 domains' data via 4 physical services, which becomes a federated composite-key entity), the </w:t>
       </w:r>
       <w:r>
         <w:rPr>
@@ -414,14 +414,57 @@
           <w:color w:val="373737"/>
           <w:sz w:val="20"/>
         </w:rPr>
-        <w:t>Option D</w:t>
+        <w:t>facade-then-federate</w:t>
       </w:r>
       <w:r>
         <w:rPr>
           <w:color w:val="373737"/>
           <w:sz w:val="20"/>
         </w:rPr>
-        <w:t xml:space="preserve"> approach for TechPack: ship a thin query over a temporary aggregation facade so it works on day 1, then federate each piece to its owning domain, then retire the facade.</w:t>
+        <w:t xml:space="preserve"> approach for TechPack (draft </w:t>
+      </w:r>
+      <w:r>
+        <w:rPr>
+          <w:b/>
+          <w:color w:val="373737"/>
+          <w:sz w:val="20"/>
+        </w:rPr>
+        <w:t>ADR-015</w:t>
+      </w:r>
+      <w:r>
+        <w:rPr>
+          <w:color w:val="373737"/>
+          <w:sz w:val="20"/>
+        </w:rPr>
+        <w:t xml:space="preserve"> Option B; the pattern </w:t>
+      </w:r>
+      <w:r>
+        <w:rPr>
+          <w:rFonts w:ascii="Courier New" w:hAnsi="Courier New"/>
+          <w:sz w:val="20"/>
+        </w:rPr>
+        <w:t>techpack-migration-options.md</w:t>
+      </w:r>
+      <w:r>
+        <w:rPr>
+          <w:color w:val="373737"/>
+          <w:sz w:val="20"/>
+        </w:rPr>
+        <w:t xml:space="preserve"> labels "Option D (hybrid)"): ship a thin query over a temporary aggregation facade so it works on day 1, then federate each piece to its owning domain, then retire the facade (</w:t>
+      </w:r>
+      <w:r>
+        <w:rPr>
+          <w:rFonts w:ascii="Courier New" w:hAnsi="Courier New"/>
+          <w:sz w:val="20"/>
+        </w:rPr>
+        <w:t>F-09</w:t>
+      </w:r>
+      <w:r>
+        <w:rPr>
+          <w:color w:val="373737"/>
+          <w:sz w:val="20"/>
+        </w:rPr>
+        <w:t>).</w:t>
       </w:r>
     </w:p>
     <w:p>
@@ -441,7 +484,7 @@
           <w:color w:val="373737"/>
           <w:sz w:val="20"/>
         </w:rPr>
-        <w:t xml:space="preserve"> the source obtains per-resource capability tokens via ACL on nearly every call; </w:t>
+        <w:t xml:space="preserve"> the legacy gateway obtains per-resource capability tokens via ACL on nearly every call. Per the program-level working decision, </w:t>
       </w:r>
       <w:r>
         <w:rPr>
@@ -449,14 +492,28 @@
           <w:color w:val="373737"/>
           <w:sz w:val="20"/>
         </w:rPr>
-        <w:t>ACL is ignored in the DGS implementation</w:t>
+        <w:t>the DGS layer carries no ACL plumbing story</w:t>
       </w:r>
       <w:r>
         <w:rPr>
           <w:color w:val="373737"/>
           <w:sz w:val="20"/>
         </w:rPr>
-        <w:t xml:space="preserve"> (no ACL story) — noted for context only.</w:t>
+        <w:t xml:space="preserve"> — each domain service performs its own access control. Each complex case carries a scenario ADR (</w:t>
+      </w:r>
+      <w:r>
+        <w:rPr>
+          <w:rFonts w:ascii="Courier New" w:hAnsi="Courier New"/>
+          <w:sz w:val="20"/>
+        </w:rPr>
+        <w:t>complexStories/*/02-adr-noacl-*.md</w:t>
+      </w:r>
+      <w:r>
+        <w:rPr>
+          <w:color w:val="373737"/>
+          <w:sz w:val="20"/>
+        </w:rPr>
+        <w:t>) recording this assumption's impact; those ratify together with the global decision. ACL steps are noted in stories for context only.</w:t>
       </w:r>
     </w:p>
     <w:p>
@@ -975,14 +1032,14 @@
                 <w:color w:val="373737"/>
                 <w:sz w:val="18"/>
               </w:rPr>
-              <w:t xml:space="preserve">green-field build stories (3 complex problems centralized as program spikes; </w:t>
+              <w:t>green-field build stories (</w:t>
             </w:r>
             <w:r>
               <w:rPr>
                 <w:rFonts w:ascii="Courier New" w:hAnsi="Courier New"/>
                 <w:sz w:val="18"/>
               </w:rPr>
-              <w:t>G11</w:t>
+              <w:t>G-11</w:t>
             </w:r>
             <w:r>
               <w:rPr>
@@ -996,7 +1053,7 @@
                 <w:rFonts w:ascii="Courier New" w:hAnsi="Courier New"/>
                 <w:sz w:val="18"/>
               </w:rPr>
-              <w:t>G11-1</w:t>
+              <w:t>G-11-1</w:t>
             </w:r>
             <w:r>
               <w:rPr>
@@ -1010,14 +1067,57 @@
                 <w:rFonts w:ascii="Courier New" w:hAnsi="Courier New"/>
                 <w:sz w:val="18"/>
               </w:rPr>
-              <w:t>G11-2</w:t>
+              <w:t>G-11-2</w:t>
             </w:r>
             <w:r>
               <w:rPr>
                 <w:color w:val="373737"/>
                 <w:sz w:val="18"/>
               </w:rPr>
-              <w:t xml:space="preserve"> = +1)</w:t>
+              <w:t xml:space="preserve"> = +1). The 3 Phase-0 spike stubs (</w:t>
+            </w:r>
+            <w:r>
+              <w:rPr>
+                <w:rFonts w:ascii="Courier New" w:hAnsi="Courier New"/>
+                <w:sz w:val="18"/>
+              </w:rPr>
+              <w:t>S-01</w:t>
+            </w:r>
+            <w:r>
+              <w:rPr>
+                <w:color w:val="373737"/>
+                <w:sz w:val="18"/>
+              </w:rPr>
+              <w:t>–</w:t>
+            </w:r>
+            <w:r>
+              <w:rPr>
+                <w:rFonts w:ascii="Courier New" w:hAnsi="Courier New"/>
+                <w:sz w:val="18"/>
+              </w:rPr>
+              <w:t>S-03</w:t>
+            </w:r>
+            <w:r>
+              <w:rPr>
+                <w:color w:val="373737"/>
+                <w:sz w:val="18"/>
+              </w:rPr>
+              <w:t xml:space="preserve">) are tracked as </w:t>
+            </w:r>
+            <w:r>
+              <w:rPr>
+                <w:b/>
+                <w:color w:val="373737"/>
+                <w:sz w:val="18"/>
+              </w:rPr>
+              <w:t>program spikes</w:t>
+            </w:r>
+            <w:r>
+              <w:rPr>
+                <w:color w:val="373737"/>
+                <w:sz w:val="18"/>
+              </w:rPr>
+              <w:t xml:space="preserve"> in the global breakdown and Jira, not as rows here</w:t>
             </w:r>
           </w:p>
         </w:tc>
@@ -1047,7 +1147,7 @@
           <w:color w:val="444444"/>
           <w:sz w:val="18"/>
         </w:rPr>
-        <w:t>This domain's complex, cross-cutting problems are tracked once as program spikes in the global breakdown — see 'Phase 0 — Program Spikes' and 'Spike Detail' (the brief, the decision, intended cross-domain steps, and every affected resolver's external deps + current logic) in Federated+Graphql+Stories+-+BreakDown. Nothing from there is repeated here; the stories below just link to it. Follow a story's SPARK-SPIKE-0x id to the global Spike Detail for the target flow + the external services each resolver calls (see 'How to read the spikes &amp; related stories' in the global doc).</w:t>
+        <w:t>This domain's complex, cross-cutting problems are tracked once as program spikes in the global breakdown — see 'Phase 0 — Program Spikes' and 'Spike Detail' (the brief, the decision, intended cross-domain steps, and every affected resolver's external deps + current logic) in Federated+Graphql+Stories+-+BreakDown. Nothing from there is repeated here; the stories below just link to it. Follow a story's SPIKE-0x id to the global Spike Detail for the target flow + the external services each resolver calls (see 'How to read the spikes &amp; related stories' in the global doc).</w:t>
       </w:r>
     </w:p>
     <w:tbl>
@@ -1149,7 +1249,7 @@
                 <w:color w:val="373737"/>
                 <w:sz w:val="18"/>
               </w:rPr>
-              <w:t>🔴🔬 SPARK-PROD-C01 — getProducts(...) two-stage hydration</w:t>
+              <w:t>🔴🔬 PRODUCT-BE-C-01 — getProducts(...) two-stage hydration</w:t>
             </w:r>
           </w:p>
         </w:tc>
@@ -1167,7 +1267,7 @@
                 <w:color w:val="373737"/>
                 <w:sz w:val="18"/>
               </w:rPr>
-              <w:t>SPARK-SPIKE-06</w:t>
+              <w:t>SPIKE-06a</w:t>
             </w:r>
           </w:p>
         </w:tc>
@@ -1185,7 +1285,7 @@
                 <w:color w:val="373737"/>
                 <w:sz w:val="18"/>
               </w:rPr>
-              <w:t>Cross-Domain Association / Hydration</w:t>
+              <w:t>Hydration</w:t>
             </w:r>
           </w:p>
         </w:tc>
@@ -1206,7 +1306,7 @@
                 <w:color w:val="373737"/>
                 <w:sz w:val="18"/>
               </w:rPr>
-              <w:t>🔴🔬 SPARK-PROD-D01 — addProduct</w:t>
+              <w:t>🔴🔬 PRODUCT-BE-D-01 — addProduct</w:t>
             </w:r>
           </w:p>
         </w:tc>
@@ -1225,7 +1325,7 @@
                 <w:color w:val="373737"/>
                 <w:sz w:val="18"/>
               </w:rPr>
-              <w:t>SPARK-SPIKE-06</w:t>
+              <w:t>SPIKE-06b</w:t>
             </w:r>
           </w:p>
         </w:tc>
@@ -1244,7 +1344,7 @@
                 <w:color w:val="373737"/>
                 <w:sz w:val="18"/>
               </w:rPr>
-              <w:t>Cross-Domain Association / Hydration</w:t>
+              <w:t>Cross-Domain Association</w:t>
             </w:r>
           </w:p>
         </w:tc>
@@ -1264,7 +1364,7 @@
                 <w:color w:val="373737"/>
                 <w:sz w:val="18"/>
               </w:rPr>
-              <w:t>🔴🔬 SPARK-PROD-D02 — addProducts (bulk)</w:t>
+              <w:t>🔴🔬 PRODUCT-BE-D-02 — addProducts (bulk)</w:t>
             </w:r>
           </w:p>
         </w:tc>
@@ -1282,7 +1382,7 @@
                 <w:color w:val="373737"/>
                 <w:sz w:val="18"/>
               </w:rPr>
-              <w:t>SPARK-SPIKE-06</w:t>
+              <w:t>SPIKE-06b</w:t>
             </w:r>
           </w:p>
         </w:tc>
@@ -1300,7 +1400,7 @@
                 <w:color w:val="373737"/>
                 <w:sz w:val="18"/>
               </w:rPr>
-              <w:t>Cross-Domain Association / Hydration</w:t>
+              <w:t>Cross-Domain Association</w:t>
             </w:r>
           </w:p>
         </w:tc>
@@ -1321,7 +1421,7 @@
                 <w:color w:val="373737"/>
                 <w:sz w:val="18"/>
               </w:rPr>
-              <w:t>🔴🔬 SPARK-PROD-D03 — bulkUpdateProducts</w:t>
+              <w:t>🔴🔬 PRODUCT-BE-D-04 — updateProduct</w:t>
             </w:r>
           </w:p>
         </w:tc>
@@ -1340,7 +1440,7 @@
                 <w:color w:val="373737"/>
                 <w:sz w:val="18"/>
               </w:rPr>
-              <w:t>SPARK-SPIKE-06</w:t>
+              <w:t>SPIKE-06b</w:t>
             </w:r>
           </w:p>
         </w:tc>
@@ -1359,7 +1459,7 @@
                 <w:color w:val="373737"/>
                 <w:sz w:val="18"/>
               </w:rPr>
-              <w:t>Cross-Domain Association / Hydration</w:t>
+              <w:t>Cross-Domain Association</w:t>
             </w:r>
           </w:p>
         </w:tc>
@@ -1379,7 +1479,7 @@
                 <w:color w:val="373737"/>
                 <w:sz w:val="18"/>
               </w:rPr>
-              <w:t>🔴🔬 SPARK-PROD-D04 — updateProduct</w:t>
+              <w:t>🔴🔬 PRODUCT-BE-E-01 — productBusinessPartnerActions (REMOVE/DROP/UNDROP)</w:t>
             </w:r>
           </w:p>
         </w:tc>
@@ -1397,7 +1497,7 @@
                 <w:color w:val="373737"/>
                 <w:sz w:val="18"/>
               </w:rPr>
-              <w:t>SPARK-SPIKE-06</w:t>
+              <w:t>SPIKE-03</w:t>
             </w:r>
           </w:p>
         </w:tc>
@@ -1415,7 +1515,7 @@
                 <w:color w:val="373737"/>
                 <w:sz w:val="18"/>
               </w:rPr>
-              <w:t>Cross-Domain Association / Hydration</w:t>
+              <w:t>Partner Drop/Undrop + Ownership</w:t>
             </w:r>
           </w:p>
         </w:tc>
@@ -1436,7 +1536,7 @@
                 <w:color w:val="373737"/>
                 <w:sz w:val="18"/>
               </w:rPr>
-              <w:t>🔴🔬 SPARK-PROD-D06 — addTeamsToProduct 🔀 Collab Canvas</w:t>
+              <w:t>🔴🔬 PRODUCT-BE-E-02 — updateComponentStatuses (5-loader fan-out)</w:t>
             </w:r>
           </w:p>
         </w:tc>
@@ -1455,7 +1555,7 @@
                 <w:color w:val="373737"/>
                 <w:sz w:val="18"/>
               </w:rPr>
-              <w:t>SPARK-SPIKE-06</w:t>
+              <w:t>SPIKE-01</w:t>
             </w:r>
           </w:p>
         </w:tc>
@@ -1474,7 +1574,7 @@
                 <w:color w:val="373737"/>
                 <w:sz w:val="18"/>
               </w:rPr>
-              <w:t>Cross-Domain Association / Hydration</w:t>
+              <w:t>Non-Atomic Write Saga</w:t>
             </w:r>
           </w:p>
         </w:tc>
@@ -1494,7 +1594,7 @@
                 <w:color w:val="373737"/>
                 <w:sz w:val="18"/>
               </w:rPr>
-              <w:t>🔴🔬 SPARK-PROD-D07 — addBusinessPartnersToProductWithType 🔀 Collab Canvas</w:t>
+              <w:t>🔴🔬 PRODUCT-BE-E-03 — getProductTechPackCountV1 stub + aggregation facade (facade-then-federate, Phase 1)</w:t>
             </w:r>
           </w:p>
         </w:tc>
@@ -1512,7 +1612,7 @@
                 <w:color w:val="373737"/>
                 <w:sz w:val="18"/>
               </w:rPr>
-              <w:t>SPARK-SPIKE-06</w:t>
+              <w:t>SPIKE-02</w:t>
             </w:r>
           </w:p>
         </w:tc>
@@ -1530,7 +1630,7 @@
                 <w:color w:val="373737"/>
                 <w:sz w:val="18"/>
               </w:rPr>
-              <w:t>Cross-Domain Association / Hydration</w:t>
+              <w:t>TechPack Aggregate</w:t>
             </w:r>
           </w:p>
         </w:tc>
@@ -1551,7 +1651,7 @@
                 <w:color w:val="373737"/>
                 <w:sz w:val="18"/>
               </w:rPr>
-              <w:t>🔴🔬 SPARK-PROD-D11 — updateWorkspaceAttributes 🔀 Collab Canvas</w:t>
+              <w:t>🔴🔬 PRODUCT-BE-E-04 — getProductTechPackBulkCountV1 (bulk wrapper, ordering fix)</w:t>
             </w:r>
           </w:p>
         </w:tc>
@@ -1570,7 +1670,7 @@
                 <w:color w:val="373737"/>
                 <w:sz w:val="18"/>
               </w:rPr>
-              <w:t>SPARK-SPIKE-06</w:t>
+              <w:t>SPIKE-02</w:t>
             </w:r>
           </w:p>
         </w:tc>
@@ -1589,7 +1689,7 @@
                 <w:color w:val="373737"/>
                 <w:sz w:val="18"/>
               </w:rPr>
-              <w:t>Cross-Domain Association / Hydration</w:t>
+              <w:t>TechPack Aggregate</w:t>
             </w:r>
           </w:p>
         </w:tc>
@@ -1609,7 +1709,7 @@
                 <w:color w:val="373737"/>
                 <w:sz w:val="18"/>
               </w:rPr>
-              <w:t>🔴🔬 SPARK-PROD-E01 — productBusinessPartnerActions (REMOVE/DROP/UNDROP)</w:t>
+              <w:t>🔴🔬 PRODUCT-BE-G-07 — Product.vendorAttributes + businessPartners + droppedPartners + unDroppablePartners + status</w:t>
             </w:r>
           </w:p>
         </w:tc>
@@ -1627,7 +1727,7 @@
                 <w:color w:val="373737"/>
                 <w:sz w:val="18"/>
               </w:rPr>
-              <w:t>SPARK-SPIKE-03</w:t>
+              <w:t>SPIKE-04</w:t>
             </w:r>
           </w:p>
         </w:tc>
@@ -1645,7 +1745,7 @@
                 <w:color w:val="373737"/>
                 <w:sz w:val="18"/>
               </w:rPr>
-              <w:t>Partner Drop/Undrop + Ownership</w:t>
+              <w:t>Not-Removable / Undroppable Partners</w:t>
             </w:r>
           </w:p>
         </w:tc>
@@ -1666,7 +1766,7 @@
                 <w:color w:val="373737"/>
                 <w:sz w:val="18"/>
               </w:rPr>
-              <w:t>🔴🔬 SPARK-PROD-E02 — updateComponentStatuses (5-loader fan-out)</w:t>
+              <w:t>🔴🔬 PRODUCT-BE-G-11-1 — Product.notRemovablePartnerIds + notRemovableWorkspaceIds</w:t>
             </w:r>
           </w:p>
         </w:tc>
@@ -1685,184 +1785,13 @@
                 <w:color w:val="373737"/>
                 <w:sz w:val="18"/>
               </w:rPr>
-              <w:t>SPARK-SPIKE-01</w:t>
+              <w:t>SPIKE-04</w:t>
             </w:r>
           </w:p>
         </w:tc>
         <w:tc>
           <w:tcPr>
             <w:shd w:val="clear" w:color="auto" w:fill="F5F8FF"/>
-            <w:vAlign w:val="top"/>
-            <w:tcW w:w="3456" w:type="dxa"/>
-          </w:tcPr>
-          <w:p>
-            <w:pPr>
-              <w:jc w:val="left"/>
-            </w:pPr>
-            <w:r>
-              <w:rPr>
-                <w:color w:val="373737"/>
-                <w:sz w:val="18"/>
-              </w:rPr>
-              <w:t>Non-Atomic Write Saga</w:t>
-            </w:r>
-          </w:p>
-        </w:tc>
-      </w:tr>
-      <w:tr>
-        <w:tc>
-          <w:tcPr>
-            <w:vAlign w:val="top"/>
-            <w:tcW w:w="6623" w:type="dxa"/>
-          </w:tcPr>
-          <w:p>
-            <w:pPr>
-              <w:jc w:val="left"/>
-            </w:pPr>
-            <w:r>
-              <w:rPr>
-                <w:color w:val="373737"/>
-                <w:sz w:val="18"/>
-              </w:rPr>
-              <w:t>🔴🔬 SPARK-PROD-E03 — getProductTechPackCountV1 stub + aggregation facade (Option D Phase 1)</w:t>
-            </w:r>
-          </w:p>
-        </w:tc>
-        <w:tc>
-          <w:tcPr>
-            <w:vAlign w:val="top"/>
-            <w:tcW w:w="2160" w:type="dxa"/>
-          </w:tcPr>
-          <w:p>
-            <w:pPr>
-              <w:jc w:val="left"/>
-            </w:pPr>
-            <w:r>
-              <w:rPr>
-                <w:color w:val="373737"/>
-                <w:sz w:val="18"/>
-              </w:rPr>
-              <w:t>SPARK-SPIKE-02</w:t>
-            </w:r>
-          </w:p>
-        </w:tc>
-        <w:tc>
-          <w:tcPr>
-            <w:vAlign w:val="top"/>
-            <w:tcW w:w="3456" w:type="dxa"/>
-          </w:tcPr>
-          <w:p>
-            <w:pPr>
-              <w:jc w:val="left"/>
-            </w:pPr>
-            <w:r>
-              <w:rPr>
-                <w:color w:val="373737"/>
-                <w:sz w:val="18"/>
-              </w:rPr>
-              <w:t>TechPack Aggregate</w:t>
-            </w:r>
-          </w:p>
-        </w:tc>
-      </w:tr>
-      <w:tr>
-        <w:tc>
-          <w:tcPr>
-            <w:shd w:val="clear" w:color="auto" w:fill="F5F8FF"/>
-            <w:vAlign w:val="top"/>
-            <w:tcW w:w="6623" w:type="dxa"/>
-          </w:tcPr>
-          <w:p>
-            <w:pPr>
-              <w:jc w:val="left"/>
-            </w:pPr>
-            <w:r>
-              <w:rPr>
-                <w:color w:val="373737"/>
-                <w:sz w:val="18"/>
-              </w:rPr>
-              <w:t>🔴🔬 SPARK-PROD-E04 — getProductTechPackBulkCountV1 (bulk wrapper, ordering fix)</w:t>
-            </w:r>
-          </w:p>
-        </w:tc>
-        <w:tc>
-          <w:tcPr>
-            <w:shd w:val="clear" w:color="auto" w:fill="F5F8FF"/>
-            <w:vAlign w:val="top"/>
-            <w:tcW w:w="2160" w:type="dxa"/>
-          </w:tcPr>
-          <w:p>
-            <w:pPr>
-              <w:jc w:val="left"/>
-            </w:pPr>
-            <w:r>
-              <w:rPr>
-                <w:color w:val="373737"/>
-                <w:sz w:val="18"/>
-              </w:rPr>
-              <w:t>SPARK-SPIKE-02</w:t>
-            </w:r>
-          </w:p>
-        </w:tc>
-        <w:tc>
-          <w:tcPr>
-            <w:shd w:val="clear" w:color="auto" w:fill="F5F8FF"/>
-            <w:vAlign w:val="top"/>
-            <w:tcW w:w="3456" w:type="dxa"/>
-          </w:tcPr>
-          <w:p>
-            <w:pPr>
-              <w:jc w:val="left"/>
-            </w:pPr>
-            <w:r>
-              <w:rPr>
-                <w:color w:val="373737"/>
-                <w:sz w:val="18"/>
-              </w:rPr>
-              <w:t>TechPack Aggregate</w:t>
-            </w:r>
-          </w:p>
-        </w:tc>
-      </w:tr>
-      <w:tr>
-        <w:tc>
-          <w:tcPr>
-            <w:vAlign w:val="top"/>
-            <w:tcW w:w="6623" w:type="dxa"/>
-          </w:tcPr>
-          <w:p>
-            <w:pPr>
-              <w:jc w:val="left"/>
-            </w:pPr>
-            <w:r>
-              <w:rPr>
-                <w:color w:val="373737"/>
-                <w:sz w:val="18"/>
-              </w:rPr>
-              <w:t>🔴🔬 SPARK-PROD-G07 — Product.vendorAttributes + businessPartners + droppedPartners + unDroppablePartners + status</w:t>
-            </w:r>
-          </w:p>
-        </w:tc>
-        <w:tc>
-          <w:tcPr>
-            <w:vAlign w:val="top"/>
-            <w:tcW w:w="2160" w:type="dxa"/>
-          </w:tcPr>
-          <w:p>
-            <w:pPr>
-              <w:jc w:val="left"/>
-            </w:pPr>
-            <w:r>
-              <w:rPr>
-                <w:color w:val="373737"/>
-                <w:sz w:val="18"/>
-              </w:rPr>
-              <w:t>SPARK-SPIKE-04</w:t>
-            </w:r>
-          </w:p>
-        </w:tc>
-        <w:tc>
-          <w:tcPr>
             <w:vAlign w:val="top"/>
             <w:tcW w:w="3456" w:type="dxa"/>
           </w:tcPr>
@@ -2121,7 +2050,7 @@
                 <w:color w:val="373737"/>
                 <w:sz w:val="18"/>
               </w:rPr>
-              <w:t>after B01</w:t>
+              <w:t>after B-01</w:t>
             </w:r>
           </w:p>
         </w:tc>
@@ -2218,14 +2147,35 @@
                 <w:color w:val="373737"/>
                 <w:sz w:val="18"/>
               </w:rPr>
-              <w:t xml:space="preserve">after B01; C01 gated on </w:t>
+              <w:t xml:space="preserve">after B-01; C-01 gated on </w:t>
             </w:r>
             <w:r>
               <w:rPr>
                 <w:rFonts w:ascii="Courier New" w:hAnsi="Courier New"/>
                 <w:sz w:val="18"/>
               </w:rPr>
-              <w:t>SPARK-SPIKE-06</w:t>
+              <w:t>SPIKE-06a</w:t>
+            </w:r>
+            <w:r>
+              <w:rPr>
+                <w:color w:val="373737"/>
+                <w:sz w:val="18"/>
+              </w:rPr>
+              <w:t xml:space="preserve"> (Hydration, via </w:t>
+            </w:r>
+            <w:r>
+              <w:rPr>
+                <w:rFonts w:ascii="Courier New" w:hAnsi="Courier New"/>
+                <w:sz w:val="18"/>
+              </w:rPr>
+              <w:t>PRODUCT-BE-S-02</w:t>
+            </w:r>
+            <w:r>
+              <w:rPr>
+                <w:color w:val="373737"/>
+                <w:sz w:val="18"/>
+              </w:rPr>
+              <w:t>)</w:t>
             </w:r>
           </w:p>
         </w:tc>
@@ -2317,14 +2267,35 @@
                 <w:color w:val="373737"/>
                 <w:sz w:val="18"/>
               </w:rPr>
-              <w:t xml:space="preserve">after B01; D01-D04/D06/D07/D11 gated on </w:t>
+              <w:t xml:space="preserve">after B-01; D-01/D-02/D-04 gated on </w:t>
             </w:r>
             <w:r>
               <w:rPr>
                 <w:rFonts w:ascii="Courier New" w:hAnsi="Courier New"/>
                 <w:sz w:val="18"/>
               </w:rPr>
-              <w:t>SPARK-SPIKE-06</w:t>
+              <w:t>SPIKE-06b</w:t>
+            </w:r>
+            <w:r>
+              <w:rPr>
+                <w:color w:val="373737"/>
+                <w:sz w:val="18"/>
+              </w:rPr>
+              <w:t xml:space="preserve"> (Association, via </w:t>
+            </w:r>
+            <w:r>
+              <w:rPr>
+                <w:rFonts w:ascii="Courier New" w:hAnsi="Courier New"/>
+                <w:sz w:val="18"/>
+              </w:rPr>
+              <w:t>PRODUCT-BE-S-01</w:t>
+            </w:r>
+            <w:r>
+              <w:rPr>
+                <w:color w:val="373737"/>
+                <w:sz w:val="18"/>
+              </w:rPr>
+              <w:t>); D-03/D-06/D-07/D-11 unblocked (single-backend, per ADR-011 scope)</w:t>
             </w:r>
           </w:p>
         </w:tc>
@@ -2421,14 +2392,14 @@
                 <w:color w:val="373737"/>
                 <w:sz w:val="18"/>
               </w:rPr>
-              <w:t xml:space="preserve">E01 gated on </w:t>
+              <w:t xml:space="preserve">E-01 gated on </w:t>
             </w:r>
             <w:r>
               <w:rPr>
                 <w:rFonts w:ascii="Courier New" w:hAnsi="Courier New"/>
                 <w:sz w:val="18"/>
               </w:rPr>
-              <w:t>SPARK-SPIKE-03</w:t>
+              <w:t>SPIKE-03</w:t>
             </w:r>
           </w:p>
         </w:tc>
@@ -2520,7 +2491,7 @@
                 <w:color w:val="373737"/>
                 <w:sz w:val="18"/>
               </w:rPr>
-              <w:t>after E03 / siblings</w:t>
+              <w:t>after E-03 / siblings</w:t>
             </w:r>
           </w:p>
         </w:tc>
@@ -2617,14 +2588,14 @@
                 <w:color w:val="373737"/>
                 <w:sz w:val="18"/>
               </w:rPr>
-              <w:t xml:space="preserve">after B01. </w:t>
+              <w:t xml:space="preserve">after B-01. </w:t>
             </w:r>
             <w:r>
               <w:rPr>
                 <w:rFonts w:ascii="Courier New" w:hAnsi="Courier New"/>
                 <w:sz w:val="18"/>
               </w:rPr>
-              <w:t>G11</w:t>
+              <w:t>G-11</w:t>
             </w:r>
             <w:r>
               <w:rPr>
@@ -2638,7 +2609,7 @@
                 <w:rFonts w:ascii="Courier New" w:hAnsi="Courier New"/>
                 <w:sz w:val="18"/>
               </w:rPr>
-              <w:t>G11-1</w:t>
+              <w:t>G-11-1</w:t>
             </w:r>
             <w:r>
               <w:rPr>
@@ -2652,7 +2623,7 @@
                 <w:rFonts w:ascii="Courier New" w:hAnsi="Courier New"/>
                 <w:sz w:val="18"/>
               </w:rPr>
-              <w:t>G11-2</w:t>
+              <w:t>G-11-2</w:t>
             </w:r>
             <w:r>
               <w:rPr>
@@ -2736,14 +2707,14 @@
                 <w:color w:val="373737"/>
                 <w:sz w:val="18"/>
               </w:rPr>
-              <w:t>203–348d</w:t>
+              <w:t>194–326d</w:t>
             </w:r>
             <w:r>
               <w:rPr>
                 <w:color w:val="373737"/>
                 <w:sz w:val="18"/>
               </w:rPr>
-              <w:t xml:space="preserve"> (buffered)</w:t>
+              <w:t xml:space="preserve"> (buffered; sum of phase rows)</w:t>
             </w:r>
           </w:p>
         </w:tc>
@@ -2788,14 +2759,14 @@
           <w:color w:val="444444"/>
           <w:sz w:val="18"/>
         </w:rPr>
-        <w:t>40–66 sprints</w:t>
+        <w:t>39–66 sprints</w:t>
       </w:r>
       <w:r>
         <w:rPr>
           <w:color w:val="444444"/>
           <w:sz w:val="18"/>
         </w:rPr>
-        <w:t>. Heavily parallelizable after B01; 2–3 engineers strongly recommended.</w:t>
+        <w:t>. Heavily parallelizable after B-01; 2–3 engineers strongly recommended.</w:t>
       </w:r>
     </w:p>
     <w:p>
@@ -2928,7 +2899,7 @@
                 <w:color w:val="373737"/>
                 <w:sz w:val="18"/>
               </w:rPr>
-              <w:t>~42–71 sprints</w:t>
+              <w:t>~39–66 sprints</w:t>
             </w:r>
           </w:p>
         </w:tc>
@@ -3005,7 +2976,7 @@
                 <w:color w:val="373737"/>
                 <w:sz w:val="18"/>
               </w:rPr>
-              <w:t>B/C/D parallel after B01</w:t>
+              <w:t>B/C/D parallel after B-01</w:t>
             </w:r>
           </w:p>
         </w:tc>
@@ -3256,7 +3227,7 @@
                 <w:color w:val="373737"/>
                 <w:sz w:val="18"/>
               </w:rPr>
-              <w:t>B01 (DGS module init + service wiring + first resolver)</w:t>
+              <w:t>B-01 (DGS module init + service wiring + first resolver)</w:t>
             </w:r>
           </w:p>
         </w:tc>
@@ -3313,7 +3284,7 @@
                 <w:color w:val="373737"/>
                 <w:sz w:val="18"/>
               </w:rPr>
-              <w:t>B01–B11</w:t>
+              <w:t>B-01–B-11</w:t>
             </w:r>
           </w:p>
         </w:tc>
@@ -3371,7 +3342,7 @@
                 <w:color w:val="373737"/>
                 <w:sz w:val="18"/>
               </w:rPr>
-              <w:t>C01–C05</w:t>
+              <w:t>C-01–C-05</w:t>
             </w:r>
           </w:p>
         </w:tc>
@@ -3390,14 +3361,14 @@
                 <w:color w:val="373737"/>
                 <w:sz w:val="18"/>
               </w:rPr>
-              <w:t xml:space="preserve">search/listing + rating + rules search (C01 needs </w:t>
+              <w:t xml:space="preserve">search/listing + rating + rules search (C-01 needs </w:t>
             </w:r>
             <w:r>
               <w:rPr>
                 <w:rFonts w:ascii="Courier New" w:hAnsi="Courier New"/>
                 <w:sz w:val="18"/>
               </w:rPr>
-              <w:t>SPARK-SPIKE-06</w:t>
+              <w:t>SPIKE-06a</w:t>
             </w:r>
             <w:r>
               <w:rPr>
@@ -3442,7 +3413,7 @@
                 <w:color w:val="373737"/>
                 <w:sz w:val="18"/>
               </w:rPr>
-              <w:t>D01–D18</w:t>
+              <w:t>D-01–D-18</w:t>
             </w:r>
           </w:p>
         </w:tc>
@@ -3460,21 +3431,21 @@
                 <w:color w:val="373737"/>
                 <w:sz w:val="18"/>
               </w:rPr>
-              <w:t xml:space="preserve">all simple mutations, parallelizable (D01-D04/D06/D07/D11 need </w:t>
+              <w:t xml:space="preserve">all simple mutations, parallelizable (D-01/D-02/D-04 need </w:t>
             </w:r>
             <w:r>
               <w:rPr>
                 <w:rFonts w:ascii="Courier New" w:hAnsi="Courier New"/>
                 <w:sz w:val="18"/>
               </w:rPr>
-              <w:t>SPARK-SPIKE-06</w:t>
+              <w:t>SPIKE-06b</w:t>
             </w:r>
             <w:r>
               <w:rPr>
                 <w:color w:val="373737"/>
                 <w:sz w:val="18"/>
               </w:rPr>
-              <w:t xml:space="preserve"> concluded)</w:t>
+              <w:t xml:space="preserve"> concluded; D-03/D-06/D-07/D-11 unblocked)</w:t>
             </w:r>
           </w:p>
         </w:tc>
@@ -3514,7 +3485,7 @@
                 <w:color w:val="373737"/>
                 <w:sz w:val="18"/>
               </w:rPr>
-              <w:t>E03/E04</w:t>
+              <w:t>E-03/E-04</w:t>
             </w:r>
           </w:p>
         </w:tc>
@@ -3533,7 +3504,7 @@
                 <w:color w:val="373737"/>
                 <w:sz w:val="18"/>
               </w:rPr>
-              <w:t>TechPack facade + bulk (focused; facade-vs-federate spike already resolved)</w:t>
+              <w:t>TechPack facade + bulk (focused; facade-then-federate direction already resolved, draft ADR-015)</w:t>
             </w:r>
           </w:p>
         </w:tc>
@@ -3571,7 +3542,7 @@
                 <w:color w:val="373737"/>
                 <w:sz w:val="18"/>
               </w:rPr>
-              <w:t>E01/E02</w:t>
+              <w:t>E-01/E-02</w:t>
             </w:r>
           </w:p>
         </w:tc>
@@ -3596,7 +3567,7 @@
                 <w:rFonts w:ascii="Courier New" w:hAnsi="Courier New"/>
                 <w:sz w:val="18"/>
               </w:rPr>
-              <w:t>SPARK-SPIKE-03</w:t>
+              <w:t>SPIKE-03</w:t>
             </w:r>
             <w:r>
               <w:rPr>
@@ -3643,7 +3614,7 @@
                 <w:color w:val="373737"/>
                 <w:sz w:val="18"/>
               </w:rPr>
-              <w:t>G01–G10, G11-1, G11-2, G12–G14</w:t>
+              <w:t>G-01–G-10, G-11-1, G-11-2, G-12–G-14</w:t>
             </w:r>
           </w:p>
         </w:tc>
@@ -3662,7 +3633,7 @@
                 <w:color w:val="373737"/>
                 <w:sz w:val="18"/>
               </w:rPr>
-              <w:t>field resolvers (G01/G02 X-Large get their own sprint)</w:t>
+              <w:t>field resolvers (G-01/G-02 X-Large get their own sprint)</w:t>
             </w:r>
           </w:p>
         </w:tc>
@@ -3700,7 +3671,7 @@
                 <w:color w:val="373737"/>
                 <w:sz w:val="18"/>
               </w:rPr>
-              <w:t>G15 + G16</w:t>
+              <w:t>G-15 + G-16</w:t>
             </w:r>
           </w:p>
         </w:tc>
@@ -3758,7 +3729,7 @@
                 <w:color w:val="373737"/>
                 <w:sz w:val="18"/>
               </w:rPr>
-              <w:t>F01–F09</w:t>
+              <w:t>F-01–F-09</w:t>
             </w:r>
           </w:p>
         </w:tc>
@@ -3815,7 +3786,7 @@
                 <w:color w:val="373737"/>
                 <w:sz w:val="18"/>
               </w:rPr>
-              <w:t>F10–F12</w:t>
+              <w:t>F-10–F-12</w:t>
             </w:r>
           </w:p>
         </w:tc>
@@ -4023,7 +3994,7 @@
                 <w:color w:val="1F497D"/>
                 <w:sz w:val="17"/>
               </w:rPr>
-              <w:t>SPARK-PROD-B01</w:t>
+              <w:t>PRODUCT-BE-B-01</w:t>
             </w:r>
           </w:p>
           <w:p>
@@ -4212,7 +4183,7 @@
                 <w:color w:val="1F497D"/>
                 <w:sz w:val="17"/>
               </w:rPr>
-              <w:t>SPARK-PROD-B02</w:t>
+              <w:t>PRODUCT-BE-B-02</w:t>
             </w:r>
           </w:p>
           <w:p>
@@ -4404,7 +4375,7 @@
                 <w:color w:val="1F497D"/>
                 <w:sz w:val="17"/>
               </w:rPr>
-              <w:t>SPARK-PROD-B03</w:t>
+              <w:t>PRODUCT-BE-B-03</w:t>
             </w:r>
           </w:p>
           <w:p>
@@ -4600,7 +4571,7 @@
                 <w:color w:val="1F497D"/>
                 <w:sz w:val="17"/>
               </w:rPr>
-              <w:t>SPARK-PROD-B04</w:t>
+              <w:t>PRODUCT-BE-B-04</w:t>
             </w:r>
           </w:p>
           <w:p>
@@ -4772,7 +4743,7 @@
                 <w:color w:val="1F497D"/>
                 <w:sz w:val="17"/>
               </w:rPr>
-              <w:t>SPARK-PROD-B05</w:t>
+              <w:t>PRODUCT-BE-B-05</w:t>
             </w:r>
           </w:p>
           <w:p>
@@ -4941,7 +4912,7 @@
                 <w:color w:val="1F497D"/>
                 <w:sz w:val="17"/>
               </w:rPr>
-              <w:t>SPARK-PROD-B06</w:t>
+              <w:t>PRODUCT-BE-B-06</w:t>
             </w:r>
           </w:p>
           <w:p>
@@ -5113,7 +5084,7 @@
                 <w:color w:val="1F497D"/>
                 <w:sz w:val="17"/>
               </w:rPr>
-              <w:t>SPARK-PROD-B07</w:t>
+              <w:t>PRODUCT-BE-B-07</w:t>
             </w:r>
           </w:p>
           <w:p>
@@ -5282,7 +5253,7 @@
                 <w:color w:val="1F497D"/>
                 <w:sz w:val="17"/>
               </w:rPr>
-              <w:t>SPARK-PROD-B08</w:t>
+              <w:t>PRODUCT-BE-B-08</w:t>
             </w:r>
           </w:p>
           <w:p>
@@ -5454,7 +5425,7 @@
                 <w:color w:val="1F497D"/>
                 <w:sz w:val="17"/>
               </w:rPr>
-              <w:t>SPARK-PROD-B09</w:t>
+              <w:t>PRODUCT-BE-B-09</w:t>
             </w:r>
           </w:p>
           <w:p>
@@ -5623,7 +5594,7 @@
                 <w:color w:val="1F497D"/>
                 <w:sz w:val="17"/>
               </w:rPr>
-              <w:t>SPARK-PROD-B10</w:t>
+              <w:t>PRODUCT-BE-B-10</w:t>
             </w:r>
           </w:p>
           <w:p>
@@ -5841,7 +5812,7 @@
                 <w:color w:val="1F497D"/>
                 <w:sz w:val="17"/>
               </w:rPr>
-              <w:t>SPARK-PROD-B11</w:t>
+              <w:t>PRODUCT-BE-B-11</w:t>
             </w:r>
           </w:p>
           <w:p>
@@ -5968,7 +5939,7 @@
                 <w:color w:val="373737"/>
                 <w:sz w:val="17"/>
               </w:rPr>
-              <w:t>same as B10 with businessPartnerIds</w:t>
+              <w:t>same as B-10 with businessPartnerIds</w:t>
             </w:r>
           </w:p>
           <w:p>
@@ -6024,7 +5995,7 @@
           <w:color w:val="444444"/>
           <w:sz w:val="17"/>
         </w:rPr>
-        <w:t xml:space="preserve">SPARK-PROD-B01: </w:t>
+        <w:t xml:space="preserve">PRODUCT-BE-B-01: </w:t>
       </w:r>
       <w:r>
         <w:rPr>
@@ -6312,7 +6283,7 @@
                 <w:color w:val="C0392B"/>
                 <w:sz w:val="17"/>
               </w:rPr>
-              <w:t>SPARK-PROD-C01</w:t>
+              <w:t>PRODUCT-BE-C-01</w:t>
             </w:r>
           </w:p>
           <w:p>
@@ -6344,7 +6315,7 @@
                 <w:color w:val="C0392B"/>
                 <w:sz w:val="16"/>
               </w:rPr>
-              <w:t>🔴🔬 Spike-gated on SPARK-SPIKE-06 (Cross-Domain Association / Hydration)</w:t>
+              <w:t>🔴🔬 Spike-gated on SPIKE-06a (Hydration)</w:t>
             </w:r>
           </w:p>
         </w:tc>
@@ -6414,7 +6385,7 @@
                 <w:color w:val="444444"/>
                 <w:sz w:val="17"/>
               </w:rPr>
-              <w:t>SPARK-SPIKE-06</w:t>
+              <w:t>SPIKE-06a</w:t>
             </w:r>
           </w:p>
         </w:tc>
@@ -6559,7 +6530,7 @@
                 <w:rFonts w:ascii="Courier New" w:hAnsi="Courier New"/>
                 <w:sz w:val="17"/>
               </w:rPr>
-              <w:t>SPARK-SPIKE-06</w:t>
+              <w:t>SPIKE-06a</w:t>
             </w:r>
             <w:r>
               <w:rPr>
@@ -6671,7 +6642,7 @@
                 <w:color w:val="1F497D"/>
                 <w:sz w:val="17"/>
               </w:rPr>
-              <w:t>SPARK-PROD-C02</w:t>
+              <w:t>PRODUCT-BE-C-02</w:t>
             </w:r>
           </w:p>
           <w:p>
@@ -6907,7 +6878,7 @@
                 <w:color w:val="1F497D"/>
                 <w:sz w:val="17"/>
               </w:rPr>
-              <w:t>SPARK-PROD-C03</w:t>
+              <w:t>PRODUCT-BE-C-03</w:t>
             </w:r>
           </w:p>
           <w:p>
@@ -7153,7 +7124,7 @@
                 <w:color w:val="1F497D"/>
                 <w:sz w:val="17"/>
               </w:rPr>
-              <w:t>SPARK-PROD-C04</w:t>
+              <w:t>PRODUCT-BE-C-04</w:t>
             </w:r>
           </w:p>
           <w:p>
@@ -7416,7 +7387,7 @@
                 <w:color w:val="1F497D"/>
                 <w:sz w:val="17"/>
               </w:rPr>
-              <w:t>SPARK-PROD-C05</w:t>
+              <w:t>PRODUCT-BE-C-05</w:t>
             </w:r>
           </w:p>
           <w:p>
@@ -7783,7 +7754,7 @@
                 <w:color w:val="C0392B"/>
                 <w:sz w:val="17"/>
               </w:rPr>
-              <w:t>SPARK-PROD-D01</w:t>
+              <w:t>PRODUCT-BE-D-01</w:t>
             </w:r>
           </w:p>
           <w:p>
@@ -7808,7 +7779,7 @@
                 <w:color w:val="C0392B"/>
                 <w:sz w:val="16"/>
               </w:rPr>
-              <w:t>🔴🔬 Spike-gated on SPARK-SPIKE-06 (Cross-Domain Association / Hydration)</w:t>
+              <w:t>🔴🔬 Spike-gated on SPIKE-06b (Cross-Domain Association)</w:t>
             </w:r>
           </w:p>
         </w:tc>
@@ -7878,7 +7849,7 @@
                 <w:color w:val="444444"/>
                 <w:sz w:val="17"/>
               </w:rPr>
-              <w:t>SPARK-SPIKE-06</w:t>
+              <w:t>SPIKE-06b</w:t>
             </w:r>
           </w:p>
         </w:tc>
@@ -8010,7 +7981,27 @@
                 <w:color w:val="373737"/>
                 <w:sz w:val="17"/>
               </w:rPr>
-              <w:t>workspace assoc applied</w:t>
+              <w:t>workspace assoc applied via the shared association component (no bespoke fan-out code)</w:t>
+            </w:r>
+          </w:p>
+          <w:p>
+            <w:pPr>
+              <w:spacing w:after="20"/>
+              <w:ind w:left="173"/>
+            </w:pPr>
+            <w:r>
+              <w:rPr>
+                <w:color w:val="444444"/>
+                <w:sz w:val="17"/>
+              </w:rPr>
+              <w:t xml:space="preserve">• </w:t>
+            </w:r>
+            <w:r>
+              <w:rPr>
+                <w:color w:val="373737"/>
+                <w:sz w:val="17"/>
+              </w:rPr>
+              <w:t>failure after create (link or copy fails) surfaces per the mutation's declared failure policy — default fail-fast, no rollback, documented (ADR-011 §4)</w:t>
             </w:r>
           </w:p>
         </w:tc>
@@ -8044,7 +8035,7 @@
                 <w:color w:val="C0392B"/>
                 <w:sz w:val="17"/>
               </w:rPr>
-              <w:t>SPARK-PROD-D02</w:t>
+              <w:t>PRODUCT-BE-D-02</w:t>
             </w:r>
           </w:p>
           <w:p>
@@ -8076,7 +8067,7 @@
                 <w:color w:val="C0392B"/>
                 <w:sz w:val="16"/>
               </w:rPr>
-              <w:t>🔴🔬 Spike-gated on SPARK-SPIKE-06 (Cross-Domain Association / Hydration)</w:t>
+              <w:t>🔴🔬 Spike-gated on SPIKE-06b (Cross-Domain Association)</w:t>
             </w:r>
           </w:p>
         </w:tc>
@@ -8149,7 +8140,7 @@
                 <w:color w:val="444444"/>
                 <w:sz w:val="17"/>
               </w:rPr>
-              <w:t>SPARK-SPIKE-06</w:t>
+              <w:t>SPIKE-06b</w:t>
             </w:r>
           </w:p>
         </w:tc>
@@ -8248,7 +8239,41 @@
                 <w:color w:val="373737"/>
                 <w:sz w:val="17"/>
               </w:rPr>
-              <w:t>attachment links applied; no-rollback behaviour documented</w:t>
+              <w:t xml:space="preserve">attachment links applied via the shared association component; no-rollback behaviour documented (compensation deferred to </w:t>
+            </w:r>
+            <w:r>
+              <w:rPr>
+                <w:rFonts w:ascii="Courier New" w:hAnsi="Courier New"/>
+                <w:sz w:val="17"/>
+              </w:rPr>
+              <w:t>SPIKE-01</w:t>
+            </w:r>
+            <w:r>
+              <w:rPr>
+                <w:color w:val="373737"/>
+                <w:sz w:val="17"/>
+              </w:rPr>
+              <w:t>)</w:t>
+            </w:r>
+          </w:p>
+          <w:p>
+            <w:pPr>
+              <w:spacing w:after="20"/>
+              <w:ind w:left="173"/>
+            </w:pPr>
+            <w:r>
+              <w:rPr>
+                <w:color w:val="444444"/>
+                <w:sz w:val="17"/>
+              </w:rPr>
+              <w:t xml:space="preserve">• </w:t>
+            </w:r>
+            <w:r>
+              <w:rPr>
+                <w:color w:val="373737"/>
+                <w:sz w:val="17"/>
+              </w:rPr>
+              <w:t>no resolver import remains; the formerly fire-and-forget attachment re-point is awaited and its failure visible (accepted deviations per ADR-011 §4)</w:t>
             </w:r>
           </w:p>
         </w:tc>
@@ -8256,6 +8281,175 @@
       <w:tr>
         <w:tc>
           <w:tcPr>
+            <w:tcW w:w="2448" w:type="dxa"/>
+          </w:tcPr>
+          <w:p>
+            <w:pPr>
+              <w:spacing w:after="20"/>
+            </w:pPr>
+            <w:r>
+              <w:rPr>
+                <w:sz w:val="18"/>
+              </w:rPr>
+              <w:t xml:space="preserve">🔶 </w:t>
+            </w:r>
+            <w:r>
+              <w:rPr>
+                <w:rFonts w:ascii="Courier New" w:hAnsi="Courier New"/>
+                <w:b/>
+                <w:color w:val="1F497D"/>
+                <w:sz w:val="17"/>
+              </w:rPr>
+              <w:t>PRODUCT-BE-D-03</w:t>
+            </w:r>
+          </w:p>
+          <w:p>
+            <w:pPr>
+              <w:spacing w:after="20"/>
+            </w:pPr>
+            <w:r>
+              <w:rPr>
+                <w:rFonts w:ascii="Courier New" w:hAnsi="Courier New"/>
+                <w:sz w:val="17"/>
+              </w:rPr>
+              <w:t>bulkUpdateProducts</w:t>
+            </w:r>
+          </w:p>
+        </w:tc>
+        <w:tc>
+          <w:tcPr>
+            <w:tcW w:w="1152" w:type="dxa"/>
+          </w:tcPr>
+          <w:p>
+            <w:pPr>
+              <w:spacing w:after="20"/>
+            </w:pPr>
+            <w:r>
+              <w:rPr>
+                <w:color w:val="9B7A00"/>
+                <w:sz w:val="17"/>
+              </w:rPr>
+              <w:t>🟡 Medium [M]</w:t>
+            </w:r>
+          </w:p>
+        </w:tc>
+        <w:tc>
+          <w:tcPr>
+            <w:tcW w:w="1872" w:type="dxa"/>
+          </w:tcPr>
+          <w:p>
+            <w:pPr>
+              <w:spacing w:after="20"/>
+            </w:pPr>
+            <w:r>
+              <w:rPr>
+                <w:color w:val="444444"/>
+                <w:sz w:val="17"/>
+              </w:rPr>
+              <w:t>Mutation</w:t>
+            </w:r>
+          </w:p>
+        </w:tc>
+        <w:tc>
+          <w:tcPr>
+            <w:tcW w:w="1368" w:type="dxa"/>
+          </w:tcPr>
+          <w:p>
+            <w:pPr>
+              <w:spacing w:after="20"/>
+            </w:pPr>
+            <w:r>
+              <w:rPr>
+                <w:color w:val="444444"/>
+                <w:sz w:val="17"/>
+              </w:rPr>
+              <w:t>—</w:t>
+            </w:r>
+          </w:p>
+        </w:tc>
+        <w:tc>
+          <w:tcPr>
+            <w:tcW w:w="5976" w:type="dxa"/>
+          </w:tcPr>
+          <w:p>
+            <w:pPr>
+              <w:spacing w:after="20"/>
+            </w:pPr>
+            <w:r>
+              <w:rPr>
+                <w:b/>
+                <w:color w:val="373737"/>
+                <w:sz w:val="17"/>
+              </w:rPr>
+              <w:t xml:space="preserve">Intent — </w:t>
+            </w:r>
+            <w:r>
+              <w:rPr>
+                <w:color w:val="373737"/>
+                <w:sz w:val="17"/>
+              </w:rPr>
+              <w:t>Update many products in one call.</w:t>
+            </w:r>
+          </w:p>
+          <w:p>
+            <w:pPr>
+              <w:spacing w:after="20"/>
+            </w:pPr>
+            <w:r>
+              <w:rPr>
+                <w:b/>
+                <w:color w:val="373737"/>
+                <w:sz w:val="17"/>
+              </w:rPr>
+              <w:t xml:space="preserve">Today — </w:t>
+            </w:r>
+            <w:r>
+              <w:rPr>
+                <w:color w:val="373737"/>
+                <w:sz w:val="17"/>
+              </w:rPr>
+              <w:t>PUT ${v1}/mass_update</w:t>
+            </w:r>
+          </w:p>
+          <w:p>
+            <w:pPr>
+              <w:spacing w:after="20"/>
+            </w:pPr>
+            <w:r>
+              <w:rPr>
+                <w:b/>
+                <w:color w:val="373737"/>
+                <w:sz w:val="17"/>
+              </w:rPr>
+              <w:t>Done when:</w:t>
+            </w:r>
+          </w:p>
+          <w:p>
+            <w:pPr>
+              <w:spacing w:after="20"/>
+              <w:ind w:left="173"/>
+            </w:pPr>
+            <w:r>
+              <w:rPr>
+                <w:color w:val="444444"/>
+                <w:sz w:val="17"/>
+              </w:rPr>
+              <w:t xml:space="preserve">• </w:t>
+            </w:r>
+            <w:r>
+              <w:rPr>
+                <w:color w:val="373737"/>
+                <w:sz w:val="17"/>
+              </w:rPr>
+              <w:t>mass-updates products</w:t>
+            </w:r>
+          </w:p>
+        </w:tc>
+      </w:tr>
+      <w:tr>
+        <w:tc>
+          <w:tcPr>
+            <w:shd w:val="clear" w:color="auto" w:fill="F5F8FF"/>
             <w:tcW w:w="2448" w:type="dxa"/>
           </w:tcPr>
           <w:p>
@@ -8281,7 +8475,7 @@
                 <w:color w:val="C0392B"/>
                 <w:sz w:val="17"/>
               </w:rPr>
-              <w:t>SPARK-PROD-D03</w:t>
+              <w:t>PRODUCT-BE-D-04</w:t>
             </w:r>
           </w:p>
           <w:p>
@@ -8293,7 +8487,7 @@
                 <w:rFonts w:ascii="Courier New" w:hAnsi="Courier New"/>
                 <w:sz w:val="17"/>
               </w:rPr>
-              <w:t>bulkUpdateProducts</w:t>
+              <w:t>updateProduct</w:t>
             </w:r>
           </w:p>
           <w:p>
@@ -8306,195 +8500,7 @@
                 <w:color w:val="C0392B"/>
                 <w:sz w:val="16"/>
               </w:rPr>
-              <w:t>🔴🔬 Spike-gated on SPARK-SPIKE-06 (Cross-Domain Association / Hydration)</w:t>
-            </w:r>
-          </w:p>
-        </w:tc>
-        <w:tc>
-          <w:tcPr>
-            <w:tcW w:w="1152" w:type="dxa"/>
-          </w:tcPr>
-          <w:p>
-            <w:pPr>
-              <w:spacing w:after="20"/>
-            </w:pPr>
-            <w:r>
-              <w:rPr>
-                <w:color w:val="9B7A00"/>
-                <w:sz w:val="17"/>
-              </w:rPr>
-              <w:t>🟡 Medium [M]</w:t>
-            </w:r>
-          </w:p>
-        </w:tc>
-        <w:tc>
-          <w:tcPr>
-            <w:tcW w:w="1872" w:type="dxa"/>
-          </w:tcPr>
-          <w:p>
-            <w:pPr>
-              <w:spacing w:after="20"/>
-            </w:pPr>
-            <w:r>
-              <w:rPr>
-                <w:color w:val="444444"/>
-                <w:sz w:val="17"/>
-              </w:rPr>
-              <w:t>Mutation</w:t>
-            </w:r>
-          </w:p>
-        </w:tc>
-        <w:tc>
-          <w:tcPr>
-            <w:tcW w:w="1368" w:type="dxa"/>
-          </w:tcPr>
-          <w:p>
-            <w:pPr>
-              <w:spacing w:after="20"/>
-            </w:pPr>
-            <w:r>
-              <w:rPr>
-                <w:color w:val="444444"/>
-                <w:sz w:val="17"/>
-              </w:rPr>
-              <w:t>SPARK-SPIKE-06</w:t>
-            </w:r>
-          </w:p>
-        </w:tc>
-        <w:tc>
-          <w:tcPr>
-            <w:tcW w:w="5976" w:type="dxa"/>
-          </w:tcPr>
-          <w:p>
-            <w:pPr>
-              <w:spacing w:after="20"/>
-            </w:pPr>
-            <w:r>
-              <w:rPr>
-                <w:b/>
-                <w:color w:val="373737"/>
-                <w:sz w:val="17"/>
-              </w:rPr>
-              <w:t xml:space="preserve">Intent — </w:t>
-            </w:r>
-            <w:r>
-              <w:rPr>
-                <w:color w:val="373737"/>
-                <w:sz w:val="17"/>
-              </w:rPr>
-              <w:t>Update many products in one call.</w:t>
-            </w:r>
-          </w:p>
-          <w:p>
-            <w:pPr>
-              <w:spacing w:after="20"/>
-            </w:pPr>
-            <w:r>
-              <w:rPr>
-                <w:b/>
-                <w:color w:val="373737"/>
-                <w:sz w:val="17"/>
-              </w:rPr>
-              <w:t xml:space="preserve">Today — </w:t>
-            </w:r>
-            <w:r>
-              <w:rPr>
-                <w:color w:val="373737"/>
-                <w:sz w:val="17"/>
-              </w:rPr>
-              <w:t>PUT ${v1}/mass_update</w:t>
-            </w:r>
-          </w:p>
-          <w:p>
-            <w:pPr>
-              <w:spacing w:after="20"/>
-            </w:pPr>
-            <w:r>
-              <w:rPr>
-                <w:b/>
-                <w:color w:val="373737"/>
-                <w:sz w:val="17"/>
-              </w:rPr>
-              <w:t>Done when:</w:t>
-            </w:r>
-          </w:p>
-          <w:p>
-            <w:pPr>
-              <w:spacing w:after="20"/>
-              <w:ind w:left="173"/>
-            </w:pPr>
-            <w:r>
-              <w:rPr>
-                <w:color w:val="444444"/>
-                <w:sz w:val="17"/>
-              </w:rPr>
-              <w:t xml:space="preserve">• </w:t>
-            </w:r>
-            <w:r>
-              <w:rPr>
-                <w:color w:val="373737"/>
-                <w:sz w:val="17"/>
-              </w:rPr>
-              <w:t>mass-updates products</w:t>
-            </w:r>
-          </w:p>
-        </w:tc>
-      </w:tr>
-      <w:tr>
-        <w:tc>
-          <w:tcPr>
-            <w:shd w:val="clear" w:color="auto" w:fill="F5F8FF"/>
-            <w:tcW w:w="2448" w:type="dxa"/>
-          </w:tcPr>
-          <w:p>
-            <w:pPr>
-              <w:spacing w:after="20"/>
-            </w:pPr>
-            <w:r>
-              <w:rPr>
-                <w:sz w:val="18"/>
-              </w:rPr>
-              <w:t xml:space="preserve">🔴🔬 </w:t>
-            </w:r>
-            <w:r>
-              <w:rPr>
-                <w:sz w:val="18"/>
-              </w:rPr>
-              <w:t xml:space="preserve">🔶 </w:t>
-            </w:r>
-            <w:r>
-              <w:rPr>
-                <w:rFonts w:ascii="Courier New" w:hAnsi="Courier New"/>
-                <w:b/>
-                <w:color w:val="C0392B"/>
-                <w:sz w:val="17"/>
-              </w:rPr>
-              <w:t>SPARK-PROD-D04</w:t>
-            </w:r>
-          </w:p>
-          <w:p>
-            <w:pPr>
-              <w:spacing w:after="20"/>
-            </w:pPr>
-            <w:r>
-              <w:rPr>
-                <w:rFonts w:ascii="Courier New" w:hAnsi="Courier New"/>
-                <w:sz w:val="17"/>
-              </w:rPr>
-              <w:t>updateProduct</w:t>
-            </w:r>
-          </w:p>
-          <w:p>
-            <w:pPr>
-              <w:spacing w:after="20"/>
-            </w:pPr>
-            <w:r>
-              <w:rPr>
-                <w:i/>
-                <w:color w:val="C0392B"/>
-                <w:sz w:val="16"/>
-              </w:rPr>
-              <w:t>🔴🔬 Spike-gated on SPARK-SPIKE-06 (Cross-Domain Association / Hydration)</w:t>
+              <w:t>🔴🔬 Spike-gated on SPIKE-06b (Cross-Domain Association)</w:t>
             </w:r>
           </w:p>
         </w:tc>
@@ -8567,7 +8573,7 @@
                 <w:color w:val="444444"/>
                 <w:sz w:val="17"/>
               </w:rPr>
-              <w:t>SPARK-SPIKE-06</w:t>
+              <w:t>SPIKE-06b</w:t>
             </w:r>
           </w:p>
         </w:tc>
@@ -8713,7 +8719,7 @@
                 <w:color w:val="1F497D"/>
                 <w:sz w:val="17"/>
               </w:rPr>
-              <w:t>SPARK-PROD-D05</w:t>
+              <w:t>PRODUCT-BE-D-05</w:t>
             </w:r>
           </w:p>
           <w:p>
@@ -8855,399 +8861,6 @@
                 <w:sz w:val="17"/>
               </w:rPr>
               <w:t>all input fields mapped to the request</w:t>
-            </w:r>
-          </w:p>
-        </w:tc>
-      </w:tr>
-      <w:tr>
-        <w:tc>
-          <w:tcPr>
-            <w:shd w:val="clear" w:color="auto" w:fill="F5F8FF"/>
-            <w:tcW w:w="2448" w:type="dxa"/>
-          </w:tcPr>
-          <w:p>
-            <w:pPr>
-              <w:spacing w:after="20"/>
-            </w:pPr>
-            <w:r>
-              <w:rPr>
-                <w:sz w:val="18"/>
-              </w:rPr>
-              <w:t xml:space="preserve">🔴🔬 </w:t>
-            </w:r>
-            <w:r>
-              <w:rPr>
-                <w:sz w:val="18"/>
-              </w:rPr>
-              <w:t xml:space="preserve">🔶 </w:t>
-            </w:r>
-            <w:r>
-              <w:rPr>
-                <w:rFonts w:ascii="Courier New" w:hAnsi="Courier New"/>
-                <w:b/>
-                <w:color w:val="C0392B"/>
-                <w:sz w:val="17"/>
-              </w:rPr>
-              <w:t>SPARK-PROD-D06</w:t>
-            </w:r>
-          </w:p>
-          <w:p>
-            <w:pPr>
-              <w:spacing w:after="20"/>
-            </w:pPr>
-            <w:r>
-              <w:rPr>
-                <w:rFonts w:ascii="Courier New" w:hAnsi="Courier New"/>
-                <w:sz w:val="17"/>
-              </w:rPr>
-              <w:t>addTeamsToProduct</w:t>
-            </w:r>
-            <w:r>
-              <w:rPr>
-                <w:color w:val="373737"/>
-                <w:sz w:val="17"/>
-              </w:rPr>
-              <w:t xml:space="preserve"> 🔀 Collab Canvas</w:t>
-            </w:r>
-          </w:p>
-          <w:p>
-            <w:pPr>
-              <w:spacing w:after="20"/>
-            </w:pPr>
-            <w:r>
-              <w:rPr>
-                <w:i/>
-                <w:color w:val="C0392B"/>
-                <w:sz w:val="16"/>
-              </w:rPr>
-              <w:t>🔴🔬 Spike-gated on SPARK-SPIKE-06 (Cross-Domain Association / Hydration)</w:t>
-            </w:r>
-          </w:p>
-        </w:tc>
-        <w:tc>
-          <w:tcPr>
-            <w:shd w:val="clear" w:color="auto" w:fill="F5F8FF"/>
-            <w:tcW w:w="1152" w:type="dxa"/>
-          </w:tcPr>
-          <w:p>
-            <w:pPr>
-              <w:spacing w:after="20"/>
-            </w:pPr>
-            <w:r>
-              <w:rPr>
-                <w:color w:val="1E7A34"/>
-                <w:sz w:val="17"/>
-              </w:rPr>
-              <w:t>🟢 Low [XS]</w:t>
-            </w:r>
-          </w:p>
-        </w:tc>
-        <w:tc>
-          <w:tcPr>
-            <w:shd w:val="clear" w:color="auto" w:fill="F5F8FF"/>
-            <w:tcW w:w="1872" w:type="dxa"/>
-          </w:tcPr>
-          <w:p>
-            <w:pPr>
-              <w:spacing w:after="20"/>
-            </w:pPr>
-            <w:r>
-              <w:rPr>
-                <w:color w:val="444444"/>
-                <w:sz w:val="17"/>
-              </w:rPr>
-              <w:t>Mutation</w:t>
-            </w:r>
-          </w:p>
-        </w:tc>
-        <w:tc>
-          <w:tcPr>
-            <w:shd w:val="clear" w:color="auto" w:fill="F5F8FF"/>
-            <w:tcW w:w="1368" w:type="dxa"/>
-          </w:tcPr>
-          <w:p>
-            <w:pPr>
-              <w:spacing w:after="20"/>
-            </w:pPr>
-            <w:r>
-              <w:rPr>
-                <w:color w:val="444444"/>
-                <w:sz w:val="17"/>
-              </w:rPr>
-              <w:t>SPARK-SPIKE-06</w:t>
-            </w:r>
-          </w:p>
-        </w:tc>
-        <w:tc>
-          <w:tcPr>
-            <w:shd w:val="clear" w:color="auto" w:fill="F5F8FF"/>
-            <w:tcW w:w="5976" w:type="dxa"/>
-          </w:tcPr>
-          <w:p>
-            <w:pPr>
-              <w:spacing w:after="20"/>
-            </w:pPr>
-            <w:r>
-              <w:rPr>
-                <w:b/>
-                <w:color w:val="373737"/>
-                <w:sz w:val="17"/>
-              </w:rPr>
-              <w:t xml:space="preserve">Intent — </w:t>
-            </w:r>
-            <w:r>
-              <w:rPr>
-                <w:color w:val="373737"/>
-                <w:sz w:val="17"/>
-              </w:rPr>
-              <w:t>Adds teams (and their partners) to a product.</w:t>
-            </w:r>
-          </w:p>
-          <w:p>
-            <w:pPr>
-              <w:spacing w:after="20"/>
-            </w:pPr>
-            <w:r>
-              <w:rPr>
-                <w:b/>
-                <w:color w:val="373737"/>
-                <w:sz w:val="17"/>
-              </w:rPr>
-              <w:t xml:space="preserve">Today — </w:t>
-            </w:r>
-            <w:r>
-              <w:rPr>
-                <w:color w:val="373737"/>
-                <w:sz w:val="17"/>
-              </w:rPr>
-              <w:t>POST ${v1}/{productId}/resources/bulk + manage_workspace_teams</w:t>
-            </w:r>
-          </w:p>
-          <w:p>
-            <w:pPr>
-              <w:spacing w:after="20"/>
-            </w:pPr>
-            <w:r>
-              <w:rPr>
-                <w:b/>
-                <w:color w:val="373737"/>
-                <w:sz w:val="17"/>
-              </w:rPr>
-              <w:t>Done when:</w:t>
-            </w:r>
-          </w:p>
-          <w:p>
-            <w:pPr>
-              <w:spacing w:after="20"/>
-              <w:ind w:left="173"/>
-            </w:pPr>
-            <w:r>
-              <w:rPr>
-                <w:color w:val="444444"/>
-                <w:sz w:val="17"/>
-              </w:rPr>
-              <w:t xml:space="preserve">• </w:t>
-            </w:r>
-            <w:r>
-              <w:rPr>
-                <w:color w:val="373737"/>
-                <w:sz w:val="17"/>
-              </w:rPr>
-              <w:t>adds teams + new partners + workspace links</w:t>
-            </w:r>
-          </w:p>
-        </w:tc>
-      </w:tr>
-      <w:tr>
-        <w:tc>
-          <w:tcPr>
-            <w:tcW w:w="2448" w:type="dxa"/>
-          </w:tcPr>
-          <w:p>
-            <w:pPr>
-              <w:spacing w:after="20"/>
-            </w:pPr>
-            <w:r>
-              <w:rPr>
-                <w:sz w:val="18"/>
-              </w:rPr>
-              <w:t xml:space="preserve">🔴🔬 </w:t>
-            </w:r>
-            <w:r>
-              <w:rPr>
-                <w:sz w:val="18"/>
-              </w:rPr>
-              <w:t xml:space="preserve">🔶 </w:t>
-            </w:r>
-            <w:r>
-              <w:rPr>
-                <w:rFonts w:ascii="Courier New" w:hAnsi="Courier New"/>
-                <w:b/>
-                <w:color w:val="C0392B"/>
-                <w:sz w:val="17"/>
-              </w:rPr>
-              <w:t>SPARK-PROD-D07</w:t>
-            </w:r>
-          </w:p>
-          <w:p>
-            <w:pPr>
-              <w:spacing w:after="20"/>
-            </w:pPr>
-            <w:r>
-              <w:rPr>
-                <w:rFonts w:ascii="Courier New" w:hAnsi="Courier New"/>
-                <w:sz w:val="17"/>
-              </w:rPr>
-              <w:t>addBusinessPartnersToProductWithType</w:t>
-            </w:r>
-            <w:r>
-              <w:rPr>
-                <w:color w:val="373737"/>
-                <w:sz w:val="17"/>
-              </w:rPr>
-              <w:t xml:space="preserve"> 🔀 Collab Canvas</w:t>
-            </w:r>
-          </w:p>
-          <w:p>
-            <w:pPr>
-              <w:spacing w:after="20"/>
-            </w:pPr>
-            <w:r>
-              <w:rPr>
-                <w:i/>
-                <w:color w:val="C0392B"/>
-                <w:sz w:val="16"/>
-              </w:rPr>
-              <w:t>🔴🔬 Spike-gated on SPARK-SPIKE-06 (Cross-Domain Association / Hydration)</w:t>
-            </w:r>
-          </w:p>
-        </w:tc>
-        <w:tc>
-          <w:tcPr>
-            <w:tcW w:w="1152" w:type="dxa"/>
-          </w:tcPr>
-          <w:p>
-            <w:pPr>
-              <w:spacing w:after="20"/>
-            </w:pPr>
-            <w:r>
-              <w:rPr>
-                <w:color w:val="1E7A34"/>
-                <w:sz w:val="17"/>
-              </w:rPr>
-              <w:t>🟢 Low [XS]</w:t>
-            </w:r>
-          </w:p>
-        </w:tc>
-        <w:tc>
-          <w:tcPr>
-            <w:tcW w:w="1872" w:type="dxa"/>
-          </w:tcPr>
-          <w:p>
-            <w:pPr>
-              <w:spacing w:after="20"/>
-            </w:pPr>
-            <w:r>
-              <w:rPr>
-                <w:color w:val="444444"/>
-                <w:sz w:val="17"/>
-              </w:rPr>
-              <w:t>Mutation</w:t>
-            </w:r>
-          </w:p>
-        </w:tc>
-        <w:tc>
-          <w:tcPr>
-            <w:tcW w:w="1368" w:type="dxa"/>
-          </w:tcPr>
-          <w:p>
-            <w:pPr>
-              <w:spacing w:after="20"/>
-            </w:pPr>
-            <w:r>
-              <w:rPr>
-                <w:color w:val="444444"/>
-                <w:sz w:val="17"/>
-              </w:rPr>
-              <w:t>SPARK-SPIKE-06</w:t>
-            </w:r>
-          </w:p>
-        </w:tc>
-        <w:tc>
-          <w:tcPr>
-            <w:tcW w:w="5976" w:type="dxa"/>
-          </w:tcPr>
-          <w:p>
-            <w:pPr>
-              <w:spacing w:after="20"/>
-            </w:pPr>
-            <w:r>
-              <w:rPr>
-                <w:b/>
-                <w:color w:val="373737"/>
-                <w:sz w:val="17"/>
-              </w:rPr>
-              <w:t xml:space="preserve">Intent — </w:t>
-            </w:r>
-            <w:r>
-              <w:rPr>
-                <w:color w:val="373737"/>
-                <w:sz w:val="17"/>
-              </w:rPr>
-              <w:t>Adds business partners to a product with a given type.</w:t>
-            </w:r>
-          </w:p>
-          <w:p>
-            <w:pPr>
-              <w:spacing w:after="20"/>
-            </w:pPr>
-            <w:r>
-              <w:rPr>
-                <w:b/>
-                <w:color w:val="373737"/>
-                <w:sz w:val="17"/>
-              </w:rPr>
-              <w:t xml:space="preserve">Today — </w:t>
-            </w:r>
-            <w:r>
-              <w:rPr>
-                <w:color w:val="373737"/>
-                <w:sz w:val="17"/>
-              </w:rPr>
-              <w:t>POST ${v1}/{productId}/partners-add/bulk</w:t>
-            </w:r>
-          </w:p>
-          <w:p>
-            <w:pPr>
-              <w:spacing w:after="20"/>
-            </w:pPr>
-            <w:r>
-              <w:rPr>
-                <w:b/>
-                <w:color w:val="373737"/>
-                <w:sz w:val="17"/>
-              </w:rPr>
-              <w:t>Done when:</w:t>
-            </w:r>
-          </w:p>
-          <w:p>
-            <w:pPr>
-              <w:spacing w:after="20"/>
-              <w:ind w:left="173"/>
-            </w:pPr>
-            <w:r>
-              <w:rPr>
-                <w:color w:val="444444"/>
-                <w:sz w:val="17"/>
-              </w:rPr>
-              <w:t xml:space="preserve">• </w:t>
-            </w:r>
-            <w:r>
-              <w:rPr>
-                <w:color w:val="373737"/>
-                <w:sz w:val="17"/>
-              </w:rPr>
-              <w:t>adds partners with type</w:t>
             </w:r>
           </w:p>
         </w:tc>
@@ -9275,7 +8888,7 @@
                 <w:color w:val="1F497D"/>
                 <w:sz w:val="17"/>
               </w:rPr>
-              <w:t>SPARK-PROD-D08</w:t>
+              <w:t>PRODUCT-BE-D-06</w:t>
             </w:r>
           </w:p>
           <w:p>
@@ -9287,7 +8900,14 @@
                 <w:rFonts w:ascii="Courier New" w:hAnsi="Courier New"/>
                 <w:sz w:val="17"/>
               </w:rPr>
-              <w:t>removeProductResources</w:t>
+              <w:t>addTeamsToProduct</w:t>
+            </w:r>
+            <w:r>
+              <w:rPr>
+                <w:color w:val="373737"/>
+                <w:sz w:val="17"/>
+              </w:rPr>
+              <w:t xml:space="preserve"> 🔀 Collab Canvas</w:t>
             </w:r>
           </w:p>
         </w:tc>
@@ -9367,7 +8987,7 @@
                 <w:color w:val="373737"/>
                 <w:sz w:val="17"/>
               </w:rPr>
-              <w:t>Removes resources (links) from a product.</w:t>
+              <w:t>Adds teams (and their partners) to a product.</w:t>
             </w:r>
           </w:p>
           <w:p>
@@ -9387,7 +9007,7 @@
                 <w:color w:val="373737"/>
                 <w:sz w:val="17"/>
               </w:rPr>
-              <w:t>DELETE ${v1}/{productId}/resources/bulk</w:t>
+              <w:t>POST ${v1}/{productId}/resources/bulk + manage_workspace_teams</w:t>
             </w:r>
           </w:p>
           <w:p>
@@ -9420,7 +9040,41 @@
                 <w:color w:val="373737"/>
                 <w:sz w:val="17"/>
               </w:rPr>
-              <w:t>removes resources</w:t>
+              <w:t>adds teams + new partners + workspace links</w:t>
+            </w:r>
+          </w:p>
+          <w:p>
+            <w:pPr>
+              <w:spacing w:after="20"/>
+              <w:ind w:left="173"/>
+            </w:pPr>
+            <w:r>
+              <w:rPr>
+                <w:color w:val="444444"/>
+                <w:sz w:val="17"/>
+              </w:rPr>
+              <w:t xml:space="preserve">• </w:t>
+            </w:r>
+            <w:r>
+              <w:rPr>
+                <w:color w:val="373737"/>
+                <w:sz w:val="17"/>
+              </w:rPr>
+              <w:t xml:space="preserve">partner-add failure exits early with a thrown typed error (today </w:t>
+            </w:r>
+            <w:r>
+              <w:rPr>
+                <w:rFonts w:ascii="Courier New" w:hAnsi="Courier New"/>
+                <w:sz w:val="17"/>
+              </w:rPr>
+              <w:t>return new Error(...)</w:t>
+            </w:r>
+            <w:r>
+              <w:rPr>
+                <w:color w:val="373737"/>
+                <w:sz w:val="17"/>
+              </w:rPr>
+              <w:t xml:space="preserve"> — standardized per ADR-011 §4 pin-down 4, accepted deviation); teams are not added after a failed partner add (legacy order preserved)</w:t>
             </w:r>
           </w:p>
         </w:tc>
@@ -9447,7 +9101,7 @@
                 <w:color w:val="1F497D"/>
                 <w:sz w:val="17"/>
               </w:rPr>
-              <w:t>SPARK-PROD-D09</w:t>
+              <w:t>PRODUCT-BE-D-07</w:t>
             </w:r>
           </w:p>
           <w:p>
@@ -9459,7 +9113,14 @@
                 <w:rFonts w:ascii="Courier New" w:hAnsi="Courier New"/>
                 <w:sz w:val="17"/>
               </w:rPr>
-              <w:t>updateBusinessPartnerStatuses</w:t>
+              <w:t>addBusinessPartnersToProductWithType</w:t>
+            </w:r>
+            <w:r>
+              <w:rPr>
+                <w:color w:val="373737"/>
+                <w:sz w:val="17"/>
+              </w:rPr>
+              <w:t xml:space="preserve"> 🔀 Collab Canvas</w:t>
             </w:r>
           </w:p>
         </w:tc>
@@ -9535,7 +9196,7 @@
                 <w:color w:val="373737"/>
                 <w:sz w:val="17"/>
               </w:rPr>
-              <w:t>Updates the status of business partners on a product.</w:t>
+              <w:t>Adds business partners to a product with a given type.</w:t>
             </w:r>
           </w:p>
           <w:p>
@@ -9555,7 +9216,7 @@
                 <w:color w:val="373737"/>
                 <w:sz w:val="17"/>
               </w:rPr>
-              <w:t>PUT ${v1}/{productId}/status_update/bulk</w:t>
+              <w:t>POST ${v1}/{productId}/partners-add/bulk; success = response has product_id and no status_code; failure = log + return new Error(...) (returned, not thrown — surfaces…</w:t>
             </w:r>
           </w:p>
           <w:p>
@@ -9588,7 +9249,55 @@
                 <w:color w:val="373737"/>
                 <w:sz w:val="17"/>
               </w:rPr>
-              <w:t>updates partner statuses</w:t>
+              <w:t>adds partners with type</w:t>
+            </w:r>
+          </w:p>
+          <w:p>
+            <w:pPr>
+              <w:spacing w:after="20"/>
+              <w:ind w:left="173"/>
+            </w:pPr>
+            <w:r>
+              <w:rPr>
+                <w:color w:val="444444"/>
+                <w:sz w:val="17"/>
+              </w:rPr>
+              <w:t xml:space="preserve">• </w:t>
+            </w:r>
+            <w:r>
+              <w:rPr>
+                <w:color w:val="373737"/>
+                <w:sz w:val="17"/>
+              </w:rPr>
+              <w:t xml:space="preserve">failure throws a typed </w:t>
+            </w:r>
+            <w:r>
+              <w:rPr>
+                <w:rFonts w:ascii="Courier New" w:hAnsi="Courier New"/>
+                <w:sz w:val="17"/>
+              </w:rPr>
+              <w:t>DgsException</w:t>
+            </w:r>
+            <w:r>
+              <w:rPr>
+                <w:color w:val="373737"/>
+                <w:sz w:val="17"/>
+              </w:rPr>
+              <w:t xml:space="preserve"> instead of </w:t>
+            </w:r>
+            <w:r>
+              <w:rPr>
+                <w:rFonts w:ascii="Courier New" w:hAnsi="Courier New"/>
+                <w:sz w:val="17"/>
+              </w:rPr>
+              <w:t>return new Error(...)</w:t>
+            </w:r>
+            <w:r>
+              <w:rPr>
+                <w:color w:val="373737"/>
+                <w:sz w:val="17"/>
+              </w:rPr>
+              <w:t xml:space="preserve"> (accepted parity deviation, ADR-011 §4 pin-down 4)</w:t>
             </w:r>
           </w:p>
         </w:tc>
@@ -9616,7 +9325,7 @@
                 <w:color w:val="1F497D"/>
                 <w:sz w:val="17"/>
               </w:rPr>
-              <w:t>SPARK-PROD-D10</w:t>
+              <w:t>PRODUCT-BE-D-08</w:t>
             </w:r>
           </w:p>
           <w:p>
@@ -9628,7 +9337,7 @@
                 <w:rFonts w:ascii="Courier New" w:hAnsi="Courier New"/>
                 <w:sz w:val="17"/>
               </w:rPr>
-              <w:t>updateViewToggle</w:t>
+              <w:t>removeProductResources</w:t>
             </w:r>
           </w:p>
         </w:tc>
@@ -9708,7 +9417,7 @@
                 <w:color w:val="373737"/>
                 <w:sz w:val="17"/>
               </w:rPr>
-              <w:t>Toggles whether a product is hidden.</w:t>
+              <w:t>Removes resources (links) from a product.</w:t>
             </w:r>
           </w:p>
           <w:p>
@@ -9728,7 +9437,7 @@
                 <w:color w:val="373737"/>
                 <w:sz w:val="17"/>
               </w:rPr>
-              <w:t>PUT ${v1} view toggle</w:t>
+              <w:t>DELETE ${v1}/{productId}/resources/bulk</w:t>
             </w:r>
           </w:p>
           <w:p>
@@ -9761,7 +9470,7 @@
                 <w:color w:val="373737"/>
                 <w:sz w:val="17"/>
               </w:rPr>
-              <w:t>toggles hidden</w:t>
+              <w:t>removes resources</w:t>
             </w:r>
           </w:p>
         </w:tc>
@@ -9769,201 +9478,6 @@
       <w:tr>
         <w:tc>
           <w:tcPr>
-            <w:tcW w:w="2448" w:type="dxa"/>
-          </w:tcPr>
-          <w:p>
-            <w:pPr>
-              <w:spacing w:after="20"/>
-            </w:pPr>
-            <w:r>
-              <w:rPr>
-                <w:sz w:val="18"/>
-              </w:rPr>
-              <w:t xml:space="preserve">🔴🔬 </w:t>
-            </w:r>
-            <w:r>
-              <w:rPr>
-                <w:sz w:val="18"/>
-              </w:rPr>
-              <w:t xml:space="preserve">🔶 </w:t>
-            </w:r>
-            <w:r>
-              <w:rPr>
-                <w:rFonts w:ascii="Courier New" w:hAnsi="Courier New"/>
-                <w:b/>
-                <w:color w:val="C0392B"/>
-                <w:sz w:val="17"/>
-              </w:rPr>
-              <w:t>SPARK-PROD-D11</w:t>
-            </w:r>
-          </w:p>
-          <w:p>
-            <w:pPr>
-              <w:spacing w:after="20"/>
-            </w:pPr>
-            <w:r>
-              <w:rPr>
-                <w:rFonts w:ascii="Courier New" w:hAnsi="Courier New"/>
-                <w:sz w:val="17"/>
-              </w:rPr>
-              <w:t>updateWorkspaceAttributes</w:t>
-            </w:r>
-            <w:r>
-              <w:rPr>
-                <w:color w:val="373737"/>
-                <w:sz w:val="17"/>
-              </w:rPr>
-              <w:t xml:space="preserve"> 🔀 Collab Canvas</w:t>
-            </w:r>
-          </w:p>
-          <w:p>
-            <w:pPr>
-              <w:spacing w:after="20"/>
-            </w:pPr>
-            <w:r>
-              <w:rPr>
-                <w:i/>
-                <w:color w:val="C0392B"/>
-                <w:sz w:val="16"/>
-              </w:rPr>
-              <w:t>🔴🔬 Spike-gated on SPARK-SPIKE-06 (Cross-Domain Association / Hydration)</w:t>
-            </w:r>
-          </w:p>
-        </w:tc>
-        <w:tc>
-          <w:tcPr>
-            <w:tcW w:w="1152" w:type="dxa"/>
-          </w:tcPr>
-          <w:p>
-            <w:pPr>
-              <w:spacing w:after="20"/>
-            </w:pPr>
-            <w:r>
-              <w:rPr>
-                <w:color w:val="1E7A34"/>
-                <w:sz w:val="17"/>
-              </w:rPr>
-              <w:t>🟢 Low [XS]</w:t>
-            </w:r>
-          </w:p>
-        </w:tc>
-        <w:tc>
-          <w:tcPr>
-            <w:tcW w:w="1872" w:type="dxa"/>
-          </w:tcPr>
-          <w:p>
-            <w:pPr>
-              <w:spacing w:after="20"/>
-            </w:pPr>
-            <w:r>
-              <w:rPr>
-                <w:color w:val="444444"/>
-                <w:sz w:val="17"/>
-              </w:rPr>
-              <w:t>Mutation</w:t>
-            </w:r>
-          </w:p>
-        </w:tc>
-        <w:tc>
-          <w:tcPr>
-            <w:tcW w:w="1368" w:type="dxa"/>
-          </w:tcPr>
-          <w:p>
-            <w:pPr>
-              <w:spacing w:after="20"/>
-            </w:pPr>
-            <w:r>
-              <w:rPr>
-                <w:color w:val="444444"/>
-                <w:sz w:val="17"/>
-              </w:rPr>
-              <w:t>SPARK-SPIKE-06</w:t>
-            </w:r>
-          </w:p>
-        </w:tc>
-        <w:tc>
-          <w:tcPr>
-            <w:tcW w:w="5976" w:type="dxa"/>
-          </w:tcPr>
-          <w:p>
-            <w:pPr>
-              <w:spacing w:after="20"/>
-            </w:pPr>
-            <w:r>
-              <w:rPr>
-                <w:b/>
-                <w:color w:val="373737"/>
-                <w:sz w:val="17"/>
-              </w:rPr>
-              <w:t xml:space="preserve">Intent — </w:t>
-            </w:r>
-            <w:r>
-              <w:rPr>
-                <w:color w:val="373737"/>
-                <w:sz w:val="17"/>
-              </w:rPr>
-              <w:t>Updates a product's workspace attributes.</w:t>
-            </w:r>
-          </w:p>
-          <w:p>
-            <w:pPr>
-              <w:spacing w:after="20"/>
-            </w:pPr>
-            <w:r>
-              <w:rPr>
-                <w:b/>
-                <w:color w:val="373737"/>
-                <w:sz w:val="17"/>
-              </w:rPr>
-              <w:t xml:space="preserve">Today — </w:t>
-            </w:r>
-            <w:r>
-              <w:rPr>
-                <w:color w:val="373737"/>
-                <w:sz w:val="17"/>
-              </w:rPr>
-              <w:t>PUT ${v1}/{productId} workspace attrs</w:t>
-            </w:r>
-          </w:p>
-          <w:p>
-            <w:pPr>
-              <w:spacing w:after="20"/>
-            </w:pPr>
-            <w:r>
-              <w:rPr>
-                <w:b/>
-                <w:color w:val="373737"/>
-                <w:sz w:val="17"/>
-              </w:rPr>
-              <w:t>Done when:</w:t>
-            </w:r>
-          </w:p>
-          <w:p>
-            <w:pPr>
-              <w:spacing w:after="20"/>
-              <w:ind w:left="173"/>
-            </w:pPr>
-            <w:r>
-              <w:rPr>
-                <w:color w:val="444444"/>
-                <w:sz w:val="17"/>
-              </w:rPr>
-              <w:t xml:space="preserve">• </w:t>
-            </w:r>
-            <w:r>
-              <w:rPr>
-                <w:color w:val="373737"/>
-                <w:sz w:val="17"/>
-              </w:rPr>
-              <w:t>updates workspace attrs</w:t>
-            </w:r>
-          </w:p>
-        </w:tc>
-      </w:tr>
-      <w:tr>
-        <w:tc>
-          <w:tcPr>
-            <w:shd w:val="clear" w:color="auto" w:fill="F5F8FF"/>
             <w:tcW w:w="2448" w:type="dxa"/>
           </w:tcPr>
           <w:p>
@@ -9983,7 +9497,7 @@
                 <w:color w:val="1F497D"/>
                 <w:sz w:val="17"/>
               </w:rPr>
-              <w:t>SPARK-PROD-D12</w:t>
+              <w:t>PRODUCT-BE-D-09</w:t>
             </w:r>
           </w:p>
           <w:p>
@@ -9995,13 +9509,12 @@
                 <w:rFonts w:ascii="Courier New" w:hAnsi="Courier New"/>
                 <w:sz w:val="17"/>
               </w:rPr>
-              <w:t>updateProductTeamsWorkspaceContext</w:t>
-            </w:r>
-          </w:p>
-        </w:tc>
-        <w:tc>
-          <w:tcPr>
-            <w:shd w:val="clear" w:color="auto" w:fill="F5F8FF"/>
+              <w:t>updateBusinessPartnerStatuses</w:t>
+            </w:r>
+          </w:p>
+        </w:tc>
+        <w:tc>
+          <w:tcPr>
             <w:tcW w:w="1152" w:type="dxa"/>
           </w:tcPr>
           <w:p>
@@ -10019,7 +9532,6 @@
         </w:tc>
         <w:tc>
           <w:tcPr>
-            <w:shd w:val="clear" w:color="auto" w:fill="F5F8FF"/>
             <w:tcW w:w="1872" w:type="dxa"/>
           </w:tcPr>
           <w:p>
@@ -10037,7 +9549,6 @@
         </w:tc>
         <w:tc>
           <w:tcPr>
-            <w:shd w:val="clear" w:color="auto" w:fill="F5F8FF"/>
             <w:tcW w:w="1368" w:type="dxa"/>
           </w:tcPr>
           <w:p>
@@ -10055,7 +9566,6 @@
         </w:tc>
         <w:tc>
           <w:tcPr>
-            <w:shd w:val="clear" w:color="auto" w:fill="F5F8FF"/>
             <w:tcW w:w="5976" w:type="dxa"/>
           </w:tcPr>
           <w:p>
@@ -10075,7 +9585,7 @@
                 <w:color w:val="373737"/>
                 <w:sz w:val="17"/>
               </w:rPr>
-              <w:t>Adds or removes team↔workspace pairings on a product.</w:t>
+              <w:t>Updates the status of business partners on a product.</w:t>
             </w:r>
           </w:p>
           <w:p>
@@ -10095,7 +9605,7 @@
                 <w:color w:val="373737"/>
                 <w:sz w:val="17"/>
               </w:rPr>
-              <w:t>PUT team-workspace add/remove</w:t>
+              <w:t>PUT ${v1}/{productId}/status_update/bulk</w:t>
             </w:r>
           </w:p>
           <w:p>
@@ -10128,7 +9638,7 @@
                 <w:color w:val="373737"/>
                 <w:sz w:val="17"/>
               </w:rPr>
-              <w:t>adds/removes team-workspace pairs</w:t>
+              <w:t>updates partner statuses</w:t>
             </w:r>
           </w:p>
         </w:tc>
@@ -10136,6 +9646,7 @@
       <w:tr>
         <w:tc>
           <w:tcPr>
+            <w:shd w:val="clear" w:color="auto" w:fill="F5F8FF"/>
             <w:tcW w:w="2448" w:type="dxa"/>
           </w:tcPr>
           <w:p>
@@ -10155,7 +9666,7 @@
                 <w:color w:val="1F497D"/>
                 <w:sz w:val="17"/>
               </w:rPr>
-              <w:t>SPARK-PROD-D13</w:t>
+              <w:t>PRODUCT-BE-D-10</w:t>
             </w:r>
           </w:p>
           <w:p>
@@ -10167,12 +9678,13 @@
                 <w:rFonts w:ascii="Courier New" w:hAnsi="Courier New"/>
                 <w:sz w:val="17"/>
               </w:rPr>
-              <w:t>linkProduct</w:t>
-            </w:r>
-          </w:p>
-        </w:tc>
-        <w:tc>
-          <w:tcPr>
+              <w:t>updateViewToggle</w:t>
+            </w:r>
+          </w:p>
+        </w:tc>
+        <w:tc>
+          <w:tcPr>
+            <w:shd w:val="clear" w:color="auto" w:fill="F5F8FF"/>
             <w:tcW w:w="1152" w:type="dxa"/>
           </w:tcPr>
           <w:p>
@@ -10190,6 +9702,7 @@
         </w:tc>
         <w:tc>
           <w:tcPr>
+            <w:shd w:val="clear" w:color="auto" w:fill="F5F8FF"/>
             <w:tcW w:w="1872" w:type="dxa"/>
           </w:tcPr>
           <w:p>
@@ -10207,6 +9720,7 @@
         </w:tc>
         <w:tc>
           <w:tcPr>
+            <w:shd w:val="clear" w:color="auto" w:fill="F5F8FF"/>
             <w:tcW w:w="1368" w:type="dxa"/>
           </w:tcPr>
           <w:p>
@@ -10224,6 +9738,7 @@
         </w:tc>
         <w:tc>
           <w:tcPr>
+            <w:shd w:val="clear" w:color="auto" w:fill="F5F8FF"/>
             <w:tcW w:w="5976" w:type="dxa"/>
           </w:tcPr>
           <w:p>
@@ -10243,7 +9758,7 @@
                 <w:color w:val="373737"/>
                 <w:sz w:val="17"/>
               </w:rPr>
-              <w:t>Links a parent and child product together.</w:t>
+              <w:t>Toggles whether a product is hidden.</w:t>
             </w:r>
           </w:p>
           <w:p>
@@ -10263,7 +9778,7 @@
                 <w:color w:val="373737"/>
                 <w:sz w:val="17"/>
               </w:rPr>
-              <w:t>PUT link — throws on backend error (only mutation that does)</w:t>
+              <w:t>PUT ${v1} view toggle</w:t>
             </w:r>
           </w:p>
           <w:p>
@@ -10296,27 +9811,7 @@
                 <w:color w:val="373737"/>
                 <w:sz w:val="17"/>
               </w:rPr>
-              <w:t>links parent/child</w:t>
-            </w:r>
-          </w:p>
-          <w:p>
-            <w:pPr>
-              <w:spacing w:after="20"/>
-              <w:ind w:left="173"/>
-            </w:pPr>
-            <w:r>
-              <w:rPr>
-                <w:color w:val="444444"/>
-                <w:sz w:val="17"/>
-              </w:rPr>
-              <w:t xml:space="preserve">• </w:t>
-            </w:r>
-            <w:r>
-              <w:rPr>
-                <w:color w:val="373737"/>
-                <w:sz w:val="17"/>
-              </w:rPr>
-              <w:t>backend error → exception (not null)</w:t>
+              <w:t>toggles hidden</w:t>
             </w:r>
           </w:p>
         </w:tc>
@@ -10324,7 +9819,6 @@
       <w:tr>
         <w:tc>
           <w:tcPr>
-            <w:shd w:val="clear" w:color="auto" w:fill="F5F8FF"/>
             <w:tcW w:w="2448" w:type="dxa"/>
           </w:tcPr>
           <w:p>
@@ -10344,7 +9838,7 @@
                 <w:color w:val="1F497D"/>
                 <w:sz w:val="17"/>
               </w:rPr>
-              <w:t>SPARK-PROD-D14</w:t>
+              <w:t>PRODUCT-BE-D-11</w:t>
             </w:r>
           </w:p>
           <w:p>
@@ -10356,13 +9850,19 @@
                 <w:rFonts w:ascii="Courier New" w:hAnsi="Courier New"/>
                 <w:sz w:val="17"/>
               </w:rPr>
-              <w:t>unlinkProduct</w:t>
-            </w:r>
-          </w:p>
-        </w:tc>
-        <w:tc>
-          <w:tcPr>
-            <w:shd w:val="clear" w:color="auto" w:fill="F5F8FF"/>
+              <w:t>updateWorkspaceAttributes</w:t>
+            </w:r>
+            <w:r>
+              <w:rPr>
+                <w:color w:val="373737"/>
+                <w:sz w:val="17"/>
+              </w:rPr>
+              <w:t xml:space="preserve"> 🔀 Collab Canvas</w:t>
+            </w:r>
+          </w:p>
+        </w:tc>
+        <w:tc>
+          <w:tcPr>
             <w:tcW w:w="1152" w:type="dxa"/>
           </w:tcPr>
           <w:p>
@@ -10380,7 +9880,6 @@
         </w:tc>
         <w:tc>
           <w:tcPr>
-            <w:shd w:val="clear" w:color="auto" w:fill="F5F8FF"/>
             <w:tcW w:w="1872" w:type="dxa"/>
           </w:tcPr>
           <w:p>
@@ -10398,7 +9897,6 @@
         </w:tc>
         <w:tc>
           <w:tcPr>
-            <w:shd w:val="clear" w:color="auto" w:fill="F5F8FF"/>
             <w:tcW w:w="1368" w:type="dxa"/>
           </w:tcPr>
           <w:p>
@@ -10416,7 +9914,6 @@
         </w:tc>
         <w:tc>
           <w:tcPr>
-            <w:shd w:val="clear" w:color="auto" w:fill="F5F8FF"/>
             <w:tcW w:w="5976" w:type="dxa"/>
           </w:tcPr>
           <w:p>
@@ -10436,7 +9933,7 @@
                 <w:color w:val="373737"/>
                 <w:sz w:val="17"/>
               </w:rPr>
-              <w:t>Unlinks a parent and child product.</w:t>
+              <w:t>Updates a product's workspace attributes.</w:t>
             </w:r>
           </w:p>
           <w:p>
@@ -10456,7 +9953,7 @@
                 <w:color w:val="373737"/>
                 <w:sz w:val="17"/>
               </w:rPr>
-              <w:t>PUT unlink</w:t>
+              <w:t>PUT ${v1}/{productId} workspace attrs</w:t>
             </w:r>
           </w:p>
           <w:p>
@@ -10489,7 +9986,7 @@
                 <w:color w:val="373737"/>
                 <w:sz w:val="17"/>
               </w:rPr>
-              <w:t>unlinks parent/child</w:t>
+              <w:t>updates workspace attrs</w:t>
             </w:r>
           </w:p>
         </w:tc>
@@ -10497,6 +9994,7 @@
       <w:tr>
         <w:tc>
           <w:tcPr>
+            <w:shd w:val="clear" w:color="auto" w:fill="F5F8FF"/>
             <w:tcW w:w="2448" w:type="dxa"/>
           </w:tcPr>
           <w:p>
@@ -10516,7 +10014,7 @@
                 <w:color w:val="1F497D"/>
                 <w:sz w:val="17"/>
               </w:rPr>
-              <w:t>SPARK-PROD-D15</w:t>
+              <w:t>PRODUCT-BE-D-12</w:t>
             </w:r>
           </w:p>
           <w:p>
@@ -10528,12 +10026,13 @@
                 <w:rFonts w:ascii="Courier New" w:hAnsi="Courier New"/>
                 <w:sz w:val="17"/>
               </w:rPr>
-              <w:t>addProductRule</w:t>
-            </w:r>
-          </w:p>
-        </w:tc>
-        <w:tc>
-          <w:tcPr>
+              <w:t>updateProductTeamsWorkspaceContext</w:t>
+            </w:r>
+          </w:p>
+        </w:tc>
+        <w:tc>
+          <w:tcPr>
+            <w:shd w:val="clear" w:color="auto" w:fill="F5F8FF"/>
             <w:tcW w:w="1152" w:type="dxa"/>
           </w:tcPr>
           <w:p>
@@ -10551,6 +10050,7 @@
         </w:tc>
         <w:tc>
           <w:tcPr>
+            <w:shd w:val="clear" w:color="auto" w:fill="F5F8FF"/>
             <w:tcW w:w="1872" w:type="dxa"/>
           </w:tcPr>
           <w:p>
@@ -10568,6 +10068,7 @@
         </w:tc>
         <w:tc>
           <w:tcPr>
+            <w:shd w:val="clear" w:color="auto" w:fill="F5F8FF"/>
             <w:tcW w:w="1368" w:type="dxa"/>
           </w:tcPr>
           <w:p>
@@ -10585,6 +10086,7 @@
         </w:tc>
         <w:tc>
           <w:tcPr>
+            <w:shd w:val="clear" w:color="auto" w:fill="F5F8FF"/>
             <w:tcW w:w="5976" w:type="dxa"/>
           </w:tcPr>
           <w:p>
@@ -10604,7 +10106,7 @@
                 <w:color w:val="373737"/>
                 <w:sz w:val="17"/>
               </w:rPr>
-              <w:t>Creates a product rule.</w:t>
+              <w:t>Adds or removes team↔workspace pairings on a product.</w:t>
             </w:r>
           </w:p>
           <w:p>
@@ -10624,7 +10126,7 @@
                 <w:color w:val="373737"/>
                 <w:sz w:val="17"/>
               </w:rPr>
-              <w:t>POST …/spark_rules/v1</w:t>
+              <w:t>PUT team-workspace add/remove</w:t>
             </w:r>
           </w:p>
           <w:p>
@@ -10657,7 +10159,7 @@
                 <w:color w:val="373737"/>
                 <w:sz w:val="17"/>
               </w:rPr>
-              <w:t>creates rule</w:t>
+              <w:t>adds/removes team-workspace pairs</w:t>
             </w:r>
           </w:p>
         </w:tc>
@@ -10665,7 +10167,6 @@
       <w:tr>
         <w:tc>
           <w:tcPr>
-            <w:shd w:val="clear" w:color="auto" w:fill="F5F8FF"/>
             <w:tcW w:w="2448" w:type="dxa"/>
           </w:tcPr>
           <w:p>
@@ -10685,7 +10186,7 @@
                 <w:color w:val="1F497D"/>
                 <w:sz w:val="17"/>
               </w:rPr>
-              <w:t>SPARK-PROD-D16</w:t>
+              <w:t>PRODUCT-BE-D-13</w:t>
             </w:r>
           </w:p>
           <w:p>
@@ -10697,13 +10198,12 @@
                 <w:rFonts w:ascii="Courier New" w:hAnsi="Courier New"/>
                 <w:sz w:val="17"/>
               </w:rPr>
-              <w:t>updateProductRule</w:t>
-            </w:r>
-          </w:p>
-        </w:tc>
-        <w:tc>
-          <w:tcPr>
-            <w:shd w:val="clear" w:color="auto" w:fill="F5F8FF"/>
+              <w:t>linkProduct</w:t>
+            </w:r>
+          </w:p>
+        </w:tc>
+        <w:tc>
+          <w:tcPr>
             <w:tcW w:w="1152" w:type="dxa"/>
           </w:tcPr>
           <w:p>
@@ -10721,7 +10221,6 @@
         </w:tc>
         <w:tc>
           <w:tcPr>
-            <w:shd w:val="clear" w:color="auto" w:fill="F5F8FF"/>
             <w:tcW w:w="1872" w:type="dxa"/>
           </w:tcPr>
           <w:p>
@@ -10739,7 +10238,6 @@
         </w:tc>
         <w:tc>
           <w:tcPr>
-            <w:shd w:val="clear" w:color="auto" w:fill="F5F8FF"/>
             <w:tcW w:w="1368" w:type="dxa"/>
           </w:tcPr>
           <w:p>
@@ -10757,7 +10255,6 @@
         </w:tc>
         <w:tc>
           <w:tcPr>
-            <w:shd w:val="clear" w:color="auto" w:fill="F5F8FF"/>
             <w:tcW w:w="5976" w:type="dxa"/>
           </w:tcPr>
           <w:p>
@@ -10777,7 +10274,7 @@
                 <w:color w:val="373737"/>
                 <w:sz w:val="17"/>
               </w:rPr>
-              <w:t>Updates a product rule.</w:t>
+              <w:t>Links a parent and child product together.</w:t>
             </w:r>
           </w:p>
           <w:p>
@@ -10797,7 +10294,7 @@
                 <w:color w:val="373737"/>
                 <w:sz w:val="17"/>
               </w:rPr>
-              <w:t>PUT …/spark_rules/v1/{id}</w:t>
+              <w:t>PUT link — throws on backend error (only mutation that does)</w:t>
             </w:r>
           </w:p>
           <w:p>
@@ -10830,7 +10327,27 @@
                 <w:color w:val="373737"/>
                 <w:sz w:val="17"/>
               </w:rPr>
-              <w:t>updates rule</w:t>
+              <w:t>links parent/child</w:t>
+            </w:r>
+          </w:p>
+          <w:p>
+            <w:pPr>
+              <w:spacing w:after="20"/>
+              <w:ind w:left="173"/>
+            </w:pPr>
+            <w:r>
+              <w:rPr>
+                <w:color w:val="444444"/>
+                <w:sz w:val="17"/>
+              </w:rPr>
+              <w:t xml:space="preserve">• </w:t>
+            </w:r>
+            <w:r>
+              <w:rPr>
+                <w:color w:val="373737"/>
+                <w:sz w:val="17"/>
+              </w:rPr>
+              <w:t>backend error → exception (not null)</w:t>
             </w:r>
           </w:p>
         </w:tc>
@@ -10838,6 +10355,7 @@
       <w:tr>
         <w:tc>
           <w:tcPr>
+            <w:shd w:val="clear" w:color="auto" w:fill="F5F8FF"/>
             <w:tcW w:w="2448" w:type="dxa"/>
           </w:tcPr>
           <w:p>
@@ -10857,7 +10375,7 @@
                 <w:color w:val="1F497D"/>
                 <w:sz w:val="17"/>
               </w:rPr>
-              <w:t>SPARK-PROD-D17</w:t>
+              <w:t>PRODUCT-BE-D-14</w:t>
             </w:r>
           </w:p>
           <w:p>
@@ -10869,12 +10387,13 @@
                 <w:rFonts w:ascii="Courier New" w:hAnsi="Courier New"/>
                 <w:sz w:val="17"/>
               </w:rPr>
-              <w:t>deleteProductRule</w:t>
-            </w:r>
-          </w:p>
-        </w:tc>
-        <w:tc>
-          <w:tcPr>
+              <w:t>unlinkProduct</w:t>
+            </w:r>
+          </w:p>
+        </w:tc>
+        <w:tc>
+          <w:tcPr>
+            <w:shd w:val="clear" w:color="auto" w:fill="F5F8FF"/>
             <w:tcW w:w="1152" w:type="dxa"/>
           </w:tcPr>
           <w:p>
@@ -10892,6 +10411,7 @@
         </w:tc>
         <w:tc>
           <w:tcPr>
+            <w:shd w:val="clear" w:color="auto" w:fill="F5F8FF"/>
             <w:tcW w:w="1872" w:type="dxa"/>
           </w:tcPr>
           <w:p>
@@ -10909,6 +10429,7 @@
         </w:tc>
         <w:tc>
           <w:tcPr>
+            <w:shd w:val="clear" w:color="auto" w:fill="F5F8FF"/>
             <w:tcW w:w="1368" w:type="dxa"/>
           </w:tcPr>
           <w:p>
@@ -10926,6 +10447,7 @@
         </w:tc>
         <w:tc>
           <w:tcPr>
+            <w:shd w:val="clear" w:color="auto" w:fill="F5F8FF"/>
             <w:tcW w:w="5976" w:type="dxa"/>
           </w:tcPr>
           <w:p>
@@ -10945,7 +10467,7 @@
                 <w:color w:val="373737"/>
                 <w:sz w:val="17"/>
               </w:rPr>
-              <w:t>Deletes a product rule.</w:t>
+              <w:t>Unlinks a parent and child product.</w:t>
             </w:r>
           </w:p>
           <w:p>
@@ -10965,7 +10487,7 @@
                 <w:color w:val="373737"/>
                 <w:sz w:val="17"/>
               </w:rPr>
-              <w:t>DELETE …/spark_rules/v1/{id} → Boolean</w:t>
+              <w:t>PUT unlink</w:t>
             </w:r>
           </w:p>
           <w:p>
@@ -10998,7 +10520,7 @@
                 <w:color w:val="373737"/>
                 <w:sz w:val="17"/>
               </w:rPr>
-              <w:t>deletes; returns Boolean</w:t>
+              <w:t>unlinks parent/child</w:t>
             </w:r>
           </w:p>
         </w:tc>
@@ -11006,7 +10528,6 @@
       <w:tr>
         <w:tc>
           <w:tcPr>
-            <w:shd w:val="clear" w:color="auto" w:fill="F5F8FF"/>
             <w:tcW w:w="2448" w:type="dxa"/>
           </w:tcPr>
           <w:p>
@@ -11026,7 +10547,517 @@
                 <w:color w:val="1F497D"/>
                 <w:sz w:val="17"/>
               </w:rPr>
-              <w:t>SPARK-PROD-D18</w:t>
+              <w:t>PRODUCT-BE-D-15</w:t>
+            </w:r>
+          </w:p>
+          <w:p>
+            <w:pPr>
+              <w:spacing w:after="20"/>
+            </w:pPr>
+            <w:r>
+              <w:rPr>
+                <w:rFonts w:ascii="Courier New" w:hAnsi="Courier New"/>
+                <w:sz w:val="17"/>
+              </w:rPr>
+              <w:t>addProductRule</w:t>
+            </w:r>
+          </w:p>
+        </w:tc>
+        <w:tc>
+          <w:tcPr>
+            <w:tcW w:w="1152" w:type="dxa"/>
+          </w:tcPr>
+          <w:p>
+            <w:pPr>
+              <w:spacing w:after="20"/>
+            </w:pPr>
+            <w:r>
+              <w:rPr>
+                <w:color w:val="1E7A34"/>
+                <w:sz w:val="17"/>
+              </w:rPr>
+              <w:t>🟢 Low [XS]</w:t>
+            </w:r>
+          </w:p>
+        </w:tc>
+        <w:tc>
+          <w:tcPr>
+            <w:tcW w:w="1872" w:type="dxa"/>
+          </w:tcPr>
+          <w:p>
+            <w:pPr>
+              <w:spacing w:after="20"/>
+            </w:pPr>
+            <w:r>
+              <w:rPr>
+                <w:color w:val="444444"/>
+                <w:sz w:val="17"/>
+              </w:rPr>
+              <w:t>Mutation</w:t>
+            </w:r>
+          </w:p>
+        </w:tc>
+        <w:tc>
+          <w:tcPr>
+            <w:tcW w:w="1368" w:type="dxa"/>
+          </w:tcPr>
+          <w:p>
+            <w:pPr>
+              <w:spacing w:after="20"/>
+            </w:pPr>
+            <w:r>
+              <w:rPr>
+                <w:color w:val="444444"/>
+                <w:sz w:val="17"/>
+              </w:rPr>
+              <w:t>—</w:t>
+            </w:r>
+          </w:p>
+        </w:tc>
+        <w:tc>
+          <w:tcPr>
+            <w:tcW w:w="5976" w:type="dxa"/>
+          </w:tcPr>
+          <w:p>
+            <w:pPr>
+              <w:spacing w:after="20"/>
+            </w:pPr>
+            <w:r>
+              <w:rPr>
+                <w:b/>
+                <w:color w:val="373737"/>
+                <w:sz w:val="17"/>
+              </w:rPr>
+              <w:t xml:space="preserve">Intent — </w:t>
+            </w:r>
+            <w:r>
+              <w:rPr>
+                <w:color w:val="373737"/>
+                <w:sz w:val="17"/>
+              </w:rPr>
+              <w:t>Creates a product rule.</w:t>
+            </w:r>
+          </w:p>
+          <w:p>
+            <w:pPr>
+              <w:spacing w:after="20"/>
+            </w:pPr>
+            <w:r>
+              <w:rPr>
+                <w:b/>
+                <w:color w:val="373737"/>
+                <w:sz w:val="17"/>
+              </w:rPr>
+              <w:t xml:space="preserve">Today — </w:t>
+            </w:r>
+            <w:r>
+              <w:rPr>
+                <w:color w:val="373737"/>
+                <w:sz w:val="17"/>
+              </w:rPr>
+              <w:t>POST …/spark_rules/v1</w:t>
+            </w:r>
+          </w:p>
+          <w:p>
+            <w:pPr>
+              <w:spacing w:after="20"/>
+            </w:pPr>
+            <w:r>
+              <w:rPr>
+                <w:b/>
+                <w:color w:val="373737"/>
+                <w:sz w:val="17"/>
+              </w:rPr>
+              <w:t>Done when:</w:t>
+            </w:r>
+          </w:p>
+          <w:p>
+            <w:pPr>
+              <w:spacing w:after="20"/>
+              <w:ind w:left="173"/>
+            </w:pPr>
+            <w:r>
+              <w:rPr>
+                <w:color w:val="444444"/>
+                <w:sz w:val="17"/>
+              </w:rPr>
+              <w:t xml:space="preserve">• </w:t>
+            </w:r>
+            <w:r>
+              <w:rPr>
+                <w:color w:val="373737"/>
+                <w:sz w:val="17"/>
+              </w:rPr>
+              <w:t>creates rule</w:t>
+            </w:r>
+          </w:p>
+        </w:tc>
+      </w:tr>
+      <w:tr>
+        <w:tc>
+          <w:tcPr>
+            <w:shd w:val="clear" w:color="auto" w:fill="F5F8FF"/>
+            <w:tcW w:w="2448" w:type="dxa"/>
+          </w:tcPr>
+          <w:p>
+            <w:pPr>
+              <w:spacing w:after="20"/>
+            </w:pPr>
+            <w:r>
+              <w:rPr>
+                <w:sz w:val="18"/>
+              </w:rPr>
+              <w:t xml:space="preserve">🔶 </w:t>
+            </w:r>
+            <w:r>
+              <w:rPr>
+                <w:rFonts w:ascii="Courier New" w:hAnsi="Courier New"/>
+                <w:b/>
+                <w:color w:val="1F497D"/>
+                <w:sz w:val="17"/>
+              </w:rPr>
+              <w:t>PRODUCT-BE-D-16</w:t>
+            </w:r>
+          </w:p>
+          <w:p>
+            <w:pPr>
+              <w:spacing w:after="20"/>
+            </w:pPr>
+            <w:r>
+              <w:rPr>
+                <w:rFonts w:ascii="Courier New" w:hAnsi="Courier New"/>
+                <w:sz w:val="17"/>
+              </w:rPr>
+              <w:t>updateProductRule</w:t>
+            </w:r>
+          </w:p>
+        </w:tc>
+        <w:tc>
+          <w:tcPr>
+            <w:shd w:val="clear" w:color="auto" w:fill="F5F8FF"/>
+            <w:tcW w:w="1152" w:type="dxa"/>
+          </w:tcPr>
+          <w:p>
+            <w:pPr>
+              <w:spacing w:after="20"/>
+            </w:pPr>
+            <w:r>
+              <w:rPr>
+                <w:color w:val="1E7A34"/>
+                <w:sz w:val="17"/>
+              </w:rPr>
+              <w:t>🟢 Low [XS]</w:t>
+            </w:r>
+          </w:p>
+        </w:tc>
+        <w:tc>
+          <w:tcPr>
+            <w:shd w:val="clear" w:color="auto" w:fill="F5F8FF"/>
+            <w:tcW w:w="1872" w:type="dxa"/>
+          </w:tcPr>
+          <w:p>
+            <w:pPr>
+              <w:spacing w:after="20"/>
+            </w:pPr>
+            <w:r>
+              <w:rPr>
+                <w:color w:val="444444"/>
+                <w:sz w:val="17"/>
+              </w:rPr>
+              <w:t>Mutation</w:t>
+            </w:r>
+          </w:p>
+        </w:tc>
+        <w:tc>
+          <w:tcPr>
+            <w:shd w:val="clear" w:color="auto" w:fill="F5F8FF"/>
+            <w:tcW w:w="1368" w:type="dxa"/>
+          </w:tcPr>
+          <w:p>
+            <w:pPr>
+              <w:spacing w:after="20"/>
+            </w:pPr>
+            <w:r>
+              <w:rPr>
+                <w:color w:val="444444"/>
+                <w:sz w:val="17"/>
+              </w:rPr>
+              <w:t>—</w:t>
+            </w:r>
+          </w:p>
+        </w:tc>
+        <w:tc>
+          <w:tcPr>
+            <w:shd w:val="clear" w:color="auto" w:fill="F5F8FF"/>
+            <w:tcW w:w="5976" w:type="dxa"/>
+          </w:tcPr>
+          <w:p>
+            <w:pPr>
+              <w:spacing w:after="20"/>
+            </w:pPr>
+            <w:r>
+              <w:rPr>
+                <w:b/>
+                <w:color w:val="373737"/>
+                <w:sz w:val="17"/>
+              </w:rPr>
+              <w:t xml:space="preserve">Intent — </w:t>
+            </w:r>
+            <w:r>
+              <w:rPr>
+                <w:color w:val="373737"/>
+                <w:sz w:val="17"/>
+              </w:rPr>
+              <w:t>Updates a product rule.</w:t>
+            </w:r>
+          </w:p>
+          <w:p>
+            <w:pPr>
+              <w:spacing w:after="20"/>
+            </w:pPr>
+            <w:r>
+              <w:rPr>
+                <w:b/>
+                <w:color w:val="373737"/>
+                <w:sz w:val="17"/>
+              </w:rPr>
+              <w:t xml:space="preserve">Today — </w:t>
+            </w:r>
+            <w:r>
+              <w:rPr>
+                <w:color w:val="373737"/>
+                <w:sz w:val="17"/>
+              </w:rPr>
+              <w:t>PUT …/spark_rules/v1/{id}</w:t>
+            </w:r>
+          </w:p>
+          <w:p>
+            <w:pPr>
+              <w:spacing w:after="20"/>
+            </w:pPr>
+            <w:r>
+              <w:rPr>
+                <w:b/>
+                <w:color w:val="373737"/>
+                <w:sz w:val="17"/>
+              </w:rPr>
+              <w:t>Done when:</w:t>
+            </w:r>
+          </w:p>
+          <w:p>
+            <w:pPr>
+              <w:spacing w:after="20"/>
+              <w:ind w:left="173"/>
+            </w:pPr>
+            <w:r>
+              <w:rPr>
+                <w:color w:val="444444"/>
+                <w:sz w:val="17"/>
+              </w:rPr>
+              <w:t xml:space="preserve">• </w:t>
+            </w:r>
+            <w:r>
+              <w:rPr>
+                <w:color w:val="373737"/>
+                <w:sz w:val="17"/>
+              </w:rPr>
+              <w:t>updates rule</w:t>
+            </w:r>
+          </w:p>
+        </w:tc>
+      </w:tr>
+      <w:tr>
+        <w:tc>
+          <w:tcPr>
+            <w:tcW w:w="2448" w:type="dxa"/>
+          </w:tcPr>
+          <w:p>
+            <w:pPr>
+              <w:spacing w:after="20"/>
+            </w:pPr>
+            <w:r>
+              <w:rPr>
+                <w:sz w:val="18"/>
+              </w:rPr>
+              <w:t xml:space="preserve">🔶 </w:t>
+            </w:r>
+            <w:r>
+              <w:rPr>
+                <w:rFonts w:ascii="Courier New" w:hAnsi="Courier New"/>
+                <w:b/>
+                <w:color w:val="1F497D"/>
+                <w:sz w:val="17"/>
+              </w:rPr>
+              <w:t>PRODUCT-BE-D-17</w:t>
+            </w:r>
+          </w:p>
+          <w:p>
+            <w:pPr>
+              <w:spacing w:after="20"/>
+            </w:pPr>
+            <w:r>
+              <w:rPr>
+                <w:rFonts w:ascii="Courier New" w:hAnsi="Courier New"/>
+                <w:sz w:val="17"/>
+              </w:rPr>
+              <w:t>deleteProductRule</w:t>
+            </w:r>
+          </w:p>
+        </w:tc>
+        <w:tc>
+          <w:tcPr>
+            <w:tcW w:w="1152" w:type="dxa"/>
+          </w:tcPr>
+          <w:p>
+            <w:pPr>
+              <w:spacing w:after="20"/>
+            </w:pPr>
+            <w:r>
+              <w:rPr>
+                <w:color w:val="1E7A34"/>
+                <w:sz w:val="17"/>
+              </w:rPr>
+              <w:t>🟢 Low [XS]</w:t>
+            </w:r>
+          </w:p>
+        </w:tc>
+        <w:tc>
+          <w:tcPr>
+            <w:tcW w:w="1872" w:type="dxa"/>
+          </w:tcPr>
+          <w:p>
+            <w:pPr>
+              <w:spacing w:after="20"/>
+            </w:pPr>
+            <w:r>
+              <w:rPr>
+                <w:color w:val="444444"/>
+                <w:sz w:val="17"/>
+              </w:rPr>
+              <w:t>Mutation</w:t>
+            </w:r>
+          </w:p>
+        </w:tc>
+        <w:tc>
+          <w:tcPr>
+            <w:tcW w:w="1368" w:type="dxa"/>
+          </w:tcPr>
+          <w:p>
+            <w:pPr>
+              <w:spacing w:after="20"/>
+            </w:pPr>
+            <w:r>
+              <w:rPr>
+                <w:color w:val="444444"/>
+                <w:sz w:val="17"/>
+              </w:rPr>
+              <w:t>—</w:t>
+            </w:r>
+          </w:p>
+        </w:tc>
+        <w:tc>
+          <w:tcPr>
+            <w:tcW w:w="5976" w:type="dxa"/>
+          </w:tcPr>
+          <w:p>
+            <w:pPr>
+              <w:spacing w:after="20"/>
+            </w:pPr>
+            <w:r>
+              <w:rPr>
+                <w:b/>
+                <w:color w:val="373737"/>
+                <w:sz w:val="17"/>
+              </w:rPr>
+              <w:t xml:space="preserve">Intent — </w:t>
+            </w:r>
+            <w:r>
+              <w:rPr>
+                <w:color w:val="373737"/>
+                <w:sz w:val="17"/>
+              </w:rPr>
+              <w:t>Deletes a product rule.</w:t>
+            </w:r>
+          </w:p>
+          <w:p>
+            <w:pPr>
+              <w:spacing w:after="20"/>
+            </w:pPr>
+            <w:r>
+              <w:rPr>
+                <w:b/>
+                <w:color w:val="373737"/>
+                <w:sz w:val="17"/>
+              </w:rPr>
+              <w:t xml:space="preserve">Today — </w:t>
+            </w:r>
+            <w:r>
+              <w:rPr>
+                <w:color w:val="373737"/>
+                <w:sz w:val="17"/>
+              </w:rPr>
+              <w:t>DELETE …/spark_rules/v1/{id} → Boolean</w:t>
+            </w:r>
+          </w:p>
+          <w:p>
+            <w:pPr>
+              <w:spacing w:after="20"/>
+            </w:pPr>
+            <w:r>
+              <w:rPr>
+                <w:b/>
+                <w:color w:val="373737"/>
+                <w:sz w:val="17"/>
+              </w:rPr>
+              <w:t>Done when:</w:t>
+            </w:r>
+          </w:p>
+          <w:p>
+            <w:pPr>
+              <w:spacing w:after="20"/>
+              <w:ind w:left="173"/>
+            </w:pPr>
+            <w:r>
+              <w:rPr>
+                <w:color w:val="444444"/>
+                <w:sz w:val="17"/>
+              </w:rPr>
+              <w:t xml:space="preserve">• </w:t>
+            </w:r>
+            <w:r>
+              <w:rPr>
+                <w:color w:val="373737"/>
+                <w:sz w:val="17"/>
+              </w:rPr>
+              <w:t>deletes; returns Boolean</w:t>
+            </w:r>
+          </w:p>
+        </w:tc>
+      </w:tr>
+      <w:tr>
+        <w:tc>
+          <w:tcPr>
+            <w:shd w:val="clear" w:color="auto" w:fill="F5F8FF"/>
+            <w:tcW w:w="2448" w:type="dxa"/>
+          </w:tcPr>
+          <w:p>
+            <w:pPr>
+              <w:spacing w:after="20"/>
+            </w:pPr>
+            <w:r>
+              <w:rPr>
+                <w:sz w:val="18"/>
+              </w:rPr>
+              <w:t xml:space="preserve">🔶 </w:t>
+            </w:r>
+            <w:r>
+              <w:rPr>
+                <w:rFonts w:ascii="Courier New" w:hAnsi="Courier New"/>
+                <w:b/>
+                <w:color w:val="1F497D"/>
+                <w:sz w:val="17"/>
+              </w:rPr>
+              <w:t>PRODUCT-BE-D-18</w:t>
             </w:r>
           </w:p>
           <w:p>
@@ -11368,7 +11399,7 @@
                 <w:color w:val="C0392B"/>
                 <w:sz w:val="17"/>
               </w:rPr>
-              <w:t>SPARK-PROD-E01</w:t>
+              <w:t>PRODUCT-BE-E-01</w:t>
             </w:r>
           </w:p>
           <w:p>
@@ -11400,7 +11431,7 @@
                 <w:color w:val="C0392B"/>
                 <w:sz w:val="16"/>
               </w:rPr>
-              <w:t>🔴🔬 Spike-gated on SPARK-SPIKE-03 (Partner Drop/Undrop + Ownership)</w:t>
+              <w:t>🔴🔬 Spike-gated on SPIKE-03 (Partner Drop/Undrop + Ownership)</w:t>
             </w:r>
           </w:p>
         </w:tc>
@@ -11470,7 +11501,7 @@
                 <w:color w:val="444444"/>
                 <w:sz w:val="17"/>
               </w:rPr>
-              <w:t>SPARK-SPIKE-03</w:t>
+              <w:t>SPIKE-03</w:t>
             </w:r>
           </w:p>
         </w:tc>
@@ -11548,7 +11579,35 @@
                 <w:color w:val="373737"/>
                 <w:sz w:val="17"/>
               </w:rPr>
-              <w:t>all 3 paths reach REST parity (recorded fixtures)</w:t>
+              <w:t>all 3 paths reach REST parity (recorded fixtures), incl. the design-partner branch (</w:t>
+            </w:r>
+            <w:r>
+              <w:rPr>
+                <w:rFonts w:ascii="Courier New" w:hAnsi="Courier New"/>
+                <w:sz w:val="17"/>
+              </w:rPr>
+              <w:t>skipSamples</w:t>
+            </w:r>
+            <w:r>
+              <w:rPr>
+                <w:color w:val="373737"/>
+                <w:sz w:val="17"/>
+              </w:rPr>
+              <w:t xml:space="preserve"> when </w:t>
+            </w:r>
+            <w:r>
+              <w:rPr>
+                <w:rFonts w:ascii="Courier New" w:hAnsi="Courier New"/>
+                <w:sz w:val="17"/>
+              </w:rPr>
+              <w:t>partnerType == DESIGN_PARTNER</w:t>
+            </w:r>
+            <w:r>
+              <w:rPr>
+                <w:color w:val="373737"/>
+                <w:sz w:val="17"/>
+              </w:rPr>
+              <w:t>)</w:t>
             </w:r>
           </w:p>
           <w:p>
@@ -11575,14 +11634,14 @@
                 <w:rFonts w:ascii="Courier New" w:hAnsi="Courier New"/>
                 <w:sz w:val="17"/>
               </w:rPr>
-              <w:t>SPARK-SPIKE-03</w:t>
-            </w:r>
-            <w:r>
-              <w:rPr>
-                <w:color w:val="373737"/>
-                <w:sz w:val="17"/>
-              </w:rPr>
-              <w:t>'s decision</w:t>
+              <w:t>SPIKE-03</w:t>
+            </w:r>
+            <w:r>
+              <w:rPr>
+                <w:color w:val="373737"/>
+                <w:sz w:val="17"/>
+              </w:rPr>
+              <w:t>'s decision (draft ADR-012: per-step policy — partner-status compensate · ACL retry-then-fail · activity/profile retry+reconcile)</w:t>
             </w:r>
           </w:p>
           <w:p>
@@ -11605,6 +11664,75 @@
               <w:t>cleanup fan-out runs per case, with per-target failure isolation (one cleanup failing is visible and doesn't silently swallow the others)</w:t>
             </w:r>
           </w:p>
+          <w:p>
+            <w:pPr>
+              <w:spacing w:after="20"/>
+              <w:ind w:left="173"/>
+            </w:pPr>
+            <w:r>
+              <w:rPr>
+                <w:color w:val="444444"/>
+                <w:sz w:val="17"/>
+              </w:rPr>
+              <w:t xml:space="preserve">• </w:t>
+            </w:r>
+            <w:r>
+              <w:rPr>
+                <w:color w:val="373737"/>
+                <w:sz w:val="17"/>
+              </w:rPr>
+              <w:t xml:space="preserve">on DROP, ACL revocation completes </w:t>
+            </w:r>
+            <w:r>
+              <w:rPr>
+                <w:b/>
+                <w:color w:val="373737"/>
+                <w:sz w:val="17"/>
+              </w:rPr>
+              <w:t>before</w:t>
+            </w:r>
+            <w:r>
+              <w:rPr>
+                <w:color w:val="373737"/>
+                <w:sz w:val="17"/>
+              </w:rPr>
+              <w:t xml:space="preserve"> the mutation returns success; on UNDROP, ACL restore precedes participant undrops — proven by an automated test, not convention (ADR-012 §4 ordering constraint)</w:t>
+            </w:r>
+          </w:p>
+          <w:p>
+            <w:pPr>
+              <w:spacing w:after="20"/>
+              <w:ind w:left="173"/>
+            </w:pPr>
+            <w:r>
+              <w:rPr>
+                <w:color w:val="444444"/>
+                <w:sz w:val="17"/>
+              </w:rPr>
+              <w:t xml:space="preserve">• </w:t>
+            </w:r>
+            <w:r>
+              <w:rPr>
+                <w:color w:val="373737"/>
+                <w:sz w:val="17"/>
+              </w:rPr>
+              <w:t xml:space="preserve">no Relationship-Service traversal and no </w:t>
+            </w:r>
+            <w:r>
+              <w:rPr>
+                <w:rFonts w:ascii="Courier New" w:hAnsi="Courier New"/>
+                <w:sz w:val="17"/>
+              </w:rPr>
+              <w:t>UserProfileAttributes</w:t>
+            </w:r>
+            <w:r>
+              <w:rPr>
+                <w:color w:val="373737"/>
+                <w:sz w:val="17"/>
+              </w:rPr>
+              <w:t xml:space="preserve"> resolver import remain in the ported flow (replaced by participant enumeration + a user-profile client call)</w:t>
+            </w:r>
+          </w:p>
         </w:tc>
         <w:tc>
           <w:tcPr>
@@ -11679,7 +11807,43 @@
                 <w:color w:val="373737"/>
                 <w:sz w:val="17"/>
               </w:rPr>
-              <w:t>partial-failure</w:t>
+              <w:t>design-partner branch (samples skipped)</w:t>
+            </w:r>
+          </w:p>
+          <w:p>
+            <w:pPr>
+              <w:spacing w:after="20"/>
+            </w:pPr>
+            <w:r>
+              <w:rPr>
+                <w:sz w:val="17"/>
+              </w:rPr>
+              <w:t xml:space="preserve">☐  </w:t>
+            </w:r>
+            <w:r>
+              <w:rPr>
+                <w:color w:val="373737"/>
+                <w:sz w:val="17"/>
+              </w:rPr>
+              <w:t>partial-failure per step</w:t>
+            </w:r>
+          </w:p>
+          <w:p>
+            <w:pPr>
+              <w:spacing w:after="20"/>
+            </w:pPr>
+            <w:r>
+              <w:rPr>
+                <w:sz w:val="17"/>
+              </w:rPr>
+              <w:t xml:space="preserve">☐  </w:t>
+            </w:r>
+            <w:r>
+              <w:rPr>
+                <w:color w:val="373737"/>
+                <w:sz w:val="17"/>
+              </w:rPr>
+              <w:t>ACL-before-return ordering invariant</w:t>
             </w:r>
           </w:p>
           <w:p>
@@ -11731,7 +11895,7 @@
                 <w:color w:val="C0392B"/>
                 <w:sz w:val="17"/>
               </w:rPr>
-              <w:t>SPARK-PROD-E02</w:t>
+              <w:t>PRODUCT-BE-E-02</w:t>
             </w:r>
           </w:p>
           <w:p>
@@ -11763,7 +11927,7 @@
                 <w:color w:val="C0392B"/>
                 <w:sz w:val="16"/>
               </w:rPr>
-              <w:t>🔴🔬 Spike-gated on SPARK-SPIKE-01 (Non-Atomic Write Saga)</w:t>
+              <w:t>🔴🔬 Spike-gated on SPIKE-01 (Non-Atomic Write Saga)</w:t>
             </w:r>
           </w:p>
         </w:tc>
@@ -11836,7 +12000,7 @@
                 <w:color w:val="444444"/>
                 <w:sz w:val="17"/>
               </w:rPr>
-              <w:t>SPARK-SPIKE-01</w:t>
+              <w:t>SPIKE-01</w:t>
             </w:r>
           </w:p>
         </w:tc>
@@ -12048,7 +12212,7 @@
                 <w:color w:val="C0392B"/>
                 <w:sz w:val="17"/>
               </w:rPr>
-              <w:t>SPARK-PROD-E03</w:t>
+              <w:t>PRODUCT-BE-E-03</w:t>
             </w:r>
           </w:p>
           <w:p>
@@ -12067,7 +12231,7 @@
                 <w:color w:val="373737"/>
                 <w:sz w:val="17"/>
               </w:rPr>
-              <w:t xml:space="preserve"> stub + aggregation facade (Option D Phase 1)</w:t>
+              <w:t xml:space="preserve"> stub + aggregation facade (facade-then-federate, Phase 1)</w:t>
             </w:r>
           </w:p>
           <w:p>
@@ -12080,7 +12244,7 @@
                 <w:color w:val="C0392B"/>
                 <w:sz w:val="16"/>
               </w:rPr>
-              <w:t>🔴🔬 Spike-gated on SPARK-SPIKE-02 (TechPack Aggregate)</w:t>
+              <w:t>🔴🔬 Spike-gated on SPIKE-02 (TechPack Aggregate)</w:t>
             </w:r>
           </w:p>
         </w:tc>
@@ -12150,7 +12314,7 @@
                 <w:color w:val="444444"/>
                 <w:sz w:val="17"/>
               </w:rPr>
-              <w:t>SPARK-SPIKE-02</w:t>
+              <w:t>SPIKE-02</w:t>
             </w:r>
           </w:p>
         </w:tc>
@@ -12228,7 +12392,7 @@
                 <w:color w:val="373737"/>
                 <w:sz w:val="17"/>
               </w:rPr>
-              <w:t xml:space="preserve">returns populated </w:t>
+              <w:t xml:space="preserve">Returns a fully populated 11-field </w:t>
             </w:r>
             <w:r>
               <w:rPr>
@@ -12242,7 +12406,21 @@
                 <w:color w:val="373737"/>
                 <w:sz w:val="17"/>
               </w:rPr>
-              <w:t xml:space="preserve"> from the facade</w:t>
+              <w:t xml:space="preserve"> from the facade for a valid </w:t>
+            </w:r>
+            <w:r>
+              <w:rPr>
+                <w:rFonts w:ascii="Courier New" w:hAnsi="Courier New"/>
+                <w:sz w:val="17"/>
+              </w:rPr>
+              <w:t>(productId, partnerId, workspaceContext, parentProductId)</w:t>
+            </w:r>
+            <w:r>
+              <w:rPr>
+                <w:color w:val="373737"/>
+                <w:sz w:val="17"/>
+              </w:rPr>
+              <w:t xml:space="preserve"> input</w:t>
             </w:r>
           </w:p>
           <w:p>
@@ -12259,10 +12437,31 @@
             </w:r>
             <w:r>
               <w:rPr>
-                <w:color w:val="373737"/>
-                <w:sz w:val="17"/>
-              </w:rPr>
-              <w:t>entity fetcher reconstructs from key+context</w:t>
+                <w:rFonts w:ascii="Courier New" w:hAnsi="Courier New"/>
+                <w:sz w:val="17"/>
+              </w:rPr>
+              <w:t>@DgsEntityFetcher(name="ResourcesCount")</w:t>
+            </w:r>
+            <w:r>
+              <w:rPr>
+                <w:color w:val="373737"/>
+                <w:sz w:val="17"/>
+              </w:rPr>
+              <w:t xml:space="preserve"> reconstructs the entity from key + context on an </w:t>
+            </w:r>
+            <w:r>
+              <w:rPr>
+                <w:rFonts w:ascii="Courier New" w:hAnsi="Courier New"/>
+                <w:sz w:val="17"/>
+              </w:rPr>
+              <w:t>_entities</w:t>
+            </w:r>
+            <w:r>
+              <w:rPr>
+                <w:color w:val="373737"/>
+                <w:sz w:val="17"/>
+              </w:rPr>
+              <w:t xml:space="preserve"> query (federation-ready shell)</w:t>
             </w:r>
           </w:p>
           <w:p>
@@ -12282,7 +12481,36 @@
                 <w:color w:val="373737"/>
                 <w:sz w:val="17"/>
               </w:rPr>
-              <w:t>parity vs source for 5 inputs</w:t>
+              <w:t xml:space="preserve">Recorded-fixture parity vs </w:t>
+            </w:r>
+            <w:r>
+              <w:rPr>
+                <w:rFonts w:ascii="Courier New" w:hAnsi="Courier New"/>
+                <w:sz w:val="17"/>
+              </w:rPr>
+              <w:t>spark-internal-graphql</w:t>
+            </w:r>
+            <w:r>
+              <w:rPr>
+                <w:color w:val="373737"/>
+                <w:sz w:val="17"/>
+              </w:rPr>
+              <w:t xml:space="preserve"> for ≥ 5 pinned inputs, including: a product </w:t>
+            </w:r>
+            <w:r>
+              <w:rPr>
+                <w:b/>
+                <w:color w:val="373737"/>
+                <w:sz w:val="17"/>
+              </w:rPr>
+              <w:t>with a parent</w:t>
+            </w:r>
+            <w:r>
+              <w:rPr>
+                <w:color w:val="373737"/>
+                <w:sz w:val="17"/>
+              </w:rPr>
+              <w:t xml:space="preserve"> (double-walk), &gt; 100 walked ids (chunked ACL), a 3D attachment, and a critical thread whose parent discussion is outside the walk — 100% field-value match modulo the ADR-015 §4 deviation list (parallelized elastic/ACL calls; counts unchanged)</w:t>
             </w:r>
           </w:p>
           <w:p>
@@ -12302,7 +12530,97 @@
                 <w:color w:val="373737"/>
                 <w:sz w:val="17"/>
               </w:rPr>
-              <w:t>facade observable</w:t>
+              <w:t xml:space="preserve">Facade is observable: per-slice latency + error metrics and a health endpoint exist (they gate the </w:t>
+            </w:r>
+            <w:r>
+              <w:rPr>
+                <w:rFonts w:ascii="Courier New" w:hAnsi="Courier New"/>
+                <w:sz w:val="17"/>
+              </w:rPr>
+              <w:t>F-01</w:t>
+            </w:r>
+            <w:r>
+              <w:rPr>
+                <w:color w:val="373737"/>
+                <w:sz w:val="17"/>
+              </w:rPr>
+              <w:t>–</w:t>
+            </w:r>
+            <w:r>
+              <w:rPr>
+                <w:rFonts w:ascii="Courier New" w:hAnsi="Courier New"/>
+                <w:sz w:val="17"/>
+              </w:rPr>
+              <w:t>F-08</w:t>
+            </w:r>
+            <w:r>
+              <w:rPr>
+                <w:color w:val="373737"/>
+                <w:sz w:val="17"/>
+              </w:rPr>
+              <w:t xml:space="preserve"> re-homings and the </w:t>
+            </w:r>
+            <w:r>
+              <w:rPr>
+                <w:rFonts w:ascii="Courier New" w:hAnsi="Courier New"/>
+                <w:sz w:val="17"/>
+              </w:rPr>
+              <w:t>F-09</w:t>
+            </w:r>
+            <w:r>
+              <w:rPr>
+                <w:color w:val="373737"/>
+                <w:sz w:val="17"/>
+              </w:rPr>
+              <w:t xml:space="preserve"> retirement check)</w:t>
+            </w:r>
+          </w:p>
+          <w:p>
+            <w:pPr>
+              <w:spacing w:after="20"/>
+              <w:ind w:left="173"/>
+            </w:pPr>
+            <w:r>
+              <w:rPr>
+                <w:color w:val="444444"/>
+                <w:sz w:val="17"/>
+              </w:rPr>
+              <w:t xml:space="preserve">• </w:t>
+            </w:r>
+            <w:r>
+              <w:rPr>
+                <w:color w:val="373737"/>
+                <w:sz w:val="17"/>
+              </w:rPr>
+              <w:t xml:space="preserve">Facade is behavior-frozen: deviations limited to ADR-015 §4 pin-downs; </w:t>
+            </w:r>
+            <w:r>
+              <w:rPr>
+                <w:rFonts w:ascii="Courier New" w:hAnsi="Courier New"/>
+                <w:sz w:val="17"/>
+              </w:rPr>
+              <w:t>CODEOWNERS</w:t>
+            </w:r>
+            <w:r>
+              <w:rPr>
+                <w:color w:val="373737"/>
+                <w:sz w:val="17"/>
+              </w:rPr>
+              <w:t xml:space="preserve"> guard in place so new feature work lands in the owning domain's </w:t>
+            </w:r>
+            <w:r>
+              <w:rPr>
+                <w:rFonts w:ascii="Courier New" w:hAnsi="Courier New"/>
+                <w:sz w:val="17"/>
+              </w:rPr>
+              <w:t>F0x</w:t>
+            </w:r>
+            <w:r>
+              <w:rPr>
+                <w:color w:val="373737"/>
+                <w:sz w:val="17"/>
+              </w:rPr>
+              <w:t xml:space="preserve"> story instead</w:t>
             </w:r>
           </w:p>
         </w:tc>
@@ -12325,7 +12643,7 @@
                 <w:color w:val="373737"/>
                 <w:sz w:val="17"/>
               </w:rPr>
-              <w:t>facade call</w:t>
+              <w:t>facade call returns 11 populated fields</w:t>
             </w:r>
           </w:p>
           <w:p>
@@ -12343,7 +12661,14 @@
                 <w:color w:val="373737"/>
                 <w:sz w:val="17"/>
               </w:rPr>
-              <w:t>entity fetcher</w:t>
+              <w:t xml:space="preserve">entity fetcher via </w:t>
+            </w:r>
+            <w:r>
+              <w:rPr>
+                <w:rFonts w:ascii="Courier New" w:hAnsi="Courier New"/>
+                <w:sz w:val="17"/>
+              </w:rPr>
+              <w:t>_entities</w:t>
             </w:r>
           </w:p>
           <w:p>
@@ -12361,7 +12686,25 @@
                 <w:color w:val="373737"/>
                 <w:sz w:val="17"/>
               </w:rPr>
-              <w:t>parity 5 inputs</w:t>
+              <w:t>parity ≥ 5 pinned inputs (incl. parent double-walk, &gt;100 ids, 3D attachment, out-of-walk critical thread)</w:t>
+            </w:r>
+          </w:p>
+          <w:p>
+            <w:pPr>
+              <w:spacing w:after="20"/>
+            </w:pPr>
+            <w:r>
+              <w:rPr>
+                <w:sz w:val="17"/>
+              </w:rPr>
+              <w:t xml:space="preserve">☐  </w:t>
+            </w:r>
+            <w:r>
+              <w:rPr>
+                <w:color w:val="373737"/>
+                <w:sz w:val="17"/>
+              </w:rPr>
+              <w:t>per-slice metrics emitted</w:t>
             </w:r>
           </w:p>
           <w:p>
@@ -12413,7 +12756,7 @@
                 <w:color w:val="C0392B"/>
                 <w:sz w:val="17"/>
               </w:rPr>
-              <w:t>SPARK-PROD-E04</w:t>
+              <w:t>PRODUCT-BE-E-04</w:t>
             </w:r>
           </w:p>
           <w:p>
@@ -12445,7 +12788,7 @@
                 <w:color w:val="C0392B"/>
                 <w:sz w:val="16"/>
               </w:rPr>
-              <w:t>🔴🔬 Spike-gated on SPARK-SPIKE-02 (TechPack Aggregate)</w:t>
+              <w:t>🔴🔬 Spike-gated on SPIKE-02 (TechPack Aggregate)</w:t>
             </w:r>
           </w:p>
         </w:tc>
@@ -12518,7 +12861,7 @@
                 <w:color w:val="444444"/>
                 <w:sz w:val="17"/>
               </w:rPr>
-              <w:t>SPARK-SPIKE-02, E03</w:t>
+              <w:t>SPIKE-02, E-03</w:t>
             </w:r>
           </w:p>
         </w:tc>
@@ -12848,7 +13191,7 @@
                 <w:color w:val="1F497D"/>
                 <w:sz w:val="17"/>
               </w:rPr>
-              <w:t>SPARK-PROD-F01</w:t>
+              <w:t>PRODUCT-BE-F-01</w:t>
             </w:r>
           </w:p>
           <w:p>
@@ -12932,7 +13275,7 @@
                 <w:color w:val="444444"/>
                 <w:sz w:val="17"/>
               </w:rPr>
-              <w:t>E03</w:t>
+              <w:t>E-03</w:t>
             </w:r>
           </w:p>
         </w:tc>
@@ -13032,7 +13375,7 @@
                 <w:rFonts w:ascii="Courier New" w:hAnsi="Courier New"/>
                 <w:sz w:val="17"/>
               </w:rPr>
-              <w:t>E03</w:t>
+              <w:t>E-03</w:t>
             </w:r>
             <w:r>
               <w:rPr>
@@ -13121,7 +13464,7 @@
                 <w:color w:val="1F497D"/>
                 <w:sz w:val="17"/>
               </w:rPr>
-              <w:t>SPARK-PROD-F02</w:t>
+              <w:t>PRODUCT-BE-F-02</w:t>
             </w:r>
           </w:p>
           <w:p>
@@ -13194,7 +13537,7 @@
                 <w:color w:val="444444"/>
                 <w:sz w:val="17"/>
               </w:rPr>
-              <w:t>E03</w:t>
+              <w:t>E-03</w:t>
             </w:r>
           </w:p>
         </w:tc>
@@ -13335,7 +13678,7 @@
                 <w:color w:val="1F497D"/>
                 <w:sz w:val="17"/>
               </w:rPr>
-              <w:t>SPARK-PROD-F03</w:t>
+              <w:t>PRODUCT-BE-F-03</w:t>
             </w:r>
           </w:p>
           <w:p>
@@ -13405,7 +13748,7 @@
                 <w:color w:val="444444"/>
                 <w:sz w:val="17"/>
               </w:rPr>
-              <w:t>E03</w:t>
+              <w:t>E-03</w:t>
             </w:r>
           </w:p>
         </w:tc>
@@ -13546,7 +13889,7 @@
                 <w:color w:val="1F497D"/>
                 <w:sz w:val="17"/>
               </w:rPr>
-              <w:t>SPARK-PROD-F04</w:t>
+              <w:t>PRODUCT-BE-F-04</w:t>
             </w:r>
           </w:p>
           <w:p>
@@ -13619,7 +13962,7 @@
                 <w:color w:val="444444"/>
                 <w:sz w:val="17"/>
               </w:rPr>
-              <w:t>E03</w:t>
+              <w:t>E-03</w:t>
             </w:r>
           </w:p>
         </w:tc>
@@ -13712,7 +14055,7 @@
                 <w:color w:val="1F497D"/>
                 <w:sz w:val="17"/>
               </w:rPr>
-              <w:t>SPARK-PROD-F05</w:t>
+              <w:t>PRODUCT-BE-F-05</w:t>
             </w:r>
           </w:p>
           <w:p>
@@ -13782,7 +14125,7 @@
                 <w:color w:val="444444"/>
                 <w:sz w:val="17"/>
               </w:rPr>
-              <w:t>E03</w:t>
+              <w:t>E-03</w:t>
             </w:r>
           </w:p>
         </w:tc>
@@ -13923,7 +14266,7 @@
                 <w:color w:val="1F497D"/>
                 <w:sz w:val="17"/>
               </w:rPr>
-              <w:t>SPARK-PROD-F06</w:t>
+              <w:t>PRODUCT-BE-F-06</w:t>
             </w:r>
           </w:p>
           <w:p>
@@ -14024,7 +14367,7 @@
                 <w:color w:val="444444"/>
                 <w:sz w:val="17"/>
               </w:rPr>
-              <w:t>E03</w:t>
+              <w:t>E-03</w:t>
             </w:r>
           </w:p>
         </w:tc>
@@ -14145,7 +14488,7 @@
                 <w:color w:val="1F497D"/>
                 <w:sz w:val="17"/>
               </w:rPr>
-              <w:t>SPARK-PROD-F07</w:t>
+              <w:t>PRODUCT-BE-F-07</w:t>
             </w:r>
           </w:p>
           <w:p>
@@ -14215,7 +14558,7 @@
                 <w:color w:val="444444"/>
                 <w:sz w:val="17"/>
               </w:rPr>
-              <w:t>E03</w:t>
+              <w:t>E-03</w:t>
             </w:r>
           </w:p>
         </w:tc>
@@ -14342,7 +14685,7 @@
                 <w:color w:val="1F497D"/>
                 <w:sz w:val="17"/>
               </w:rPr>
-              <w:t>SPARK-PROD-F08</w:t>
+              <w:t>PRODUCT-BE-F-08</w:t>
             </w:r>
           </w:p>
           <w:p>
@@ -14415,7 +14758,7 @@
                 <w:color w:val="444444"/>
                 <w:sz w:val="17"/>
               </w:rPr>
-              <w:t>E03</w:t>
+              <w:t>E-03</w:t>
             </w:r>
           </w:p>
         </w:tc>
@@ -14508,7 +14851,7 @@
                 <w:color w:val="1F497D"/>
                 <w:sz w:val="17"/>
               </w:rPr>
-              <w:t>SPARK-PROD-F09</w:t>
+              <w:t>PRODUCT-BE-F-09</w:t>
             </w:r>
           </w:p>
           <w:p>
@@ -14571,7 +14914,7 @@
                 <w:color w:val="444444"/>
                 <w:sz w:val="17"/>
               </w:rPr>
-              <w:t>F01, F02, F03, F04, F05, F06, F07, F08</w:t>
+              <w:t>F-01, F-02, F-03, F-04, F-05, F-06, F-07, F-08</w:t>
             </w:r>
           </w:p>
         </w:tc>
@@ -14731,7 +15074,7 @@
                 <w:color w:val="1F497D"/>
                 <w:sz w:val="17"/>
               </w:rPr>
-              <w:t>SPARK-PROD-F10</w:t>
+              <w:t>PRODUCT-BE-F-10</w:t>
             </w:r>
           </w:p>
           <w:p>
@@ -14923,7 +15266,7 @@
                 <w:color w:val="1F497D"/>
                 <w:sz w:val="17"/>
               </w:rPr>
-              <w:t>SPARK-PROD-F11</w:t>
+              <w:t>PRODUCT-BE-F-11</w:t>
             </w:r>
           </w:p>
           <w:p>
@@ -14986,7 +15329,7 @@
                 <w:color w:val="444444"/>
                 <w:sz w:val="17"/>
               </w:rPr>
-              <w:t>F10</w:t>
+              <w:t>F-10</w:t>
             </w:r>
           </w:p>
         </w:tc>
@@ -15092,7 +15435,7 @@
                 <w:color w:val="1F497D"/>
                 <w:sz w:val="17"/>
               </w:rPr>
-              <w:t>SPARK-PROD-F12</w:t>
+              <w:t>PRODUCT-BE-F-12</w:t>
             </w:r>
           </w:p>
           <w:p>
@@ -15158,7 +15501,7 @@
                 <w:color w:val="444444"/>
                 <w:sz w:val="17"/>
               </w:rPr>
-              <w:t>E01</w:t>
+              <w:t>E-01</w:t>
             </w:r>
           </w:p>
         </w:tc>
@@ -15441,7 +15784,7 @@
                 <w:color w:val="1F497D"/>
                 <w:sz w:val="17"/>
               </w:rPr>
-              <w:t>SPARK-PROD-G01</w:t>
+              <w:t>PRODUCT-BE-G-01</w:t>
             </w:r>
           </w:p>
           <w:p>
@@ -15708,7 +16051,7 @@
                 <w:color w:val="1F497D"/>
                 <w:sz w:val="17"/>
               </w:rPr>
-              <w:t>SPARK-PROD-G02</w:t>
+              <w:t>PRODUCT-BE-G-02</w:t>
             </w:r>
           </w:p>
           <w:p>
@@ -15872,7 +16215,7 @@
                 <w:color w:val="373737"/>
                 <w:sz w:val="17"/>
               </w:rPr>
-              <w:t>parity for 50+ components</w:t>
+              <w:t>parity for 50+ components, incl. a product with &gt; 100 components (chunked ACL) and a claim with a missing ACL record (throw path preserved, ADR-014 pin-down 2)</w:t>
             </w:r>
           </w:p>
           <w:p>
@@ -15913,7 +16256,21 @@
                 <w:color w:val="373737"/>
                 <w:sz w:val="17"/>
               </w:rPr>
-              <w:t xml:space="preserve"> match source</w:t>
+              <w:t xml:space="preserve"> match source exactly (incl. name/status fallbacks and </w:t>
+            </w:r>
+            <w:r>
+              <w:rPr>
+                <w:rFonts w:ascii="Courier New" w:hAnsi="Courier New"/>
+                <w:sz w:val="17"/>
+              </w:rPr>
+              <w:t>type 2 → packagingBom</w:t>
+            </w:r>
+            <w:r>
+              <w:rPr>
+                <w:color w:val="373737"/>
+                <w:sz w:val="17"/>
+              </w:rPr>
+              <w:t>)</w:t>
             </w:r>
           </w:p>
           <w:p>
@@ -15933,7 +16290,55 @@
                 <w:color w:val="373737"/>
                 <w:sz w:val="17"/>
               </w:rPr>
-              <w:t>ACL batched (no N+1)</w:t>
+              <w:t xml:space="preserve">ACL batched — exactly one </w:t>
+            </w:r>
+            <w:r>
+              <w:rPr>
+                <w:rFonts w:ascii="Courier New" w:hAnsi="Courier New"/>
+                <w:sz w:val="17"/>
+              </w:rPr>
+              <w:t>getAccessControlBatch</w:t>
+            </w:r>
+            <w:r>
+              <w:rPr>
+                <w:color w:val="373737"/>
+                <w:sz w:val="17"/>
+              </w:rPr>
+              <w:t xml:space="preserve"> call per resolution (no N+1), asserted by a call-count test</w:t>
+            </w:r>
+          </w:p>
+          <w:p>
+            <w:pPr>
+              <w:spacing w:after="20"/>
+              <w:ind w:left="173"/>
+            </w:pPr>
+            <w:r>
+              <w:rPr>
+                <w:color w:val="444444"/>
+                <w:sz w:val="17"/>
+              </w:rPr>
+              <w:t xml:space="preserve">• </w:t>
+            </w:r>
+            <w:r>
+              <w:rPr>
+                <w:color w:val="373737"/>
+                <w:sz w:val="17"/>
+              </w:rPr>
+              <w:t xml:space="preserve">no </w:t>
+            </w:r>
+            <w:r>
+              <w:rPr>
+                <w:rFonts w:ascii="Courier New" w:hAnsi="Courier New"/>
+                <w:sz w:val="17"/>
+              </w:rPr>
+              <w:t>info.variableValues</w:t>
+            </w:r>
+            <w:r>
+              <w:rPr>
+                <w:color w:val="373737"/>
+                <w:sz w:val="17"/>
+              </w:rPr>
+              <w:t xml:space="preserve"> read; explicit field args confirmed against UI queries (contract test, ADR-014 pin-down 5)</w:t>
             </w:r>
           </w:p>
         </w:tc>
@@ -16038,7 +16443,7 @@
                 <w:color w:val="1F497D"/>
                 <w:sz w:val="17"/>
               </w:rPr>
-              <w:t>SPARK-PROD-G03</w:t>
+              <w:t>PRODUCT-BE-G-03</w:t>
             </w:r>
           </w:p>
           <w:p>
@@ -16162,7 +16567,7 @@
                 <w:color w:val="444444"/>
                 <w:sz w:val="17"/>
               </w:rPr>
-              <w:t>G01</w:t>
+              <w:t>G-01</w:t>
             </w:r>
           </w:p>
         </w:tc>
@@ -16207,7 +16612,7 @@
                 <w:color w:val="373737"/>
                 <w:sz w:val="17"/>
               </w:rPr>
-              <w:t>four related resolvers sharing AttachmentEnrichmentService (G01)</w:t>
+              <w:t>four related resolvers sharing AttachmentEnrichmentService (G-01)</w:t>
             </w:r>
           </w:p>
           <w:p>
@@ -16260,7 +16665,7 @@
                 <w:color w:val="373737"/>
                 <w:sz w:val="17"/>
               </w:rPr>
-              <w:t>shares G01 service</w:t>
+              <w:t>shares G-01 service</w:t>
             </w:r>
           </w:p>
         </w:tc>
@@ -16329,7 +16734,7 @@
                 <w:color w:val="1F497D"/>
                 <w:sz w:val="17"/>
               </w:rPr>
-              <w:t>SPARK-PROD-G04</w:t>
+              <w:t>PRODUCT-BE-G-04</w:t>
             </w:r>
           </w:p>
           <w:p>
@@ -16579,7 +16984,7 @@
                 <w:color w:val="1F497D"/>
                 <w:sz w:val="17"/>
               </w:rPr>
-              <w:t>SPARK-PROD-G05</w:t>
+              <w:t>PRODUCT-BE-G-05</w:t>
             </w:r>
           </w:p>
           <w:p>
@@ -16846,7 +17251,7 @@
                 <w:color w:val="1F497D"/>
                 <w:sz w:val="17"/>
               </w:rPr>
-              <w:t>SPARK-PROD-G06</w:t>
+              <w:t>PRODUCT-BE-G-06</w:t>
             </w:r>
           </w:p>
           <w:p>
@@ -17103,7 +17508,7 @@
                 <w:color w:val="C0392B"/>
                 <w:sz w:val="17"/>
               </w:rPr>
-              <w:t>SPARK-PROD-G07</w:t>
+              <w:t>PRODUCT-BE-G-07</w:t>
             </w:r>
           </w:p>
           <w:p>
@@ -17184,7 +17589,7 @@
                 <w:color w:val="C0392B"/>
                 <w:sz w:val="16"/>
               </w:rPr>
-              <w:t>🔴🔬 Spike-gated on SPARK-SPIKE-04 (Not-Removable / Undroppable Partners)</w:t>
+              <w:t>🔴🔬 Spike-gated on SPIKE-04 (Not-Removable / Undroppable Partners)</w:t>
             </w:r>
           </w:p>
         </w:tc>
@@ -17254,7 +17659,7 @@
                 <w:color w:val="444444"/>
                 <w:sz w:val="17"/>
               </w:rPr>
-              <w:t>SPARK-SPIKE-04</w:t>
+              <w:t>SPIKE-04</w:t>
             </w:r>
           </w:p>
         </w:tc>
@@ -17404,7 +17809,7 @@
                 <w:color w:val="1F497D"/>
                 <w:sz w:val="17"/>
               </w:rPr>
-              <w:t>SPARK-PROD-G08</w:t>
+              <w:t>PRODUCT-BE-G-08</w:t>
             </w:r>
           </w:p>
           <w:p>
@@ -17719,7 +18124,7 @@
                 <w:color w:val="1F497D"/>
                 <w:sz w:val="17"/>
               </w:rPr>
-              <w:t>SPARK-PROD-G09</w:t>
+              <w:t>PRODUCT-BE-G-09</w:t>
             </w:r>
           </w:p>
           <w:p>
@@ -17965,7 +18370,7 @@
                 <w:color w:val="1F497D"/>
                 <w:sz w:val="17"/>
               </w:rPr>
-              <w:t>SPARK-PROD-G10</w:t>
+              <w:t>PRODUCT-BE-G-10</w:t>
             </w:r>
           </w:p>
           <w:p>
@@ -18203,6 +18608,285 @@
       <w:tr>
         <w:tc>
           <w:tcPr>
+            <w:tcW w:w="2304" w:type="dxa"/>
+          </w:tcPr>
+          <w:p>
+            <w:pPr>
+              <w:spacing w:after="20"/>
+            </w:pPr>
+            <w:r>
+              <w:rPr>
+                <w:sz w:val="18"/>
+              </w:rPr>
+              <w:t xml:space="preserve">🔴🔬 </w:t>
+            </w:r>
+            <w:r>
+              <w:rPr>
+                <w:sz w:val="18"/>
+              </w:rPr>
+              <w:t xml:space="preserve">🔸 </w:t>
+            </w:r>
+            <w:r>
+              <w:rPr>
+                <w:rFonts w:ascii="Courier New" w:hAnsi="Courier New"/>
+                <w:b/>
+                <w:color w:val="C0392B"/>
+                <w:sz w:val="17"/>
+              </w:rPr>
+              <w:t>PRODUCT-BE-G-11-1</w:t>
+            </w:r>
+          </w:p>
+          <w:p>
+            <w:pPr>
+              <w:spacing w:after="20"/>
+            </w:pPr>
+            <w:r>
+              <w:rPr>
+                <w:rFonts w:ascii="Courier New" w:hAnsi="Courier New"/>
+                <w:sz w:val="17"/>
+              </w:rPr>
+              <w:t>Product.notRemovablePartnerIds</w:t>
+            </w:r>
+            <w:r>
+              <w:rPr>
+                <w:color w:val="373737"/>
+                <w:sz w:val="17"/>
+              </w:rPr>
+              <w:t xml:space="preserve"> + </w:t>
+            </w:r>
+            <w:r>
+              <w:rPr>
+                <w:rFonts w:ascii="Courier New" w:hAnsi="Courier New"/>
+                <w:sz w:val="17"/>
+              </w:rPr>
+              <w:t>notRemovableWorkspaceIds</w:t>
+            </w:r>
+          </w:p>
+          <w:p>
+            <w:pPr>
+              <w:spacing w:after="20"/>
+            </w:pPr>
+            <w:r>
+              <w:rPr>
+                <w:i/>
+                <w:color w:val="C0392B"/>
+                <w:sz w:val="16"/>
+              </w:rPr>
+              <w:t>🔴🔬 Spike-gated on SPIKE-04 (Not-Removable / Undroppable Partners)</w:t>
+            </w:r>
+          </w:p>
+        </w:tc>
+        <w:tc>
+          <w:tcPr>
+            <w:tcW w:w="1080" w:type="dxa"/>
+          </w:tcPr>
+          <w:p>
+            <w:pPr>
+              <w:spacing w:after="20"/>
+            </w:pPr>
+            <w:r>
+              <w:rPr>
+                <w:color w:val="9B7A00"/>
+                <w:sz w:val="17"/>
+              </w:rPr>
+              <w:t>🟡 Medium [M]</w:t>
+            </w:r>
+          </w:p>
+        </w:tc>
+        <w:tc>
+          <w:tcPr>
+            <w:tcW w:w="1655" w:type="dxa"/>
+          </w:tcPr>
+          <w:p>
+            <w:pPr>
+              <w:spacing w:after="20"/>
+            </w:pPr>
+            <w:r>
+              <w:rPr>
+                <w:color w:val="444444"/>
+                <w:sz w:val="17"/>
+              </w:rPr>
+              <w:t>Field Resolver</w:t>
+            </w:r>
+          </w:p>
+          <w:p>
+            <w:pPr>
+              <w:spacing w:after="20"/>
+            </w:pPr>
+            <w:r>
+              <w:rPr>
+                <w:color w:val="444444"/>
+                <w:sz w:val="16"/>
+              </w:rPr>
+              <w:t xml:space="preserve">Calls: </w:t>
+            </w:r>
+            <w:r>
+              <w:rPr>
+                <w:color w:val="373737"/>
+                <w:sz w:val="16"/>
+              </w:rPr>
+              <w:t>vmm, workspaceV2</w:t>
+            </w:r>
+          </w:p>
+        </w:tc>
+        <w:tc>
+          <w:tcPr>
+            <w:tcW w:w="1296" w:type="dxa"/>
+          </w:tcPr>
+          <w:p>
+            <w:pPr>
+              <w:spacing w:after="20"/>
+            </w:pPr>
+            <w:r>
+              <w:rPr>
+                <w:color w:val="444444"/>
+                <w:sz w:val="17"/>
+              </w:rPr>
+              <w:t>SPIKE-04</w:t>
+            </w:r>
+          </w:p>
+        </w:tc>
+        <w:tc>
+          <w:tcPr>
+            <w:tcW w:w="4320" w:type="dxa"/>
+          </w:tcPr>
+          <w:p>
+            <w:pPr>
+              <w:spacing w:after="20"/>
+            </w:pPr>
+            <w:r>
+              <w:rPr>
+                <w:b/>
+                <w:color w:val="373737"/>
+                <w:sz w:val="17"/>
+              </w:rPr>
+              <w:t xml:space="preserve">Intent — </w:t>
+            </w:r>
+            <w:r>
+              <w:rPr>
+                <w:color w:val="373737"/>
+                <w:sz w:val="17"/>
+              </w:rPr>
+              <w:t>Compute which partners/workspaces can't be removed (still referenced).</w:t>
+            </w:r>
+          </w:p>
+          <w:p>
+            <w:pPr>
+              <w:spacing w:after="20"/>
+            </w:pPr>
+            <w:r>
+              <w:rPr>
+                <w:b/>
+                <w:color w:val="373737"/>
+                <w:sz w:val="17"/>
+              </w:rPr>
+              <w:t xml:space="preserve">Today — </w:t>
+            </w:r>
+            <w:r>
+              <w:rPr>
+                <w:color w:val="373737"/>
+                <w:sz w:val="17"/>
+              </w:rPr>
+              <w:t>to figure out which partners/workspaces can't be removed from a product (e.g. because they're the last remaining owner), today's code calls into 4-5 other field…</w:t>
+            </w:r>
+          </w:p>
+          <w:p>
+            <w:pPr>
+              <w:spacing w:after="20"/>
+            </w:pPr>
+            <w:r>
+              <w:rPr>
+                <w:b/>
+                <w:color w:val="373737"/>
+                <w:sz w:val="17"/>
+              </w:rPr>
+              <w:t>Done when:</w:t>
+            </w:r>
+          </w:p>
+          <w:p>
+            <w:pPr>
+              <w:spacing w:after="20"/>
+              <w:ind w:left="173"/>
+            </w:pPr>
+            <w:r>
+              <w:rPr>
+                <w:color w:val="444444"/>
+                <w:sz w:val="17"/>
+              </w:rPr>
+              <w:t xml:space="preserve">• </w:t>
+            </w:r>
+            <w:r>
+              <w:rPr>
+                <w:rFonts w:ascii="Courier New" w:hAnsi="Courier New"/>
+                <w:sz w:val="17"/>
+              </w:rPr>
+              <w:t>notRemovablePartnerIds</w:t>
+            </w:r>
+            <w:r>
+              <w:rPr>
+                <w:color w:val="373737"/>
+                <w:sz w:val="17"/>
+              </w:rPr>
+              <w:t>/</w:t>
+            </w:r>
+            <w:r>
+              <w:rPr>
+                <w:rFonts w:ascii="Courier New" w:hAnsi="Courier New"/>
+                <w:sz w:val="17"/>
+              </w:rPr>
+              <w:t>notRemovableWorkspaceIds</w:t>
+            </w:r>
+            <w:r>
+              <w:rPr>
+                <w:color w:val="373737"/>
+                <w:sz w:val="17"/>
+              </w:rPr>
+              <w:t xml:space="preserve"> return the same results as source (same logical union of the underlying sibling data)</w:t>
+            </w:r>
+          </w:p>
+          <w:p>
+            <w:pPr>
+              <w:spacing w:after="20"/>
+              <w:ind w:left="173"/>
+            </w:pPr>
+            <w:r>
+              <w:rPr>
+                <w:color w:val="444444"/>
+                <w:sz w:val="17"/>
+              </w:rPr>
+              <w:t xml:space="preserve">• </w:t>
+            </w:r>
+            <w:r>
+              <w:rPr>
+                <w:color w:val="373737"/>
+                <w:sz w:val="17"/>
+              </w:rPr>
+              <w:t>No reflective resolver invocation remains — every call is a direct, statically-typed service method call</w:t>
+            </w:r>
+          </w:p>
+        </w:tc>
+        <w:tc>
+          <w:tcPr>
+            <w:tcW w:w="2448" w:type="dxa"/>
+          </w:tcPr>
+          <w:p>
+            <w:pPr>
+              <w:spacing w:after="20"/>
+            </w:pPr>
+            <w:r>
+              <w:rPr>
+                <w:color w:val="444444"/>
+                <w:sz w:val="17"/>
+              </w:rPr>
+              <w:t>—</w:t>
+            </w:r>
+          </w:p>
+        </w:tc>
+      </w:tr>
+      <w:tr>
+        <w:tc>
+          <w:tcPr>
+            <w:shd w:val="clear" w:color="auto" w:fill="F5F8FF"/>
             <w:tcW w:w="2304" w:type="dxa"/>
           </w:tcPr>
           <w:p>
@@ -18222,7 +18906,7 @@
                 <w:color w:val="1F497D"/>
                 <w:sz w:val="17"/>
               </w:rPr>
-              <w:t>SPARK-PROD-G11-1</w:t>
+              <w:t>PRODUCT-BE-G-11-2</w:t>
             </w:r>
           </w:p>
           <w:p>
@@ -18234,7 +18918,7 @@
                 <w:rFonts w:ascii="Courier New" w:hAnsi="Courier New"/>
                 <w:sz w:val="17"/>
               </w:rPr>
-              <w:t>Product.notRemovablePartnerIds</w:t>
+              <w:t>Product.associateProductsAsks</w:t>
             </w:r>
             <w:r>
               <w:rPr>
@@ -18248,12 +18932,13 @@
                 <w:rFonts w:ascii="Courier New" w:hAnsi="Courier New"/>
                 <w:sz w:val="17"/>
               </w:rPr>
-              <w:t>notRemovableWorkspaceIds</w:t>
-            </w:r>
-          </w:p>
-        </w:tc>
-        <w:tc>
-          <w:tcPr>
+              <w:t>Product.variations</w:t>
+            </w:r>
+          </w:p>
+        </w:tc>
+        <w:tc>
+          <w:tcPr>
+            <w:shd w:val="clear" w:color="auto" w:fill="F5F8FF"/>
             <w:tcW w:w="1080" w:type="dxa"/>
           </w:tcPr>
           <w:p>
@@ -18271,6 +18956,7 @@
         </w:tc>
         <w:tc>
           <w:tcPr>
+            <w:shd w:val="clear" w:color="auto" w:fill="F5F8FF"/>
             <w:tcW w:w="1655" w:type="dxa"/>
           </w:tcPr>
           <w:p>
@@ -18285,6 +18971,12 @@
               <w:t>Field Resolver</w:t>
             </w:r>
           </w:p>
+        </w:tc>
+        <w:tc>
+          <w:tcPr>
+            <w:shd w:val="clear" w:color="auto" w:fill="F5F8FF"/>
+            <w:tcW w:w="1296" w:type="dxa"/>
+          </w:tcPr>
           <w:p>
             <w:pPr>
               <w:spacing w:after="20"/>
@@ -18292,91 +18984,95 @@
             <w:r>
               <w:rPr>
                 <w:color w:val="444444"/>
-                <w:sz w:val="16"/>
-              </w:rPr>
-              <w:t xml:space="preserve">Calls: </w:t>
-            </w:r>
-            <w:r>
-              <w:rPr>
-                <w:color w:val="373737"/>
-                <w:sz w:val="16"/>
-              </w:rPr>
-              <w:t>vmm, workspaceV2</w:t>
-            </w:r>
-          </w:p>
-        </w:tc>
-        <w:tc>
-          <w:tcPr>
-            <w:tcW w:w="1296" w:type="dxa"/>
-          </w:tcPr>
-          <w:p>
-            <w:pPr>
-              <w:spacing w:after="20"/>
+                <w:sz w:val="17"/>
+              </w:rPr>
+              <w:t>—</w:t>
+            </w:r>
+          </w:p>
+        </w:tc>
+        <w:tc>
+          <w:tcPr>
+            <w:shd w:val="clear" w:color="auto" w:fill="F5F8FF"/>
+            <w:tcW w:w="4320" w:type="dxa"/>
+          </w:tcPr>
+          <w:p>
+            <w:pPr>
+              <w:spacing w:after="20"/>
+            </w:pPr>
+            <w:r>
+              <w:rPr>
+                <w:b/>
+                <w:color w:val="373737"/>
+                <w:sz w:val="17"/>
+              </w:rPr>
+              <w:t xml:space="preserve">Intent — </w:t>
+            </w:r>
+            <w:r>
+              <w:rPr>
+                <w:color w:val="373737"/>
+                <w:sz w:val="17"/>
+              </w:rPr>
+              <w:t>Resolve two sibling passthroughs (product-asks and variations).</w:t>
+            </w:r>
+          </w:p>
+          <w:p>
+            <w:pPr>
+              <w:spacing w:after="20"/>
+            </w:pPr>
+            <w:r>
+              <w:rPr>
+                <w:b/>
+                <w:color w:val="373737"/>
+                <w:sz w:val="17"/>
+              </w:rPr>
+              <w:t xml:space="preserve">Today — </w:t>
+            </w:r>
+            <w:r>
+              <w:rPr>
+                <w:color w:val="373737"/>
+                <w:sz w:val="17"/>
+              </w:rPr>
+              <w:t>two straightforward sibling passthroughs — associateProductsAsks - (the product-ask records tied to this product) and variations (sibling product variation records) —…</w:t>
+            </w:r>
+          </w:p>
+          <w:p>
+            <w:pPr>
+              <w:spacing w:after="20"/>
+            </w:pPr>
+            <w:r>
+              <w:rPr>
+                <w:b/>
+                <w:color w:val="373737"/>
+                <w:sz w:val="17"/>
+              </w:rPr>
+              <w:t>Done when:</w:t>
+            </w:r>
+          </w:p>
+          <w:p>
+            <w:pPr>
+              <w:spacing w:after="20"/>
+              <w:ind w:left="173"/>
             </w:pPr>
             <w:r>
               <w:rPr>
                 <w:color w:val="444444"/>
                 <w:sz w:val="17"/>
               </w:rPr>
-              <w:t>—</w:t>
-            </w:r>
-          </w:p>
-        </w:tc>
-        <w:tc>
-          <w:tcPr>
-            <w:tcW w:w="4320" w:type="dxa"/>
-          </w:tcPr>
-          <w:p>
-            <w:pPr>
-              <w:spacing w:after="20"/>
-            </w:pPr>
-            <w:r>
-              <w:rPr>
-                <w:b/>
-                <w:color w:val="373737"/>
-                <w:sz w:val="17"/>
-              </w:rPr>
-              <w:t xml:space="preserve">Intent — </w:t>
-            </w:r>
-            <w:r>
-              <w:rPr>
-                <w:color w:val="373737"/>
-                <w:sz w:val="17"/>
-              </w:rPr>
-              <w:t>Compute which partners/workspaces can't be removed (still referenced).</w:t>
-            </w:r>
-          </w:p>
-          <w:p>
-            <w:pPr>
-              <w:spacing w:after="20"/>
-            </w:pPr>
-            <w:r>
-              <w:rPr>
-                <w:b/>
-                <w:color w:val="373737"/>
-                <w:sz w:val="17"/>
-              </w:rPr>
-              <w:t xml:space="preserve">Today — </w:t>
-            </w:r>
-            <w:r>
-              <w:rPr>
-                <w:color w:val="373737"/>
-                <w:sz w:val="17"/>
-              </w:rPr>
-              <w:t>to figure out which partners/workspaces can't be removed from a product (e.g. because they're the last remaining owner), today's code calls into 4-5 other field…</w:t>
-            </w:r>
-          </w:p>
-          <w:p>
-            <w:pPr>
-              <w:spacing w:after="20"/>
-            </w:pPr>
-            <w:r>
-              <w:rPr>
-                <w:b/>
-                <w:color w:val="373737"/>
-                <w:sz w:val="17"/>
-              </w:rPr>
-              <w:t>Done when:</w:t>
+              <w:t xml:space="preserve">• </w:t>
+            </w:r>
+            <w:r>
+              <w:rPr>
+                <w:rFonts w:ascii="Courier New" w:hAnsi="Courier New"/>
+                <w:sz w:val="17"/>
+              </w:rPr>
+              <w:t>associateProductsAsks</w:t>
+            </w:r>
+            <w:r>
+              <w:rPr>
+                <w:color w:val="373737"/>
+                <w:sz w:val="17"/>
+              </w:rPr>
+              <w:t xml:space="preserve"> resolves the product's ask records</w:t>
             </w:r>
           </w:p>
           <w:p>
@@ -18396,53 +19092,20 @@
                 <w:rFonts w:ascii="Courier New" w:hAnsi="Courier New"/>
                 <w:sz w:val="17"/>
               </w:rPr>
-              <w:t>notRemovablePartnerIds</w:t>
-            </w:r>
-            <w:r>
-              <w:rPr>
-                <w:color w:val="373737"/>
-                <w:sz w:val="17"/>
-              </w:rPr>
-              <w:t>/</w:t>
-            </w:r>
-            <w:r>
-              <w:rPr>
-                <w:rFonts w:ascii="Courier New" w:hAnsi="Courier New"/>
-                <w:sz w:val="17"/>
-              </w:rPr>
-              <w:t>notRemovableWorkspaceIds</w:t>
-            </w:r>
-            <w:r>
-              <w:rPr>
-                <w:color w:val="373737"/>
-                <w:sz w:val="17"/>
-              </w:rPr>
-              <w:t xml:space="preserve"> return the same results as source (same logical union of the underlying sibling data)</w:t>
-            </w:r>
-          </w:p>
-          <w:p>
-            <w:pPr>
-              <w:spacing w:after="20"/>
-              <w:ind w:left="173"/>
-            </w:pPr>
-            <w:r>
-              <w:rPr>
-                <w:color w:val="444444"/>
-                <w:sz w:val="17"/>
-              </w:rPr>
-              <w:t xml:space="preserve">• </w:t>
-            </w:r>
-            <w:r>
-              <w:rPr>
-                <w:color w:val="373737"/>
-                <w:sz w:val="17"/>
-              </w:rPr>
-              <w:t>No reflective resolver invocation remains — every call is a direct, statically-typed service method call</w:t>
-            </w:r>
-          </w:p>
-        </w:tc>
-        <w:tc>
-          <w:tcPr>
+              <w:t>variations</w:t>
+            </w:r>
+            <w:r>
+              <w:rPr>
+                <w:color w:val="373737"/>
+                <w:sz w:val="17"/>
+              </w:rPr>
+              <w:t xml:space="preserve"> resolves the product's variation records</w:t>
+            </w:r>
+          </w:p>
+        </w:tc>
+        <w:tc>
+          <w:tcPr>
+            <w:shd w:val="clear" w:color="auto" w:fill="F5F8FF"/>
             <w:tcW w:w="2448" w:type="dxa"/>
           </w:tcPr>
           <w:p>
@@ -18462,7 +19125,6 @@
       <w:tr>
         <w:tc>
           <w:tcPr>
-            <w:shd w:val="clear" w:color="auto" w:fill="F5F8FF"/>
             <w:tcW w:w="2304" w:type="dxa"/>
           </w:tcPr>
           <w:p>
@@ -18482,7 +19144,7 @@
                 <w:color w:val="1F497D"/>
                 <w:sz w:val="17"/>
               </w:rPr>
-              <w:t>SPARK-PROD-G11-2</w:t>
+              <w:t>PRODUCT-BE-G-12</w:t>
             </w:r>
           </w:p>
           <w:p>
@@ -18494,194 +19156,251 @@
                 <w:rFonts w:ascii="Courier New" w:hAnsi="Courier New"/>
                 <w:sz w:val="17"/>
               </w:rPr>
-              <w:t>Product.associateProductsAsks</w:t>
-            </w:r>
-            <w:r>
-              <w:rPr>
-                <w:color w:val="373737"/>
-                <w:sz w:val="17"/>
-              </w:rPr>
-              <w:t xml:space="preserve"> + </w:t>
+              <w:t>Product.division</w:t>
+            </w:r>
+            <w:r>
+              <w:rPr>
+                <w:color w:val="373737"/>
+                <w:sz w:val="17"/>
+              </w:rPr>
+              <w:t xml:space="preserve"> </w:t>
+            </w:r>
+            <w:r>
+              <w:rPr>
+                <w:b/>
+                <w:color w:val="373737"/>
+                <w:sz w:val="17"/>
+              </w:rPr>
+              <w:t>bug fix</w:t>
+            </w:r>
+            <w:r>
+              <w:rPr>
+                <w:color w:val="373737"/>
+                <w:sz w:val="17"/>
+              </w:rPr>
+              <w:t xml:space="preserve"> (wrong loader)</w:t>
+            </w:r>
+          </w:p>
+        </w:tc>
+        <w:tc>
+          <w:tcPr>
+            <w:tcW w:w="1080" w:type="dxa"/>
+          </w:tcPr>
+          <w:p>
+            <w:pPr>
+              <w:spacing w:after="20"/>
+            </w:pPr>
+            <w:r>
+              <w:rPr>
+                <w:color w:val="1E7A34"/>
+                <w:sz w:val="17"/>
+              </w:rPr>
+              <w:t>🟢 Low [XS]</w:t>
+            </w:r>
+          </w:p>
+        </w:tc>
+        <w:tc>
+          <w:tcPr>
+            <w:tcW w:w="1655" w:type="dxa"/>
+          </w:tcPr>
+          <w:p>
+            <w:pPr>
+              <w:spacing w:after="20"/>
+            </w:pPr>
+            <w:r>
+              <w:rPr>
+                <w:color w:val="444444"/>
+                <w:sz w:val="17"/>
+              </w:rPr>
+              <w:t>Field Resolver</w:t>
+            </w:r>
+          </w:p>
+          <w:p>
+            <w:pPr>
+              <w:spacing w:after="20"/>
+            </w:pPr>
+            <w:r>
+              <w:rPr>
+                <w:color w:val="444444"/>
+                <w:sz w:val="16"/>
+              </w:rPr>
+              <w:t xml:space="preserve">Calls: </w:t>
+            </w:r>
+            <w:r>
+              <w:rPr>
+                <w:color w:val="373737"/>
+                <w:sz w:val="16"/>
+              </w:rPr>
+              <w:t>ig</w:t>
+            </w:r>
+          </w:p>
+        </w:tc>
+        <w:tc>
+          <w:tcPr>
+            <w:tcW w:w="1296" w:type="dxa"/>
+          </w:tcPr>
+          <w:p>
+            <w:pPr>
+              <w:spacing w:after="20"/>
+            </w:pPr>
+            <w:r>
+              <w:rPr>
+                <w:color w:val="444444"/>
+                <w:sz w:val="17"/>
+              </w:rPr>
+              <w:t>—</w:t>
+            </w:r>
+          </w:p>
+        </w:tc>
+        <w:tc>
+          <w:tcPr>
+            <w:tcW w:w="4320" w:type="dxa"/>
+          </w:tcPr>
+          <w:p>
+            <w:pPr>
+              <w:spacing w:after="20"/>
+            </w:pPr>
+            <w:r>
+              <w:rPr>
+                <w:b/>
+                <w:color w:val="373737"/>
+                <w:sz w:val="17"/>
+              </w:rPr>
+              <w:t xml:space="preserve">Intent — </w:t>
+            </w:r>
+            <w:r>
+              <w:rPr>
+                <w:color w:val="373737"/>
+                <w:sz w:val="17"/>
+              </w:rPr>
+              <w:t xml:space="preserve">Fix the wrong-loader bug so </w:t>
             </w:r>
             <w:r>
               <w:rPr>
                 <w:rFonts w:ascii="Courier New" w:hAnsi="Courier New"/>
                 <w:sz w:val="17"/>
               </w:rPr>
-              <w:t>Product.variations</w:t>
-            </w:r>
-          </w:p>
-        </w:tc>
-        <w:tc>
-          <w:tcPr>
-            <w:shd w:val="clear" w:color="auto" w:fill="F5F8FF"/>
-            <w:tcW w:w="1080" w:type="dxa"/>
-          </w:tcPr>
-          <w:p>
-            <w:pPr>
-              <w:spacing w:after="20"/>
-            </w:pPr>
-            <w:r>
-              <w:rPr>
-                <w:color w:val="9B7A00"/>
-                <w:sz w:val="17"/>
-              </w:rPr>
-              <w:t>🟡 Medium [M]</w:t>
-            </w:r>
-          </w:p>
-        </w:tc>
-        <w:tc>
-          <w:tcPr>
-            <w:shd w:val="clear" w:color="auto" w:fill="F5F8FF"/>
-            <w:tcW w:w="1655" w:type="dxa"/>
-          </w:tcPr>
-          <w:p>
-            <w:pPr>
-              <w:spacing w:after="20"/>
+              <w:t>division</w:t>
+            </w:r>
+            <w:r>
+              <w:rPr>
+                <w:color w:val="373737"/>
+                <w:sz w:val="17"/>
+              </w:rPr>
+              <w:t xml:space="preserve"> returns the product's actual division.</w:t>
+            </w:r>
+          </w:p>
+          <w:p>
+            <w:pPr>
+              <w:spacing w:after="20"/>
+            </w:pPr>
+            <w:r>
+              <w:rPr>
+                <w:b/>
+                <w:color w:val="373737"/>
+                <w:sz w:val="17"/>
+              </w:rPr>
+              <w:t xml:space="preserve">Today — </w:t>
+            </w:r>
+            <w:r>
+              <w:rPr>
+                <w:color w:val="373737"/>
+                <w:sz w:val="17"/>
+              </w:rPr>
+              <w:t>Product.division is supposed to return the product's division - (a specific org unit). - Instead, the source code has a copy-paste-style mistake: it calls…</w:t>
+            </w:r>
+          </w:p>
+          <w:p>
+            <w:pPr>
+              <w:spacing w:after="20"/>
+            </w:pPr>
+            <w:r>
+              <w:rPr>
+                <w:b/>
+                <w:color w:val="373737"/>
+                <w:sz w:val="17"/>
+              </w:rPr>
+              <w:t>Done when:</w:t>
+            </w:r>
+          </w:p>
+          <w:p>
+            <w:pPr>
+              <w:spacing w:after="20"/>
+              <w:ind w:left="173"/>
             </w:pPr>
             <w:r>
               <w:rPr>
                 <w:color w:val="444444"/>
                 <w:sz w:val="17"/>
               </w:rPr>
-              <w:t>Field Resolver</w:t>
-            </w:r>
-          </w:p>
-        </w:tc>
-        <w:tc>
-          <w:tcPr>
-            <w:shd w:val="clear" w:color="auto" w:fill="F5F8FF"/>
-            <w:tcW w:w="1296" w:type="dxa"/>
-          </w:tcPr>
-          <w:p>
-            <w:pPr>
-              <w:spacing w:after="20"/>
+              <w:t xml:space="preserve">• </w:t>
+            </w:r>
+            <w:r>
+              <w:rPr>
+                <w:rFonts w:ascii="Courier New" w:hAnsi="Courier New"/>
+                <w:sz w:val="17"/>
+              </w:rPr>
+              <w:t>Product.division</w:t>
+            </w:r>
+            <w:r>
+              <w:rPr>
+                <w:color w:val="373737"/>
+                <w:sz w:val="17"/>
+              </w:rPr>
+              <w:t xml:space="preserve"> and </w:t>
+            </w:r>
+            <w:r>
+              <w:rPr>
+                <w:rFonts w:ascii="Courier New" w:hAnsi="Courier New"/>
+                <w:sz w:val="17"/>
+              </w:rPr>
+              <w:t>DopplerDepartment.division</w:t>
+            </w:r>
+            <w:r>
+              <w:rPr>
+                <w:color w:val="373737"/>
+                <w:sz w:val="17"/>
+              </w:rPr>
+              <w:t xml:space="preserve"> both return the true division shape (via </w:t>
+            </w:r>
+            <w:r>
+              <w:rPr>
+                <w:rFonts w:ascii="Courier New" w:hAnsi="Courier New"/>
+                <w:sz w:val="17"/>
+              </w:rPr>
+              <w:t>DivisionService</w:t>
+            </w:r>
+            <w:r>
+              <w:rPr>
+                <w:color w:val="373737"/>
+                <w:sz w:val="17"/>
+              </w:rPr>
+              <w:t>), not the department shape</w:t>
+            </w:r>
+          </w:p>
+          <w:p>
+            <w:pPr>
+              <w:spacing w:after="20"/>
+              <w:ind w:left="173"/>
             </w:pPr>
             <w:r>
               <w:rPr>
                 <w:color w:val="444444"/>
                 <w:sz w:val="17"/>
               </w:rPr>
-              <w:t>—</w:t>
-            </w:r>
-          </w:p>
-        </w:tc>
-        <w:tc>
-          <w:tcPr>
-            <w:shd w:val="clear" w:color="auto" w:fill="F5F8FF"/>
-            <w:tcW w:w="4320" w:type="dxa"/>
-          </w:tcPr>
-          <w:p>
-            <w:pPr>
-              <w:spacing w:after="20"/>
-            </w:pPr>
-            <w:r>
-              <w:rPr>
-                <w:b/>
-                <w:color w:val="373737"/>
-                <w:sz w:val="17"/>
-              </w:rPr>
-              <w:t xml:space="preserve">Intent — </w:t>
-            </w:r>
-            <w:r>
-              <w:rPr>
-                <w:color w:val="373737"/>
-                <w:sz w:val="17"/>
-              </w:rPr>
-              <w:t>Resolve two sibling passthroughs (product-asks and variations).</w:t>
-            </w:r>
-          </w:p>
-          <w:p>
-            <w:pPr>
-              <w:spacing w:after="20"/>
-            </w:pPr>
-            <w:r>
-              <w:rPr>
-                <w:b/>
-                <w:color w:val="373737"/>
-                <w:sz w:val="17"/>
-              </w:rPr>
-              <w:t xml:space="preserve">Today — </w:t>
-            </w:r>
-            <w:r>
-              <w:rPr>
-                <w:color w:val="373737"/>
-                <w:sz w:val="17"/>
-              </w:rPr>
-              <w:t>two straightforward sibling passthroughs — associateProductsAsks - (the product-ask records tied to this product) and variations (sibling product variation records) —…</w:t>
-            </w:r>
-          </w:p>
-          <w:p>
-            <w:pPr>
-              <w:spacing w:after="20"/>
-            </w:pPr>
-            <w:r>
-              <w:rPr>
-                <w:b/>
-                <w:color w:val="373737"/>
-                <w:sz w:val="17"/>
-              </w:rPr>
-              <w:t>Done when:</w:t>
-            </w:r>
-          </w:p>
-          <w:p>
-            <w:pPr>
-              <w:spacing w:after="20"/>
-              <w:ind w:left="173"/>
-            </w:pPr>
-            <w:r>
-              <w:rPr>
-                <w:color w:val="444444"/>
-                <w:sz w:val="17"/>
-              </w:rPr>
               <w:t xml:space="preserve">• </w:t>
             </w:r>
             <w:r>
               <w:rPr>
-                <w:rFonts w:ascii="Courier New" w:hAnsi="Courier New"/>
-                <w:sz w:val="17"/>
-              </w:rPr>
-              <w:t>associateProductsAsks</w:t>
-            </w:r>
-            <w:r>
-              <w:rPr>
-                <w:color w:val="373737"/>
-                <w:sz w:val="17"/>
-              </w:rPr>
-              <w:t xml:space="preserve"> resolves the product's ask records</w:t>
-            </w:r>
-          </w:p>
-          <w:p>
-            <w:pPr>
-              <w:spacing w:after="20"/>
-              <w:ind w:left="173"/>
-            </w:pPr>
-            <w:r>
-              <w:rPr>
-                <w:color w:val="444444"/>
-                <w:sz w:val="17"/>
-              </w:rPr>
-              <w:t xml:space="preserve">• </w:t>
-            </w:r>
-            <w:r>
-              <w:rPr>
-                <w:rFonts w:ascii="Courier New" w:hAnsi="Courier New"/>
-                <w:sz w:val="17"/>
-              </w:rPr>
-              <w:t>variations</w:t>
-            </w:r>
-            <w:r>
-              <w:rPr>
-                <w:color w:val="373737"/>
-                <w:sz w:val="17"/>
-              </w:rPr>
-              <w:t xml:space="preserve"> resolves the product's variation records</w:t>
-            </w:r>
-          </w:p>
-        </w:tc>
-        <w:tc>
-          <w:tcPr>
-            <w:shd w:val="clear" w:color="auto" w:fill="F5F8FF"/>
+                <w:color w:val="373737"/>
+                <w:sz w:val="17"/>
+              </w:rPr>
+              <w:t>The client-shape-change risk is logged with the PO and confirmed via a client survey before rollout</w:t>
+            </w:r>
+          </w:p>
+        </w:tc>
+        <w:tc>
+          <w:tcPr>
             <w:tcW w:w="2448" w:type="dxa"/>
           </w:tcPr>
           <w:p>
@@ -18701,6 +19420,7 @@
       <w:tr>
         <w:tc>
           <w:tcPr>
+            <w:shd w:val="clear" w:color="auto" w:fill="F5F8FF"/>
             <w:tcW w:w="2304" w:type="dxa"/>
           </w:tcPr>
           <w:p>
@@ -18720,46 +19440,25 @@
                 <w:color w:val="1F497D"/>
                 <w:sz w:val="17"/>
               </w:rPr>
-              <w:t>SPARK-PROD-G12</w:t>
-            </w:r>
-          </w:p>
-          <w:p>
-            <w:pPr>
-              <w:spacing w:after="20"/>
-            </w:pPr>
-            <w:r>
-              <w:rPr>
-                <w:rFonts w:ascii="Courier New" w:hAnsi="Courier New"/>
-                <w:sz w:val="17"/>
-              </w:rPr>
-              <w:t>Product.division</w:t>
-            </w:r>
-            <w:r>
-              <w:rPr>
-                <w:color w:val="373737"/>
-                <w:sz w:val="17"/>
-              </w:rPr>
-              <w:t xml:space="preserve"> </w:t>
-            </w:r>
-            <w:r>
-              <w:rPr>
-                <w:b/>
-                <w:color w:val="373737"/>
-                <w:sz w:val="17"/>
-              </w:rPr>
-              <w:t>bug fix</w:t>
-            </w:r>
-            <w:r>
-              <w:rPr>
-                <w:color w:val="373737"/>
-                <w:sz w:val="17"/>
-              </w:rPr>
-              <w:t xml:space="preserve"> (wrong loader)</w:t>
-            </w:r>
-          </w:p>
-        </w:tc>
-        <w:tc>
-          <w:tcPr>
+              <w:t>PRODUCT-BE-G-13</w:t>
+            </w:r>
+          </w:p>
+          <w:p>
+            <w:pPr>
+              <w:spacing w:after="20"/>
+            </w:pPr>
+            <w:r>
+              <w:rPr>
+                <w:color w:val="373737"/>
+                <w:sz w:val="17"/>
+              </w:rPr>
+              <w:t>IG/tag/tcin/spg + template trivial-field group</w:t>
+            </w:r>
+          </w:p>
+        </w:tc>
+        <w:tc>
+          <w:tcPr>
+            <w:shd w:val="clear" w:color="auto" w:fill="F5F8FF"/>
             <w:tcW w:w="1080" w:type="dxa"/>
           </w:tcPr>
           <w:p>
@@ -18768,15 +19467,16 @@
             </w:pPr>
             <w:r>
               <w:rPr>
-                <w:color w:val="1E7A34"/>
-                <w:sz w:val="17"/>
-              </w:rPr>
-              <w:t>🟢 Low [XS]</w:t>
-            </w:r>
-          </w:p>
-        </w:tc>
-        <w:tc>
-          <w:tcPr>
+                <w:color w:val="9B7A00"/>
+                <w:sz w:val="17"/>
+              </w:rPr>
+              <w:t>🟡 Medium [M]</w:t>
+            </w:r>
+          </w:p>
+        </w:tc>
+        <w:tc>
+          <w:tcPr>
+            <w:shd w:val="clear" w:color="auto" w:fill="F5F8FF"/>
             <w:tcW w:w="1655" w:type="dxa"/>
           </w:tcPr>
           <w:p>
@@ -18807,12 +19507,13 @@
                 <w:color w:val="373737"/>
                 <w:sz w:val="16"/>
               </w:rPr>
-              <w:t>ig</w:t>
-            </w:r>
-          </w:p>
-        </w:tc>
-        <w:tc>
-          <w:tcPr>
+              <w:t>ig, tag, corona</w:t>
+            </w:r>
+          </w:p>
+        </w:tc>
+        <w:tc>
+          <w:tcPr>
+            <w:shd w:val="clear" w:color="auto" w:fill="F5F8FF"/>
             <w:tcW w:w="1296" w:type="dxa"/>
           </w:tcPr>
           <w:p>
@@ -18830,6 +19531,7 @@
         </w:tc>
         <w:tc>
           <w:tcPr>
+            <w:shd w:val="clear" w:color="auto" w:fill="F5F8FF"/>
             <w:tcW w:w="4320" w:type="dxa"/>
           </w:tcPr>
           <w:p>
@@ -18849,21 +19551,7 @@
                 <w:color w:val="373737"/>
                 <w:sz w:val="17"/>
               </w:rPr>
-              <w:t xml:space="preserve">Fix the wrong-loader bug so </w:t>
-            </w:r>
-            <w:r>
-              <w:rPr>
-                <w:rFonts w:ascii="Courier New" w:hAnsi="Courier New"/>
-                <w:sz w:val="17"/>
-              </w:rPr>
-              <w:t>division</w:t>
-            </w:r>
-            <w:r>
-              <w:rPr>
-                <w:color w:val="373737"/>
-                <w:sz w:val="17"/>
-              </w:rPr>
-              <w:t xml:space="preserve"> returns the product's actual division.</w:t>
+              <w:t>Resolve a group of trivial IG / tag / TCIN / template fields.</w:t>
             </w:r>
           </w:p>
           <w:p>
@@ -18883,7 +19571,7 @@
                 <w:color w:val="373737"/>
                 <w:sz w:val="17"/>
               </w:rPr>
-              <w:t>Product.division is supposed to return the product's division - (a specific org unit). - Instead, the source code has a copy-paste-style mistake: it calls…</w:t>
+              <w:t>department/departments/clazz/brand/brands/divisions/productTemplateDepartments, tags, tcins, SPARK_Tcin.itemDetails (CORONA), SPARK_PackagingAttribute.spg (internal…</w:t>
             </w:r>
           </w:p>
           <w:p>
@@ -18913,70 +19601,16 @@
             </w:r>
             <w:r>
               <w:rPr>
-                <w:rFonts w:ascii="Courier New" w:hAnsi="Courier New"/>
-                <w:sz w:val="17"/>
-              </w:rPr>
-              <w:t>Product.division</w:t>
-            </w:r>
-            <w:r>
-              <w:rPr>
-                <w:color w:val="373737"/>
-                <w:sz w:val="17"/>
-              </w:rPr>
-              <w:t xml:space="preserve"> and </w:t>
-            </w:r>
-            <w:r>
-              <w:rPr>
-                <w:rFonts w:ascii="Courier New" w:hAnsi="Courier New"/>
-                <w:sz w:val="17"/>
-              </w:rPr>
-              <w:t>DopplerDepartment.division</w:t>
-            </w:r>
-            <w:r>
-              <w:rPr>
-                <w:color w:val="373737"/>
-                <w:sz w:val="17"/>
-              </w:rPr>
-              <w:t xml:space="preserve"> both return the true division shape (via </w:t>
-            </w:r>
-            <w:r>
-              <w:rPr>
-                <w:rFonts w:ascii="Courier New" w:hAnsi="Courier New"/>
-                <w:sz w:val="17"/>
-              </w:rPr>
-              <w:t>DivisionService</w:t>
-            </w:r>
-            <w:r>
-              <w:rPr>
-                <w:color w:val="373737"/>
-                <w:sz w:val="17"/>
-              </w:rPr>
-              <w:t>), not the department shape</w:t>
-            </w:r>
-          </w:p>
-          <w:p>
-            <w:pPr>
-              <w:spacing w:after="20"/>
-              <w:ind w:left="173"/>
-            </w:pPr>
-            <w:r>
-              <w:rPr>
-                <w:color w:val="444444"/>
-                <w:sz w:val="17"/>
-              </w:rPr>
-              <w:t xml:space="preserve">• </w:t>
-            </w:r>
-            <w:r>
-              <w:rPr>
-                <w:color w:val="373737"/>
-                <w:sz w:val="17"/>
-              </w:rPr>
-              <w:t>The client-shape-change risk is logged with the PO and confirmed via a client survey before rollout</w:t>
-            </w:r>
-          </w:p>
-        </w:tc>
-        <w:tc>
-          <w:tcPr>
+                <w:color w:val="373737"/>
+                <w:sz w:val="17"/>
+              </w:rPr>
+              <w:t>each field resolves to the right source</w:t>
+            </w:r>
+          </w:p>
+        </w:tc>
+        <w:tc>
+          <w:tcPr>
+            <w:shd w:val="clear" w:color="auto" w:fill="F5F8FF"/>
             <w:tcW w:w="2448" w:type="dxa"/>
           </w:tcPr>
           <w:p>
@@ -18996,7 +19630,6 @@
       <w:tr>
         <w:tc>
           <w:tcPr>
-            <w:shd w:val="clear" w:color="auto" w:fill="F5F8FF"/>
             <w:tcW w:w="2304" w:type="dxa"/>
           </w:tcPr>
           <w:p>
@@ -19016,25 +19649,24 @@
                 <w:color w:val="1F497D"/>
                 <w:sz w:val="17"/>
               </w:rPr>
-              <w:t>SPARK-PROD-G13</w:t>
-            </w:r>
-          </w:p>
-          <w:p>
-            <w:pPr>
-              <w:spacing w:after="20"/>
-            </w:pPr>
-            <w:r>
-              <w:rPr>
-                <w:color w:val="373737"/>
-                <w:sz w:val="17"/>
-              </w:rPr>
-              <w:t>IG/tag/tcin/spg + template trivial-field group</w:t>
-            </w:r>
-          </w:p>
-        </w:tc>
-        <w:tc>
-          <w:tcPr>
-            <w:shd w:val="clear" w:color="auto" w:fill="F5F8FF"/>
+              <w:t>PRODUCT-BE-G-14</w:t>
+            </w:r>
+          </w:p>
+          <w:p>
+            <w:pPr>
+              <w:spacing w:after="20"/>
+            </w:pPr>
+            <w:r>
+              <w:rPr>
+                <w:color w:val="373737"/>
+                <w:sz w:val="17"/>
+              </w:rPr>
+              <w:t>Simple user/status fields + trivial pass-throughs (bundle)</w:t>
+            </w:r>
+          </w:p>
+        </w:tc>
+        <w:tc>
+          <w:tcPr>
             <w:tcW w:w="1080" w:type="dxa"/>
           </w:tcPr>
           <w:p>
@@ -19043,16 +19675,15 @@
             </w:pPr>
             <w:r>
               <w:rPr>
-                <w:color w:val="9B7A00"/>
-                <w:sz w:val="17"/>
-              </w:rPr>
-              <w:t>🟡 Medium [M]</w:t>
-            </w:r>
-          </w:p>
-        </w:tc>
-        <w:tc>
-          <w:tcPr>
-            <w:shd w:val="clear" w:color="auto" w:fill="F5F8FF"/>
+                <w:color w:val="1E7A34"/>
+                <w:sz w:val="17"/>
+              </w:rPr>
+              <w:t>🟢 Low [XS]</w:t>
+            </w:r>
+          </w:p>
+        </w:tc>
+        <w:tc>
+          <w:tcPr>
             <w:tcW w:w="1655" w:type="dxa"/>
           </w:tcPr>
           <w:p>
@@ -19083,13 +19714,12 @@
                 <w:color w:val="373737"/>
                 <w:sz w:val="16"/>
               </w:rPr>
-              <w:t>ig, tag, corona</w:t>
-            </w:r>
-          </w:p>
-        </w:tc>
-        <w:tc>
-          <w:tcPr>
-            <w:shd w:val="clear" w:color="auto" w:fill="F5F8FF"/>
+              <w:t>userAttributes</w:t>
+            </w:r>
+          </w:p>
+        </w:tc>
+        <w:tc>
+          <w:tcPr>
             <w:tcW w:w="1296" w:type="dxa"/>
           </w:tcPr>
           <w:p>
@@ -19107,7 +19737,6 @@
         </w:tc>
         <w:tc>
           <w:tcPr>
-            <w:shd w:val="clear" w:color="auto" w:fill="F5F8FF"/>
             <w:tcW w:w="4320" w:type="dxa"/>
           </w:tcPr>
           <w:p>
@@ -19127,7 +19756,7 @@
                 <w:color w:val="373737"/>
                 <w:sz w:val="17"/>
               </w:rPr>
-              <w:t>Resolve a group of trivial IG / tag / TCIN / template fields.</w:t>
+              <w:t>Resolve simple people / status fields and trivial pass-throughs.</w:t>
             </w:r>
           </w:p>
           <w:p>
@@ -19147,7 +19776,7 @@
                 <w:color w:val="373737"/>
                 <w:sz w:val="17"/>
               </w:rPr>
-              <w:t>department/departments/clazz/brand/brands/divisions/productTemplateDepartments, tags, tcins, SPARK_Tcin.itemDetails (CORONA), SPARK_PackagingAttribute.spg (internal…</w:t>
+              <w:t>createdBy/updatedBy/versionCreatedBy (user-profile), ProductComponentStatus.updatedBy, SPARK_ResourcesCount.productThumbnailId (re-fetch product), plus ~60 direct…</w:t>
             </w:r>
           </w:p>
           <w:p>
@@ -19180,13 +19809,59 @@
                 <w:color w:val="373737"/>
                 <w:sz w:val="17"/>
               </w:rPr>
-              <w:t>each field resolves to the right source</w:t>
-            </w:r>
-          </w:p>
-        </w:tc>
-        <w:tc>
-          <w:tcPr>
-            <w:shd w:val="clear" w:color="auto" w:fill="F5F8FF"/>
+              <w:t>user fields resolve (null id → null)</w:t>
+            </w:r>
+          </w:p>
+          <w:p>
+            <w:pPr>
+              <w:spacing w:after="20"/>
+              <w:ind w:left="173"/>
+            </w:pPr>
+            <w:r>
+              <w:rPr>
+                <w:color w:val="444444"/>
+                <w:sz w:val="17"/>
+              </w:rPr>
+              <w:t xml:space="preserve">• </w:t>
+            </w:r>
+            <w:r>
+              <w:rPr>
+                <w:rFonts w:ascii="Courier New" w:hAnsi="Courier New"/>
+                <w:sz w:val="17"/>
+              </w:rPr>
+              <w:t>productThumbnailId</w:t>
+            </w:r>
+            <w:r>
+              <w:rPr>
+                <w:color w:val="373737"/>
+                <w:sz w:val="17"/>
+              </w:rPr>
+              <w:t xml:space="preserve"> re-fetches</w:t>
+            </w:r>
+          </w:p>
+          <w:p>
+            <w:pPr>
+              <w:spacing w:after="20"/>
+              <w:ind w:left="173"/>
+            </w:pPr>
+            <w:r>
+              <w:rPr>
+                <w:color w:val="444444"/>
+                <w:sz w:val="17"/>
+              </w:rPr>
+              <w:t xml:space="preserve">• </w:t>
+            </w:r>
+            <w:r>
+              <w:rPr>
+                <w:color w:val="373737"/>
+                <w:sz w:val="17"/>
+              </w:rPr>
+              <w:t>scalars mapped</w:t>
+            </w:r>
+          </w:p>
+        </w:tc>
+        <w:tc>
+          <w:tcPr>
             <w:tcW w:w="2448" w:type="dxa"/>
           </w:tcPr>
           <w:p>
@@ -19206,6 +19881,7 @@
       <w:tr>
         <w:tc>
           <w:tcPr>
+            <w:shd w:val="clear" w:color="auto" w:fill="F5F8FF"/>
             <w:tcW w:w="2304" w:type="dxa"/>
           </w:tcPr>
           <w:p>
@@ -19216,7 +19892,7 @@
               <w:rPr>
                 <w:sz w:val="18"/>
               </w:rPr>
-              <w:t xml:space="preserve">🔸 </w:t>
+              <w:t xml:space="preserve">📄 </w:t>
             </w:r>
             <w:r>
               <w:rPr>
@@ -19225,24 +19901,25 @@
                 <w:color w:val="1F497D"/>
                 <w:sz w:val="17"/>
               </w:rPr>
-              <w:t>SPARK-PROD-G14</w:t>
-            </w:r>
-          </w:p>
-          <w:p>
-            <w:pPr>
-              <w:spacing w:after="20"/>
-            </w:pPr>
-            <w:r>
-              <w:rPr>
-                <w:color w:val="373737"/>
-                <w:sz w:val="17"/>
-              </w:rPr>
-              <w:t>Simple user/status fields + trivial pass-throughs (bundle)</w:t>
-            </w:r>
-          </w:p>
-        </w:tc>
-        <w:tc>
-          <w:tcPr>
+              <w:t>PRODUCT-BE-G-15</w:t>
+            </w:r>
+          </w:p>
+          <w:p>
+            <w:pPr>
+              <w:spacing w:after="20"/>
+            </w:pPr>
+            <w:r>
+              <w:rPr>
+                <w:color w:val="373737"/>
+                <w:sz w:val="17"/>
+              </w:rPr>
+              <w:t>Port product utils to Kotlin</w:t>
+            </w:r>
+          </w:p>
+        </w:tc>
+        <w:tc>
+          <w:tcPr>
+            <w:shd w:val="clear" w:color="auto" w:fill="F5F8FF"/>
             <w:tcW w:w="1080" w:type="dxa"/>
           </w:tcPr>
           <w:p>
@@ -19251,15 +19928,16 @@
             </w:pPr>
             <w:r>
               <w:rPr>
-                <w:color w:val="1E7A34"/>
-                <w:sz w:val="17"/>
-              </w:rPr>
-              <w:t>🟢 Low [XS]</w:t>
-            </w:r>
-          </w:p>
-        </w:tc>
-        <w:tc>
-          <w:tcPr>
+                <w:color w:val="9B7A00"/>
+                <w:sz w:val="17"/>
+              </w:rPr>
+              <w:t>🟡 Medium [M]</w:t>
+            </w:r>
+          </w:p>
+        </w:tc>
+        <w:tc>
+          <w:tcPr>
+            <w:shd w:val="clear" w:color="auto" w:fill="F5F8FF"/>
             <w:tcW w:w="1655" w:type="dxa"/>
           </w:tcPr>
           <w:p>
@@ -19271,9 +19949,15 @@
                 <w:color w:val="444444"/>
                 <w:sz w:val="17"/>
               </w:rPr>
-              <w:t>Field Resolver</w:t>
-            </w:r>
-          </w:p>
+              <w:t>Service</w:t>
+            </w:r>
+          </w:p>
+        </w:tc>
+        <w:tc>
+          <w:tcPr>
+            <w:shd w:val="clear" w:color="auto" w:fill="F5F8FF"/>
+            <w:tcW w:w="1296" w:type="dxa"/>
+          </w:tcPr>
           <w:p>
             <w:pPr>
               <w:spacing w:after="20"/>
@@ -19281,91 +19965,88 @@
             <w:r>
               <w:rPr>
                 <w:color w:val="444444"/>
-                <w:sz w:val="16"/>
-              </w:rPr>
-              <w:t xml:space="preserve">Calls: </w:t>
-            </w:r>
-            <w:r>
-              <w:rPr>
-                <w:color w:val="373737"/>
-                <w:sz w:val="16"/>
-              </w:rPr>
-              <w:t>userAttributes</w:t>
-            </w:r>
-          </w:p>
-        </w:tc>
-        <w:tc>
-          <w:tcPr>
-            <w:tcW w:w="1296" w:type="dxa"/>
-          </w:tcPr>
-          <w:p>
-            <w:pPr>
-              <w:spacing w:after="20"/>
+                <w:sz w:val="17"/>
+              </w:rPr>
+              <w:t>—</w:t>
+            </w:r>
+          </w:p>
+        </w:tc>
+        <w:tc>
+          <w:tcPr>
+            <w:shd w:val="clear" w:color="auto" w:fill="F5F8FF"/>
+            <w:tcW w:w="4320" w:type="dxa"/>
+          </w:tcPr>
+          <w:p>
+            <w:pPr>
+              <w:spacing w:after="20"/>
+            </w:pPr>
+            <w:r>
+              <w:rPr>
+                <w:b/>
+                <w:color w:val="373737"/>
+                <w:sz w:val="17"/>
+              </w:rPr>
+              <w:t xml:space="preserve">Intent — </w:t>
+            </w:r>
+            <w:r>
+              <w:rPr>
+                <w:color w:val="373737"/>
+                <w:sz w:val="17"/>
+              </w:rPr>
+              <w:t>Port the shared product utility helpers to Kotlin.</w:t>
+            </w:r>
+          </w:p>
+          <w:p>
+            <w:pPr>
+              <w:spacing w:after="20"/>
+            </w:pPr>
+            <w:r>
+              <w:rPr>
+                <w:b/>
+                <w:color w:val="373737"/>
+                <w:sz w:val="17"/>
+              </w:rPr>
+              <w:t xml:space="preserve">Today — </w:t>
+            </w:r>
+            <w:r>
+              <w:rPr>
+                <w:color w:val="373737"/>
+                <w:sz w:val="17"/>
+              </w:rPr>
+              <w:t>attachmentUtils, partnerUtils, teamUtils, productUtils, componentStatusUtils, resolvePaging, vmmUtils, accessControlUtils, removePartnerUtils</w:t>
+            </w:r>
+          </w:p>
+          <w:p>
+            <w:pPr>
+              <w:spacing w:after="20"/>
+            </w:pPr>
+            <w:r>
+              <w:rPr>
+                <w:b/>
+                <w:color w:val="373737"/>
+                <w:sz w:val="17"/>
+              </w:rPr>
+              <w:t>Done when:</w:t>
+            </w:r>
+          </w:p>
+          <w:p>
+            <w:pPr>
+              <w:spacing w:after="20"/>
+              <w:ind w:left="173"/>
             </w:pPr>
             <w:r>
               <w:rPr>
                 <w:color w:val="444444"/>
                 <w:sz w:val="17"/>
               </w:rPr>
-              <w:t>—</w:t>
-            </w:r>
-          </w:p>
-        </w:tc>
-        <w:tc>
-          <w:tcPr>
-            <w:tcW w:w="4320" w:type="dxa"/>
-          </w:tcPr>
-          <w:p>
-            <w:pPr>
-              <w:spacing w:after="20"/>
-            </w:pPr>
-            <w:r>
-              <w:rPr>
-                <w:b/>
-                <w:color w:val="373737"/>
-                <w:sz w:val="17"/>
-              </w:rPr>
-              <w:t xml:space="preserve">Intent — </w:t>
-            </w:r>
-            <w:r>
-              <w:rPr>
-                <w:color w:val="373737"/>
-                <w:sz w:val="17"/>
-              </w:rPr>
-              <w:t>Resolve simple people / status fields and trivial pass-throughs.</w:t>
-            </w:r>
-          </w:p>
-          <w:p>
-            <w:pPr>
-              <w:spacing w:after="20"/>
-            </w:pPr>
-            <w:r>
-              <w:rPr>
-                <w:b/>
-                <w:color w:val="373737"/>
-                <w:sz w:val="17"/>
-              </w:rPr>
-              <w:t xml:space="preserve">Today — </w:t>
-            </w:r>
-            <w:r>
-              <w:rPr>
-                <w:color w:val="373737"/>
-                <w:sz w:val="17"/>
-              </w:rPr>
-              <w:t>createdBy/updatedBy/versionCreatedBy (user-profile), ProductComponentStatus.updatedBy, SPARK_ResourcesCount.productThumbnailId (re-fetch product), plus ~60 direct…</w:t>
-            </w:r>
-          </w:p>
-          <w:p>
-            <w:pPr>
-              <w:spacing w:after="20"/>
-            </w:pPr>
-            <w:r>
-              <w:rPr>
-                <w:b/>
-                <w:color w:val="373737"/>
-                <w:sz w:val="17"/>
-              </w:rPr>
-              <w:t>Done when:</w:t>
+              <w:t xml:space="preserve">• </w:t>
+            </w:r>
+            <w:r>
+              <w:rPr>
+                <w:color w:val="373737"/>
+                <w:sz w:val="17"/>
+              </w:rPr>
+              <w:t>utils ported with unit tests</w:t>
             </w:r>
           </w:p>
           <w:p>
@@ -19385,7 +20066,7 @@
                 <w:color w:val="373737"/>
                 <w:sz w:val="17"/>
               </w:rPr>
-              <w:t>user fields resolve (null id → null)</w:t>
+              <w:t>counter logic fixed/verified</w:t>
             </w:r>
           </w:p>
           <w:p>
@@ -19402,42 +20083,16 @@
             </w:r>
             <w:r>
               <w:rPr>
-                <w:rFonts w:ascii="Courier New" w:hAnsi="Courier New"/>
-                <w:sz w:val="17"/>
-              </w:rPr>
-              <w:t>productThumbnailId</w:t>
-            </w:r>
-            <w:r>
-              <w:rPr>
-                <w:color w:val="373737"/>
-                <w:sz w:val="17"/>
-              </w:rPr>
-              <w:t xml:space="preserve"> re-fetches</w:t>
-            </w:r>
-          </w:p>
-          <w:p>
-            <w:pPr>
-              <w:spacing w:after="20"/>
-              <w:ind w:left="173"/>
-            </w:pPr>
-            <w:r>
-              <w:rPr>
-                <w:color w:val="444444"/>
-                <w:sz w:val="17"/>
-              </w:rPr>
-              <w:t xml:space="preserve">• </w:t>
-            </w:r>
-            <w:r>
-              <w:rPr>
-                <w:color w:val="373737"/>
-                <w:sz w:val="17"/>
-              </w:rPr>
-              <w:t>scalars mapped</w:t>
-            </w:r>
-          </w:p>
-        </w:tc>
-        <w:tc>
-          <w:tcPr>
+                <w:color w:val="373737"/>
+                <w:sz w:val="17"/>
+              </w:rPr>
+              <w:t>ACL batch parallel-chunked</w:t>
+            </w:r>
+          </w:p>
+        </w:tc>
+        <w:tc>
+          <w:tcPr>
+            <w:shd w:val="clear" w:color="auto" w:fill="F5F8FF"/>
             <w:tcW w:w="2448" w:type="dxa"/>
           </w:tcPr>
           <w:p>
@@ -19457,7 +20112,6 @@
       <w:tr>
         <w:tc>
           <w:tcPr>
-            <w:shd w:val="clear" w:color="auto" w:fill="F5F8FF"/>
             <w:tcW w:w="2304" w:type="dxa"/>
           </w:tcPr>
           <w:p>
@@ -19477,25 +20131,24 @@
                 <w:color w:val="1F497D"/>
                 <w:sz w:val="17"/>
               </w:rPr>
-              <w:t>SPARK-PROD-G15</w:t>
-            </w:r>
-          </w:p>
-          <w:p>
-            <w:pPr>
-              <w:spacing w:after="20"/>
-            </w:pPr>
-            <w:r>
-              <w:rPr>
-                <w:color w:val="373737"/>
-                <w:sz w:val="17"/>
-              </w:rPr>
-              <w:t>Port product utils to Kotlin</w:t>
-            </w:r>
-          </w:p>
-        </w:tc>
-        <w:tc>
-          <w:tcPr>
-            <w:shd w:val="clear" w:color="auto" w:fill="F5F8FF"/>
+              <w:t>PRODUCT-BE-G-16</w:t>
+            </w:r>
+          </w:p>
+          <w:p>
+            <w:pPr>
+              <w:spacing w:after="20"/>
+            </w:pPr>
+            <w:r>
+              <w:rPr>
+                <w:color w:val="373737"/>
+                <w:sz w:val="17"/>
+              </w:rPr>
+              <w:t>Test coverage, parity harness, load &amp; cut-over rehearsal</w:t>
+            </w:r>
+          </w:p>
+        </w:tc>
+        <w:tc>
+          <w:tcPr>
             <w:tcW w:w="1080" w:type="dxa"/>
           </w:tcPr>
           <w:p>
@@ -19504,16 +20157,15 @@
             </w:pPr>
             <w:r>
               <w:rPr>
-                <w:color w:val="9B7A00"/>
-                <w:sz w:val="17"/>
-              </w:rPr>
-              <w:t>🟡 Medium [M]</w:t>
-            </w:r>
-          </w:p>
-        </w:tc>
-        <w:tc>
-          <w:tcPr>
-            <w:shd w:val="clear" w:color="auto" w:fill="F5F8FF"/>
+                <w:color w:val="D35400"/>
+                <w:sz w:val="17"/>
+              </w:rPr>
+              <w:t>🟠 High [L]</w:t>
+            </w:r>
+          </w:p>
+        </w:tc>
+        <w:tc>
+          <w:tcPr>
             <w:tcW w:w="1655" w:type="dxa"/>
           </w:tcPr>
           <w:p>
@@ -19525,13 +20177,12 @@
                 <w:color w:val="444444"/>
                 <w:sz w:val="17"/>
               </w:rPr>
-              <w:t>Service</w:t>
-            </w:r>
-          </w:p>
-        </w:tc>
-        <w:tc>
-          <w:tcPr>
-            <w:shd w:val="clear" w:color="auto" w:fill="F5F8FF"/>
+              <w:t>Tests</w:t>
+            </w:r>
+          </w:p>
+        </w:tc>
+        <w:tc>
+          <w:tcPr>
             <w:tcW w:w="1296" w:type="dxa"/>
           </w:tcPr>
           <w:p>
@@ -19543,234 +20194,7 @@
                 <w:color w:val="444444"/>
                 <w:sz w:val="17"/>
               </w:rPr>
-              <w:t>—</w:t>
-            </w:r>
-          </w:p>
-        </w:tc>
-        <w:tc>
-          <w:tcPr>
-            <w:shd w:val="clear" w:color="auto" w:fill="F5F8FF"/>
-            <w:tcW w:w="4320" w:type="dxa"/>
-          </w:tcPr>
-          <w:p>
-            <w:pPr>
-              <w:spacing w:after="20"/>
-            </w:pPr>
-            <w:r>
-              <w:rPr>
-                <w:b/>
-                <w:color w:val="373737"/>
-                <w:sz w:val="17"/>
-              </w:rPr>
-              <w:t xml:space="preserve">Intent — </w:t>
-            </w:r>
-            <w:r>
-              <w:rPr>
-                <w:color w:val="373737"/>
-                <w:sz w:val="17"/>
-              </w:rPr>
-              <w:t>Port the shared product utility helpers to Kotlin.</w:t>
-            </w:r>
-          </w:p>
-          <w:p>
-            <w:pPr>
-              <w:spacing w:after="20"/>
-            </w:pPr>
-            <w:r>
-              <w:rPr>
-                <w:b/>
-                <w:color w:val="373737"/>
-                <w:sz w:val="17"/>
-              </w:rPr>
-              <w:t xml:space="preserve">Today — </w:t>
-            </w:r>
-            <w:r>
-              <w:rPr>
-                <w:color w:val="373737"/>
-                <w:sz w:val="17"/>
-              </w:rPr>
-              <w:t>attachmentUtils, partnerUtils, teamUtils, productUtils, componentStatusUtils, resolvePaging, vmmUtils, accessControlUtils, removePartnerUtils</w:t>
-            </w:r>
-          </w:p>
-          <w:p>
-            <w:pPr>
-              <w:spacing w:after="20"/>
-            </w:pPr>
-            <w:r>
-              <w:rPr>
-                <w:b/>
-                <w:color w:val="373737"/>
-                <w:sz w:val="17"/>
-              </w:rPr>
-              <w:t>Done when:</w:t>
-            </w:r>
-          </w:p>
-          <w:p>
-            <w:pPr>
-              <w:spacing w:after="20"/>
-              <w:ind w:left="173"/>
-            </w:pPr>
-            <w:r>
-              <w:rPr>
-                <w:color w:val="444444"/>
-                <w:sz w:val="17"/>
-              </w:rPr>
-              <w:t xml:space="preserve">• </w:t>
-            </w:r>
-            <w:r>
-              <w:rPr>
-                <w:color w:val="373737"/>
-                <w:sz w:val="17"/>
-              </w:rPr>
-              <w:t>utils ported with unit tests</w:t>
-            </w:r>
-          </w:p>
-          <w:p>
-            <w:pPr>
-              <w:spacing w:after="20"/>
-              <w:ind w:left="173"/>
-            </w:pPr>
-            <w:r>
-              <w:rPr>
-                <w:color w:val="444444"/>
-                <w:sz w:val="17"/>
-              </w:rPr>
-              <w:t xml:space="preserve">• </w:t>
-            </w:r>
-            <w:r>
-              <w:rPr>
-                <w:color w:val="373737"/>
-                <w:sz w:val="17"/>
-              </w:rPr>
-              <w:t>counter logic fixed/verified</w:t>
-            </w:r>
-          </w:p>
-          <w:p>
-            <w:pPr>
-              <w:spacing w:after="20"/>
-              <w:ind w:left="173"/>
-            </w:pPr>
-            <w:r>
-              <w:rPr>
-                <w:color w:val="444444"/>
-                <w:sz w:val="17"/>
-              </w:rPr>
-              <w:t xml:space="preserve">• </w:t>
-            </w:r>
-            <w:r>
-              <w:rPr>
-                <w:color w:val="373737"/>
-                <w:sz w:val="17"/>
-              </w:rPr>
-              <w:t>ACL batch parallel-chunked</w:t>
-            </w:r>
-          </w:p>
-        </w:tc>
-        <w:tc>
-          <w:tcPr>
-            <w:shd w:val="clear" w:color="auto" w:fill="F5F8FF"/>
-            <w:tcW w:w="2448" w:type="dxa"/>
-          </w:tcPr>
-          <w:p>
-            <w:pPr>
-              <w:spacing w:after="20"/>
-            </w:pPr>
-            <w:r>
-              <w:rPr>
-                <w:color w:val="444444"/>
-                <w:sz w:val="17"/>
-              </w:rPr>
-              <w:t>—</w:t>
-            </w:r>
-          </w:p>
-        </w:tc>
-      </w:tr>
-      <w:tr>
-        <w:tc>
-          <w:tcPr>
-            <w:tcW w:w="2304" w:type="dxa"/>
-          </w:tcPr>
-          <w:p>
-            <w:pPr>
-              <w:spacing w:after="20"/>
-            </w:pPr>
-            <w:r>
-              <w:rPr>
-                <w:sz w:val="18"/>
-              </w:rPr>
-              <w:t xml:space="preserve">📄 </w:t>
-            </w:r>
-            <w:r>
-              <w:rPr>
-                <w:rFonts w:ascii="Courier New" w:hAnsi="Courier New"/>
-                <w:b/>
-                <w:color w:val="1F497D"/>
-                <w:sz w:val="17"/>
-              </w:rPr>
-              <w:t>SPARK-PROD-G16</w:t>
-            </w:r>
-          </w:p>
-          <w:p>
-            <w:pPr>
-              <w:spacing w:after="20"/>
-            </w:pPr>
-            <w:r>
-              <w:rPr>
-                <w:color w:val="373737"/>
-                <w:sz w:val="17"/>
-              </w:rPr>
-              <w:t>Test coverage, parity harness, load &amp; cut-over rehearsal</w:t>
-            </w:r>
-          </w:p>
-        </w:tc>
-        <w:tc>
-          <w:tcPr>
-            <w:tcW w:w="1080" w:type="dxa"/>
-          </w:tcPr>
-          <w:p>
-            <w:pPr>
-              <w:spacing w:after="20"/>
-            </w:pPr>
-            <w:r>
-              <w:rPr>
-                <w:color w:val="D35400"/>
-                <w:sz w:val="17"/>
-              </w:rPr>
-              <w:t>🟠 High [L]</w:t>
-            </w:r>
-          </w:p>
-        </w:tc>
-        <w:tc>
-          <w:tcPr>
-            <w:tcW w:w="1655" w:type="dxa"/>
-          </w:tcPr>
-          <w:p>
-            <w:pPr>
-              <w:spacing w:after="20"/>
-            </w:pPr>
-            <w:r>
-              <w:rPr>
-                <w:color w:val="444444"/>
-                <w:sz w:val="17"/>
-              </w:rPr>
-              <w:t>Tests</w:t>
-            </w:r>
-          </w:p>
-        </w:tc>
-        <w:tc>
-          <w:tcPr>
-            <w:tcW w:w="1296" w:type="dxa"/>
-          </w:tcPr>
-          <w:p>
-            <w:pPr>
-              <w:spacing w:after="20"/>
-            </w:pPr>
-            <w:r>
-              <w:rPr>
-                <w:color w:val="444444"/>
-                <w:sz w:val="17"/>
-              </w:rPr>
-              <w:t>C01, E01, E03, G01, G02</w:t>
+              <w:t>C-01, E-01, E-03, G-01, G-02</w:t>
             </w:r>
           </w:p>
         </w:tc>
